--- a/Appium Blog-7.docx
+++ b/Appium Blog-7.docx
@@ -3,81 +3,1123 @@
 <w:document xmlns:wpc="http://schemas.microsoft.com/office/word/2010/wordprocessingCanvas" xmlns:cx="http://schemas.microsoft.com/office/drawing/2014/chartex" xmlns:cx1="http://schemas.microsoft.com/office/drawing/2015/9/8/chartex" xmlns:mc="http://schemas.openxmlformats.org/markup-compatibility/2006" xmlns:o="urn:schemas-microsoft-com:office:office" xmlns:r="http://schemas.openxmlformats.org/officeDocument/2006/relationships" xmlns:m="http://schemas.openxmlformats.org/officeDocument/2006/math" xmlns:v="urn:schemas-microsoft-com:vml" xmlns:wp14="http://schemas.microsoft.com/office/word/2010/wordprocessingDrawing" xmlns:wp="http://schemas.openxmlformats.org/drawingml/2006/wordprocessingDrawing" xmlns:w10="urn:schemas-microsoft-com:office:word" xmlns:w="http://schemas.openxmlformats.org/wordprocessingml/2006/main" xmlns:w14="http://schemas.microsoft.com/office/word/2010/wordml" xmlns:w15="http://schemas.microsoft.com/office/word/2012/wordml" xmlns:w16se="http://schemas.microsoft.com/office/word/2015/wordml/symex" xmlns:wpg="http://schemas.microsoft.com/office/word/2010/wordprocessingGroup" xmlns:wpi="http://schemas.microsoft.com/office/word/2010/wordprocessingInk" xmlns:wne="http://schemas.microsoft.com/office/word/2006/wordml" xmlns:wps="http://schemas.microsoft.com/office/word/2010/wordprocessingShape" mc:Ignorable="w14 w15 w16se wp14">
   <w:body>
     <w:p>
-      <w:r>
-        <w:t>In our previous blogs, we have seen how to connect the mobile device in Appium Desktop.</w:t>
-      </w:r>
-    </w:p>
-    <w:p/>
-    <w:p>
-      <w:r>
-        <w:t xml:space="preserve">Now it’s time to see how we can connect the device and open the app using Java. Hence Java is our preferred language for this training, I will try to include code snippets for Python as well. </w:t>
-      </w:r>
-    </w:p>
-    <w:p>
-      <w:pPr>
-        <w:rPr>
-          <w:b/>
+      <w:pPr>
+        <w:rPr>
+          <w:rFonts w:ascii="Times New Roman" w:hAnsi="Times New Roman" w:cs="Times New Roman"/>
+          <w:sz w:val="21"/>
+          <w:szCs w:val="21"/>
+        </w:rPr>
+      </w:pPr>
+      <w:r>
+        <w:rPr>
+          <w:rFonts w:ascii="Times New Roman" w:hAnsi="Times New Roman" w:cs="Times New Roman"/>
+          <w:sz w:val="21"/>
+          <w:szCs w:val="21"/>
+        </w:rPr>
+        <w:t>So far</w:t>
+      </w:r>
+      <w:r>
+        <w:rPr>
+          <w:rFonts w:ascii="Times New Roman" w:hAnsi="Times New Roman" w:cs="Times New Roman"/>
+          <w:sz w:val="21"/>
+          <w:szCs w:val="21"/>
+        </w:rPr>
+        <w:t>, we have seen how to connect the mobile device in Appium Desktop.</w:t>
+      </w:r>
+    </w:p>
+    <w:p>
+      <w:pPr>
+        <w:rPr>
+          <w:rFonts w:ascii="Times New Roman" w:hAnsi="Times New Roman" w:cs="Times New Roman"/>
+          <w:sz w:val="21"/>
+          <w:szCs w:val="21"/>
+        </w:rPr>
+      </w:pPr>
+    </w:p>
+    <w:p>
+      <w:pPr>
+        <w:rPr>
+          <w:rFonts w:ascii="Times New Roman" w:hAnsi="Times New Roman" w:cs="Times New Roman"/>
+          <w:sz w:val="21"/>
+          <w:szCs w:val="21"/>
+        </w:rPr>
+      </w:pPr>
+      <w:r>
+        <w:rPr>
+          <w:rFonts w:ascii="Times New Roman" w:hAnsi="Times New Roman" w:cs="Times New Roman"/>
+          <w:sz w:val="21"/>
+          <w:szCs w:val="21"/>
+        </w:rPr>
+        <w:t xml:space="preserve">Now it’s time to see how we can connect the device and </w:t>
+      </w:r>
+      <w:r>
+        <w:rPr>
+          <w:rFonts w:ascii="Times New Roman" w:hAnsi="Times New Roman" w:cs="Times New Roman"/>
+          <w:sz w:val="21"/>
+          <w:szCs w:val="21"/>
+        </w:rPr>
+        <w:t>start</w:t>
+      </w:r>
+      <w:r>
+        <w:rPr>
+          <w:rFonts w:ascii="Times New Roman" w:hAnsi="Times New Roman" w:cs="Times New Roman"/>
+          <w:sz w:val="21"/>
+          <w:szCs w:val="21"/>
+        </w:rPr>
+        <w:t xml:space="preserve"> </w:t>
+      </w:r>
+      <w:r>
+        <w:rPr>
+          <w:rFonts w:ascii="Times New Roman" w:hAnsi="Times New Roman" w:cs="Times New Roman"/>
+          <w:sz w:val="21"/>
+          <w:szCs w:val="21"/>
+        </w:rPr>
+        <w:t xml:space="preserve">testing </w:t>
+      </w:r>
+      <w:r>
+        <w:rPr>
+          <w:rFonts w:ascii="Times New Roman" w:hAnsi="Times New Roman" w:cs="Times New Roman"/>
+          <w:sz w:val="21"/>
+          <w:szCs w:val="21"/>
+        </w:rPr>
+        <w:t xml:space="preserve">the app using Java. Hence Java is our preferred language for this training, I will try to include code snippets for Python as well. </w:t>
+      </w:r>
+    </w:p>
+    <w:p>
+      <w:pPr>
+        <w:rPr>
+          <w:rFonts w:ascii="Times New Roman" w:hAnsi="Times New Roman" w:cs="Times New Roman"/>
+          <w:b/>
+          <w:sz w:val="21"/>
+          <w:szCs w:val="21"/>
           <w:u w:val="single"/>
         </w:rPr>
       </w:pPr>
       <w:r>
         <w:rPr>
-          <w:b/>
+          <w:rFonts w:ascii="Times New Roman" w:hAnsi="Times New Roman" w:cs="Times New Roman"/>
+          <w:b/>
+          <w:sz w:val="21"/>
+          <w:szCs w:val="21"/>
           <w:u w:val="single"/>
         </w:rPr>
-        <w:t>How to connect our device using Java code?</w:t>
-      </w:r>
-    </w:p>
-    <w:p>
-      <w:r>
-        <w:t>In Selenium grid</w:t>
-      </w:r>
-      <w:r>
-        <w:t>,</w:t>
-      </w:r>
-      <w:r>
-        <w:t xml:space="preserve"> to connect hub with nodes we use DesiredCapabilities class right? </w:t>
-      </w:r>
-    </w:p>
-    <w:p>
-      <w:r>
-        <w:t>Appium also works in the same way. We need “DesiredCapabilities” class to identify the device connected using Key/Value pair.</w:t>
-      </w:r>
-    </w:p>
-    <w:p>
-      <w:r>
+        <w:t xml:space="preserve">How to </w:t>
+      </w:r>
+      <w:r>
+        <w:rPr>
+          <w:rFonts w:ascii="Times New Roman" w:hAnsi="Times New Roman" w:cs="Times New Roman"/>
+          <w:b/>
+          <w:sz w:val="21"/>
+          <w:szCs w:val="21"/>
+          <w:u w:val="single"/>
+        </w:rPr>
+        <w:t>connect to Appium using</w:t>
+      </w:r>
+      <w:r>
+        <w:rPr>
+          <w:rFonts w:ascii="Times New Roman" w:hAnsi="Times New Roman" w:cs="Times New Roman"/>
+          <w:b/>
+          <w:sz w:val="21"/>
+          <w:szCs w:val="21"/>
+          <w:u w:val="single"/>
+        </w:rPr>
+        <w:t xml:space="preserve"> Java code?</w:t>
+      </w:r>
+    </w:p>
+    <w:p>
+      <w:pPr>
+        <w:rPr>
+          <w:rFonts w:ascii="Times New Roman" w:hAnsi="Times New Roman" w:cs="Times New Roman"/>
+          <w:sz w:val="21"/>
+          <w:szCs w:val="21"/>
+        </w:rPr>
+      </w:pPr>
+      <w:r>
+        <w:rPr>
+          <w:rFonts w:ascii="Times New Roman" w:hAnsi="Times New Roman" w:cs="Times New Roman"/>
+          <w:sz w:val="21"/>
+          <w:szCs w:val="21"/>
+        </w:rPr>
+        <w:t xml:space="preserve">As we all know Appium will connect to any mobile device with the help of </w:t>
+      </w:r>
+      <w:proofErr w:type="spellStart"/>
+      <w:r>
+        <w:rPr>
+          <w:rFonts w:ascii="Times New Roman" w:hAnsi="Times New Roman" w:cs="Times New Roman"/>
+          <w:sz w:val="21"/>
+          <w:szCs w:val="21"/>
+        </w:rPr>
+        <w:t>DesiredCapability</w:t>
+      </w:r>
+      <w:proofErr w:type="spellEnd"/>
+      <w:r>
+        <w:rPr>
+          <w:rFonts w:ascii="Times New Roman" w:hAnsi="Times New Roman" w:cs="Times New Roman"/>
+          <w:sz w:val="21"/>
+          <w:szCs w:val="21"/>
+        </w:rPr>
+        <w:t>. In this session we are going to discuss about how internally our Java code is communicating with Appium with the help of Appium libraries.</w:t>
+      </w:r>
+    </w:p>
+    <w:p>
+      <w:pPr>
+        <w:rPr>
+          <w:rFonts w:ascii="Times New Roman" w:hAnsi="Times New Roman" w:cs="Times New Roman"/>
+          <w:sz w:val="21"/>
+          <w:szCs w:val="21"/>
+        </w:rPr>
+      </w:pPr>
+      <w:r>
+        <w:rPr>
+          <w:rFonts w:ascii="Times New Roman" w:hAnsi="Times New Roman" w:cs="Times New Roman"/>
+          <w:sz w:val="21"/>
+          <w:szCs w:val="21"/>
+        </w:rPr>
+        <w:t xml:space="preserve"> Have you ever worked in </w:t>
+      </w:r>
+      <w:r>
+        <w:rPr>
+          <w:rFonts w:ascii="Times New Roman" w:hAnsi="Times New Roman" w:cs="Times New Roman"/>
+          <w:sz w:val="21"/>
+          <w:szCs w:val="21"/>
+        </w:rPr>
+        <w:t>Selenium grid</w:t>
+      </w:r>
+      <w:r>
+        <w:rPr>
+          <w:rFonts w:ascii="Times New Roman" w:hAnsi="Times New Roman" w:cs="Times New Roman"/>
+          <w:sz w:val="21"/>
+          <w:szCs w:val="21"/>
+        </w:rPr>
+        <w:t xml:space="preserve">? If yes, then it will be very easy for you guys to understand the Appium </w:t>
+      </w:r>
+      <w:r>
+        <w:rPr>
+          <w:rFonts w:ascii="Times New Roman" w:hAnsi="Times New Roman" w:cs="Times New Roman"/>
+          <w:sz w:val="21"/>
+          <w:szCs w:val="21"/>
+        </w:rPr>
+        <w:t>design</w:t>
+      </w:r>
+      <w:r>
+        <w:rPr>
+          <w:rFonts w:ascii="Times New Roman" w:hAnsi="Times New Roman" w:cs="Times New Roman"/>
+          <w:sz w:val="21"/>
+          <w:szCs w:val="21"/>
+        </w:rPr>
+        <w:t xml:space="preserve">. For example, in Selenium Grid we will use </w:t>
+      </w:r>
+      <w:proofErr w:type="spellStart"/>
+      <w:r>
+        <w:rPr>
+          <w:rFonts w:ascii="Times New Roman" w:hAnsi="Times New Roman" w:cs="Times New Roman"/>
+          <w:sz w:val="21"/>
+          <w:szCs w:val="21"/>
+        </w:rPr>
+        <w:t>DesiredCapability</w:t>
+      </w:r>
+      <w:proofErr w:type="spellEnd"/>
+      <w:r>
+        <w:rPr>
+          <w:rFonts w:ascii="Times New Roman" w:hAnsi="Times New Roman" w:cs="Times New Roman"/>
+          <w:sz w:val="21"/>
+          <w:szCs w:val="21"/>
+        </w:rPr>
+        <w:t xml:space="preserve"> to help Selenium grid library to identify the</w:t>
+      </w:r>
+      <w:r>
+        <w:rPr>
+          <w:rFonts w:ascii="Times New Roman" w:hAnsi="Times New Roman" w:cs="Times New Roman"/>
+          <w:sz w:val="21"/>
+          <w:szCs w:val="21"/>
+        </w:rPr>
+        <w:t xml:space="preserve"> nodes</w:t>
+      </w:r>
+      <w:r>
+        <w:rPr>
+          <w:rFonts w:ascii="Times New Roman" w:hAnsi="Times New Roman" w:cs="Times New Roman"/>
+          <w:sz w:val="21"/>
+          <w:szCs w:val="21"/>
+        </w:rPr>
+        <w:t xml:space="preserve"> r</w:t>
+      </w:r>
+      <w:r>
+        <w:rPr>
+          <w:rFonts w:ascii="Times New Roman" w:hAnsi="Times New Roman" w:cs="Times New Roman"/>
+          <w:sz w:val="21"/>
+          <w:szCs w:val="21"/>
+        </w:rPr>
+        <w:t xml:space="preserve">ight? </w:t>
+      </w:r>
+      <w:r>
+        <w:rPr>
+          <w:rFonts w:ascii="Times New Roman" w:hAnsi="Times New Roman" w:cs="Times New Roman"/>
+          <w:sz w:val="21"/>
+          <w:szCs w:val="21"/>
+        </w:rPr>
+        <w:t xml:space="preserve">Appium also uses the </w:t>
+      </w:r>
+      <w:r>
+        <w:rPr>
+          <w:rFonts w:ascii="Times New Roman" w:hAnsi="Times New Roman" w:cs="Times New Roman"/>
+          <w:sz w:val="21"/>
+          <w:szCs w:val="21"/>
+        </w:rPr>
+        <w:t xml:space="preserve">same methodology. Appium server </w:t>
+      </w:r>
+      <w:r>
+        <w:rPr>
+          <w:rFonts w:ascii="Times New Roman" w:hAnsi="Times New Roman" w:cs="Times New Roman"/>
+          <w:sz w:val="21"/>
+          <w:szCs w:val="21"/>
+        </w:rPr>
+        <w:t>acts as a Hub and the mobiles devices/ Simulators/Emulators connected will be treated as a Node. Please go through Appium architecture in our previous Blog in case of any doubts.</w:t>
+      </w:r>
+    </w:p>
+    <w:p>
+      <w:pPr>
+        <w:rPr>
+          <w:rFonts w:ascii="Times New Roman" w:hAnsi="Times New Roman" w:cs="Times New Roman"/>
+          <w:sz w:val="21"/>
+          <w:szCs w:val="21"/>
+        </w:rPr>
+      </w:pPr>
+    </w:p>
+    <w:p>
+      <w:pPr>
+        <w:rPr>
+          <w:rFonts w:ascii="Times New Roman" w:hAnsi="Times New Roman" w:cs="Times New Roman"/>
+          <w:b/>
+          <w:sz w:val="21"/>
+          <w:szCs w:val="21"/>
+          <w:u w:val="single"/>
+        </w:rPr>
+      </w:pPr>
+      <w:r>
+        <w:rPr>
+          <w:rFonts w:ascii="Times New Roman" w:hAnsi="Times New Roman" w:cs="Times New Roman"/>
+          <w:b/>
+          <w:sz w:val="21"/>
+          <w:szCs w:val="21"/>
+          <w:u w:val="single"/>
+        </w:rPr>
+        <w:t>How to connect device using Java code via Appium?</w:t>
+      </w:r>
+    </w:p>
+    <w:p>
+      <w:pPr>
+        <w:rPr>
+          <w:rFonts w:ascii="Times New Roman" w:hAnsi="Times New Roman" w:cs="Times New Roman"/>
+          <w:sz w:val="21"/>
+          <w:szCs w:val="21"/>
+        </w:rPr>
+      </w:pPr>
+      <w:r>
+        <w:rPr>
+          <w:rFonts w:ascii="Times New Roman" w:hAnsi="Times New Roman" w:cs="Times New Roman"/>
+          <w:sz w:val="21"/>
+          <w:szCs w:val="21"/>
+        </w:rPr>
+        <w:t>To access Appium from our java code, we need to include the same “</w:t>
+      </w:r>
+      <w:proofErr w:type="spellStart"/>
+      <w:r>
+        <w:rPr>
+          <w:rFonts w:ascii="Times New Roman" w:hAnsi="Times New Roman" w:cs="Times New Roman"/>
+          <w:sz w:val="21"/>
+          <w:szCs w:val="21"/>
+        </w:rPr>
+        <w:t>DesiredCapabilities</w:t>
+      </w:r>
+      <w:proofErr w:type="spellEnd"/>
+      <w:r>
+        <w:rPr>
+          <w:rFonts w:ascii="Times New Roman" w:hAnsi="Times New Roman" w:cs="Times New Roman"/>
+          <w:sz w:val="21"/>
+          <w:szCs w:val="21"/>
+        </w:rPr>
+        <w:t xml:space="preserve">” that we used to connect mobile with Appium desktop. </w:t>
+      </w:r>
+    </w:p>
+    <w:p>
+      <w:pPr>
+        <w:rPr>
+          <w:rFonts w:ascii="Times New Roman" w:hAnsi="Times New Roman" w:cs="Times New Roman"/>
+          <w:sz w:val="21"/>
+          <w:szCs w:val="21"/>
+        </w:rPr>
+      </w:pPr>
+      <w:r>
+        <w:rPr>
+          <w:rFonts w:ascii="Times New Roman" w:hAnsi="Times New Roman" w:cs="Times New Roman"/>
+          <w:sz w:val="21"/>
+          <w:szCs w:val="21"/>
+        </w:rPr>
+        <w:t>Appium desktop</w:t>
+      </w:r>
+      <w:r>
+        <w:rPr>
+          <w:rFonts w:ascii="Times New Roman" w:hAnsi="Times New Roman" w:cs="Times New Roman"/>
+          <w:sz w:val="21"/>
+          <w:szCs w:val="21"/>
+        </w:rPr>
+        <w:t xml:space="preserve"> we </w:t>
+      </w:r>
+      <w:r>
+        <w:rPr>
+          <w:rFonts w:ascii="Times New Roman" w:hAnsi="Times New Roman" w:cs="Times New Roman"/>
+          <w:sz w:val="21"/>
+          <w:szCs w:val="21"/>
+        </w:rPr>
+        <w:t>used</w:t>
+      </w:r>
+      <w:r>
+        <w:rPr>
+          <w:rFonts w:ascii="Times New Roman" w:hAnsi="Times New Roman" w:cs="Times New Roman"/>
+          <w:sz w:val="21"/>
+          <w:szCs w:val="21"/>
+        </w:rPr>
+        <w:t xml:space="preserve"> GUI, b</w:t>
+      </w:r>
+      <w:r>
+        <w:rPr>
+          <w:rFonts w:ascii="Times New Roman" w:hAnsi="Times New Roman" w:cs="Times New Roman"/>
+          <w:sz w:val="21"/>
+          <w:szCs w:val="21"/>
+        </w:rPr>
+        <w:t xml:space="preserve">ut in our java </w:t>
+      </w:r>
+      <w:r>
+        <w:rPr>
+          <w:rFonts w:ascii="Times New Roman" w:hAnsi="Times New Roman" w:cs="Times New Roman"/>
+          <w:sz w:val="21"/>
+          <w:szCs w:val="21"/>
+        </w:rPr>
+        <w:t>program</w:t>
+      </w:r>
+      <w:r>
+        <w:rPr>
+          <w:rFonts w:ascii="Times New Roman" w:hAnsi="Times New Roman" w:cs="Times New Roman"/>
+          <w:sz w:val="21"/>
+          <w:szCs w:val="21"/>
+        </w:rPr>
+        <w:t xml:space="preserve"> we need to include a </w:t>
+      </w:r>
+      <w:r>
+        <w:rPr>
+          <w:rFonts w:ascii="Times New Roman" w:hAnsi="Times New Roman" w:cs="Times New Roman"/>
+          <w:sz w:val="21"/>
+          <w:szCs w:val="21"/>
+        </w:rPr>
+        <w:t xml:space="preserve">class </w:t>
+      </w:r>
+      <w:r>
+        <w:rPr>
+          <w:rFonts w:ascii="Times New Roman" w:hAnsi="Times New Roman" w:cs="Times New Roman"/>
+          <w:sz w:val="21"/>
+          <w:szCs w:val="21"/>
+        </w:rPr>
+        <w:t>called “</w:t>
+      </w:r>
+      <w:proofErr w:type="spellStart"/>
+      <w:r>
+        <w:rPr>
+          <w:rFonts w:ascii="Times New Roman" w:hAnsi="Times New Roman" w:cs="Times New Roman"/>
+          <w:sz w:val="21"/>
+          <w:szCs w:val="21"/>
+        </w:rPr>
+        <w:t>DesiredCapabilities</w:t>
+      </w:r>
+      <w:proofErr w:type="spellEnd"/>
+      <w:r>
+        <w:rPr>
+          <w:rFonts w:ascii="Times New Roman" w:hAnsi="Times New Roman" w:cs="Times New Roman"/>
+          <w:sz w:val="21"/>
+          <w:szCs w:val="21"/>
+        </w:rPr>
+        <w:t>”</w:t>
+      </w:r>
+      <w:r>
+        <w:rPr>
+          <w:rFonts w:ascii="Times New Roman" w:hAnsi="Times New Roman" w:cs="Times New Roman"/>
+          <w:sz w:val="21"/>
+          <w:szCs w:val="21"/>
+        </w:rPr>
+        <w:t xml:space="preserve"> </w:t>
+      </w:r>
+      <w:r>
+        <w:rPr>
+          <w:rFonts w:ascii="Times New Roman" w:hAnsi="Times New Roman" w:cs="Times New Roman"/>
+          <w:sz w:val="21"/>
+          <w:szCs w:val="21"/>
+        </w:rPr>
+        <w:t>form the package “</w:t>
+      </w:r>
+      <w:proofErr w:type="spellStart"/>
+      <w:r>
+        <w:rPr>
+          <w:rFonts w:ascii="Times New Roman" w:hAnsi="Times New Roman" w:cs="Times New Roman"/>
+          <w:sz w:val="21"/>
+          <w:szCs w:val="21"/>
+        </w:rPr>
+        <w:fldChar w:fldCharType="begin"/>
+      </w:r>
+      <w:r>
+        <w:rPr>
+          <w:rFonts w:ascii="Times New Roman" w:hAnsi="Times New Roman" w:cs="Times New Roman"/>
+          <w:sz w:val="21"/>
+          <w:szCs w:val="21"/>
+        </w:rPr>
+        <w:instrText xml:space="preserve"> HYPERLINK "eclipse-javadoc:%E2%98%82=com.invoiceapp/C:%5C/Users%5C/karth%5C/.m2%5C/repository%5C/org%5C/seleniumhq%5C/selenium%5C/selenium-remote-driver%5C/3.141.59%5C/selenium-remote-driver-3.141.59.jar=/maven.pomderived=/true=/=/maven.pomderived=/true=/=/maven.groupId=/org.seleniumhq.selenium=/=/maven.artifactId=/selenium-remote-driver=/=/maven.version=/3.141.59=/=/maven.scope=/compile=/%3Corg" </w:instrText>
+      </w:r>
+      <w:r>
+        <w:rPr>
+          <w:rFonts w:ascii="Times New Roman" w:hAnsi="Times New Roman" w:cs="Times New Roman"/>
+          <w:sz w:val="21"/>
+          <w:szCs w:val="21"/>
+        </w:rPr>
+        <w:fldChar w:fldCharType="separate"/>
+      </w:r>
+      <w:r>
+        <w:rPr>
+          <w:rStyle w:val="Hyperlink"/>
+          <w:rFonts w:ascii="Times New Roman" w:hAnsi="Times New Roman" w:cs="Times New Roman"/>
+          <w:color w:val="000000"/>
+          <w:sz w:val="21"/>
+          <w:szCs w:val="21"/>
+          <w:u w:val="none"/>
+        </w:rPr>
+        <w:t>org</w:t>
+      </w:r>
+      <w:r>
+        <w:rPr>
+          <w:rFonts w:ascii="Times New Roman" w:hAnsi="Times New Roman" w:cs="Times New Roman"/>
+          <w:sz w:val="21"/>
+          <w:szCs w:val="21"/>
+        </w:rPr>
+        <w:fldChar w:fldCharType="end"/>
+      </w:r>
+      <w:r>
+        <w:rPr>
+          <w:rFonts w:ascii="Times New Roman" w:hAnsi="Times New Roman" w:cs="Times New Roman"/>
+          <w:sz w:val="21"/>
+          <w:szCs w:val="21"/>
+        </w:rPr>
+        <w:t>.</w:t>
+      </w:r>
+      <w:hyperlink r:id="rId5" w:history="1">
+        <w:proofErr w:type="gramStart"/>
+        <w:r>
+          <w:rPr>
+            <w:rStyle w:val="Hyperlink"/>
+            <w:rFonts w:ascii="Times New Roman" w:hAnsi="Times New Roman" w:cs="Times New Roman"/>
+            <w:color w:val="000000"/>
+            <w:sz w:val="21"/>
+            <w:szCs w:val="21"/>
+            <w:u w:val="none"/>
+          </w:rPr>
+          <w:t>openqa</w:t>
+        </w:r>
+        <w:proofErr w:type="gramEnd"/>
+      </w:hyperlink>
+      <w:r>
+        <w:rPr>
+          <w:rFonts w:ascii="Times New Roman" w:hAnsi="Times New Roman" w:cs="Times New Roman"/>
+          <w:sz w:val="21"/>
+          <w:szCs w:val="21"/>
+        </w:rPr>
+        <w:t>.</w:t>
+      </w:r>
+      <w:hyperlink r:id="rId6" w:history="1">
+        <w:proofErr w:type="gramStart"/>
+        <w:r>
+          <w:rPr>
+            <w:rStyle w:val="Hyperlink"/>
+            <w:rFonts w:ascii="Times New Roman" w:hAnsi="Times New Roman" w:cs="Times New Roman"/>
+            <w:color w:val="000000"/>
+            <w:sz w:val="21"/>
+            <w:szCs w:val="21"/>
+            <w:u w:val="none"/>
+          </w:rPr>
+          <w:t>selenium</w:t>
+        </w:r>
+        <w:proofErr w:type="gramEnd"/>
+      </w:hyperlink>
+      <w:r>
+        <w:rPr>
+          <w:rFonts w:ascii="Times New Roman" w:hAnsi="Times New Roman" w:cs="Times New Roman"/>
+          <w:sz w:val="21"/>
+          <w:szCs w:val="21"/>
+        </w:rPr>
+        <w:t>.</w:t>
+      </w:r>
+      <w:hyperlink r:id="rId7" w:history="1">
+        <w:proofErr w:type="gramStart"/>
+        <w:r>
+          <w:rPr>
+            <w:rStyle w:val="Hyperlink"/>
+            <w:rFonts w:ascii="Times New Roman" w:hAnsi="Times New Roman" w:cs="Times New Roman"/>
+            <w:color w:val="000000"/>
+            <w:sz w:val="21"/>
+            <w:szCs w:val="21"/>
+            <w:u w:val="none"/>
+          </w:rPr>
+          <w:t>remote</w:t>
+        </w:r>
+        <w:proofErr w:type="gramEnd"/>
+      </w:hyperlink>
+      <w:r>
+        <w:rPr>
+          <w:rFonts w:ascii="Times New Roman" w:hAnsi="Times New Roman" w:cs="Times New Roman"/>
+          <w:sz w:val="21"/>
+          <w:szCs w:val="21"/>
+        </w:rPr>
+        <w:t>.DesiredCapabilities</w:t>
+      </w:r>
+      <w:proofErr w:type="spellEnd"/>
+      <w:r>
+        <w:rPr>
+          <w:rFonts w:ascii="Times New Roman" w:hAnsi="Times New Roman" w:cs="Times New Roman"/>
+          <w:sz w:val="21"/>
+          <w:szCs w:val="21"/>
+        </w:rPr>
+        <w:t xml:space="preserve">” to </w:t>
+      </w:r>
+      <w:r>
+        <w:rPr>
+          <w:rFonts w:ascii="Times New Roman" w:hAnsi="Times New Roman" w:cs="Times New Roman"/>
+          <w:sz w:val="21"/>
+          <w:szCs w:val="21"/>
+        </w:rPr>
+        <w:t>identify the device connected using Key/Value pair.</w:t>
+      </w:r>
+    </w:p>
+    <w:p>
+      <w:pPr>
+        <w:rPr>
+          <w:rFonts w:ascii="Times New Roman" w:hAnsi="Times New Roman" w:cs="Times New Roman"/>
+          <w:sz w:val="21"/>
+          <w:szCs w:val="21"/>
+        </w:rPr>
+      </w:pPr>
+      <w:r>
+        <w:rPr>
+          <w:rFonts w:ascii="Times New Roman" w:hAnsi="Times New Roman" w:cs="Times New Roman"/>
+          <w:sz w:val="21"/>
+          <w:szCs w:val="21"/>
+        </w:rPr>
+        <w:t xml:space="preserve">Have you noticed the package name? Yes we are importing it from Selenium grid support libraries. </w:t>
+      </w:r>
+      <w:r>
+        <w:rPr>
+          <w:rFonts w:ascii="Times New Roman" w:hAnsi="Times New Roman" w:cs="Times New Roman"/>
+          <w:sz w:val="21"/>
+          <w:szCs w:val="21"/>
+        </w:rPr>
+        <w:t>With the help of method</w:t>
+      </w:r>
+      <w:r>
+        <w:rPr>
+          <w:rFonts w:ascii="Times New Roman" w:hAnsi="Times New Roman" w:cs="Times New Roman"/>
+          <w:sz w:val="21"/>
+          <w:szCs w:val="21"/>
+        </w:rPr>
+        <w:t xml:space="preserve"> </w:t>
+      </w:r>
+      <w:proofErr w:type="spellStart"/>
+      <w:r>
+        <w:rPr>
+          <w:rFonts w:ascii="Times New Roman" w:hAnsi="Times New Roman" w:cs="Times New Roman"/>
+          <w:sz w:val="21"/>
+          <w:szCs w:val="21"/>
+        </w:rPr>
+        <w:t>setCapability</w:t>
+      </w:r>
+      <w:proofErr w:type="spellEnd"/>
+      <w:r>
+        <w:rPr>
+          <w:rFonts w:ascii="Times New Roman" w:hAnsi="Times New Roman" w:cs="Times New Roman"/>
+          <w:sz w:val="21"/>
+          <w:szCs w:val="21"/>
+        </w:rPr>
+        <w:t xml:space="preserve"> we can get the mobile device attributes using the interface “</w:t>
+      </w:r>
+      <w:proofErr w:type="spellStart"/>
+      <w:r>
+        <w:rPr>
+          <w:rFonts w:ascii="Times New Roman" w:hAnsi="Times New Roman" w:cs="Times New Roman"/>
+          <w:sz w:val="21"/>
+          <w:szCs w:val="21"/>
+        </w:rPr>
+        <w:t>MobileCapabilityType</w:t>
+      </w:r>
+      <w:proofErr w:type="spellEnd"/>
+      <w:r>
+        <w:rPr>
+          <w:rFonts w:ascii="Times New Roman" w:hAnsi="Times New Roman" w:cs="Times New Roman"/>
+          <w:color w:val="000000"/>
+          <w:sz w:val="21"/>
+          <w:szCs w:val="21"/>
+        </w:rPr>
+        <w:t>”</w:t>
+      </w:r>
+      <w:r>
+        <w:rPr>
+          <w:rFonts w:ascii="Times New Roman" w:hAnsi="Times New Roman" w:cs="Times New Roman"/>
+          <w:sz w:val="21"/>
+          <w:szCs w:val="21"/>
+        </w:rPr>
+        <w:t>. Syntax Below,</w:t>
+      </w:r>
+    </w:p>
+    <w:p>
+      <w:pPr>
+        <w:rPr>
+          <w:rFonts w:ascii="Times New Roman" w:hAnsi="Times New Roman" w:cs="Times New Roman"/>
+          <w:noProof/>
+          <w:sz w:val="21"/>
+          <w:szCs w:val="21"/>
+        </w:rPr>
+      </w:pPr>
+    </w:p>
+    <w:p>
+      <w:pPr>
+        <w:rPr>
+          <w:rFonts w:ascii="Times New Roman" w:hAnsi="Times New Roman" w:cs="Times New Roman"/>
+          <w:noProof/>
+          <w:sz w:val="21"/>
+          <w:szCs w:val="21"/>
+        </w:rPr>
+      </w:pPr>
+      <w:r>
+        <w:rPr>
+          <w:rFonts w:ascii="Times New Roman" w:hAnsi="Times New Roman" w:cs="Times New Roman"/>
+          <w:noProof/>
+          <w:sz w:val="21"/>
+          <w:szCs w:val="21"/>
+        </w:rPr>
+        <w:t>DesiredCapabilities cap = new DesiredCapabilities();</w:t>
+      </w:r>
+      <w:bookmarkStart w:id="0" w:name="_GoBack"/>
+      <w:bookmarkEnd w:id="0"/>
+    </w:p>
+    <w:p>
+      <w:pPr>
+        <w:rPr>
+          <w:rFonts w:ascii="Times New Roman" w:hAnsi="Times New Roman" w:cs="Times New Roman"/>
+          <w:noProof/>
+          <w:sz w:val="21"/>
+          <w:szCs w:val="21"/>
+        </w:rPr>
+      </w:pPr>
+      <w:r>
+        <w:rPr>
+          <w:rFonts w:ascii="Times New Roman" w:hAnsi="Times New Roman" w:cs="Times New Roman"/>
+          <w:noProof/>
+          <w:sz w:val="21"/>
+          <w:szCs w:val="21"/>
+        </w:rPr>
+        <w:t>cap.setCapability(MobileCapabilityType.PLATFORM_NAME, "Android");</w:t>
+      </w:r>
+    </w:p>
+    <w:p>
+      <w:pPr>
+        <w:rPr>
+          <w:rFonts w:ascii="Times New Roman" w:hAnsi="Times New Roman" w:cs="Times New Roman"/>
+          <w:noProof/>
+          <w:sz w:val="21"/>
+          <w:szCs w:val="21"/>
+        </w:rPr>
+      </w:pPr>
+    </w:p>
+    <w:p>
+      <w:pPr>
+        <w:rPr>
+          <w:rFonts w:ascii="Times New Roman" w:hAnsi="Times New Roman" w:cs="Times New Roman"/>
+          <w:noProof/>
+          <w:sz w:val="21"/>
+          <w:szCs w:val="21"/>
+        </w:rPr>
+      </w:pPr>
+      <w:r>
+        <w:rPr>
+          <w:rFonts w:ascii="Times New Roman" w:hAnsi="Times New Roman" w:cs="Times New Roman"/>
+          <w:noProof/>
+          <w:sz w:val="21"/>
+          <w:szCs w:val="21"/>
+        </w:rPr>
+        <w:t>here, DesiredCapabilities is a class and we are creating a strong reference called ‘cap’.</w:t>
+      </w:r>
+    </w:p>
+    <w:p>
+      <w:pPr>
+        <w:rPr>
+          <w:rFonts w:ascii="Times New Roman" w:hAnsi="Times New Roman" w:cs="Times New Roman"/>
+          <w:noProof/>
+          <w:sz w:val="21"/>
+          <w:szCs w:val="21"/>
+        </w:rPr>
+      </w:pPr>
+      <w:r>
+        <w:rPr>
+          <w:rFonts w:ascii="Times New Roman" w:hAnsi="Times New Roman" w:cs="Times New Roman"/>
+          <w:noProof/>
+          <w:sz w:val="21"/>
+          <w:szCs w:val="21"/>
+        </w:rPr>
+        <w:t>With the help of ‘cap’ we are calling the function</w:t>
+      </w:r>
+      <w:r>
+        <w:rPr>
+          <w:rFonts w:ascii="Times New Roman" w:hAnsi="Times New Roman" w:cs="Times New Roman"/>
+          <w:noProof/>
+          <w:sz w:val="21"/>
+          <w:szCs w:val="21"/>
+        </w:rPr>
+        <w:t>/Method</w:t>
+      </w:r>
+      <w:r>
+        <w:rPr>
+          <w:rFonts w:ascii="Times New Roman" w:hAnsi="Times New Roman" w:cs="Times New Roman"/>
+          <w:noProof/>
+          <w:sz w:val="21"/>
+          <w:szCs w:val="21"/>
+        </w:rPr>
+        <w:t xml:space="preserve"> ‘setCapability’ and invoking the interface ‘MobileCapabilityType’ which extends its parent ‘CapabilityType’.</w:t>
+      </w:r>
+    </w:p>
+    <w:p>
+      <w:pPr>
+        <w:rPr>
+          <w:rFonts w:ascii="Times New Roman" w:hAnsi="Times New Roman" w:cs="Times New Roman"/>
+          <w:noProof/>
+          <w:sz w:val="21"/>
+          <w:szCs w:val="21"/>
+        </w:rPr>
+      </w:pPr>
+    </w:p>
+    <w:p>
+      <w:pPr>
+        <w:rPr>
+          <w:rFonts w:ascii="Times New Roman" w:hAnsi="Times New Roman" w:cs="Times New Roman"/>
+          <w:noProof/>
+          <w:sz w:val="21"/>
+          <w:szCs w:val="21"/>
+        </w:rPr>
+      </w:pPr>
+      <w:r>
+        <w:rPr>
+          <w:rFonts w:ascii="Times New Roman" w:hAnsi="Times New Roman" w:cs="Times New Roman"/>
+          <w:noProof/>
+          <w:sz w:val="21"/>
+          <w:szCs w:val="21"/>
+        </w:rPr>
+        <w:t>Remember the below important facts may be helpful at the time of Interview,</w:t>
+      </w:r>
+    </w:p>
+    <w:p>
+      <w:pPr>
+        <w:pStyle w:val="ListParagraph"/>
+        <w:numPr>
+          <w:ilvl w:val="0"/>
+          <w:numId w:val="4"/>
+        </w:numPr>
+        <w:rPr>
+          <w:rFonts w:ascii="Times New Roman" w:hAnsi="Times New Roman" w:cs="Times New Roman"/>
+          <w:noProof/>
+          <w:sz w:val="21"/>
+          <w:szCs w:val="21"/>
+        </w:rPr>
+      </w:pPr>
+      <w:r>
+        <w:rPr>
+          <w:rFonts w:ascii="Times New Roman" w:hAnsi="Times New Roman" w:cs="Times New Roman"/>
+          <w:noProof/>
+          <w:sz w:val="21"/>
+          <w:szCs w:val="21"/>
+        </w:rPr>
+        <w:t>DesiredCapabilities is a class</w:t>
+      </w:r>
+    </w:p>
+    <w:p>
+      <w:pPr>
+        <w:pStyle w:val="ListParagraph"/>
+        <w:numPr>
+          <w:ilvl w:val="0"/>
+          <w:numId w:val="4"/>
+        </w:numPr>
+        <w:rPr>
+          <w:rFonts w:ascii="Times New Roman" w:hAnsi="Times New Roman" w:cs="Times New Roman"/>
+          <w:noProof/>
+          <w:sz w:val="21"/>
+          <w:szCs w:val="21"/>
+        </w:rPr>
+      </w:pPr>
+      <w:r>
+        <w:rPr>
+          <w:rFonts w:ascii="Times New Roman" w:hAnsi="Times New Roman" w:cs="Times New Roman"/>
+          <w:noProof/>
+          <w:sz w:val="21"/>
+          <w:szCs w:val="21"/>
+        </w:rPr>
+        <w:t>Parent class for DesiredCapabilities is MutableCapabilities Class</w:t>
+      </w:r>
+    </w:p>
+    <w:p>
+      <w:pPr>
+        <w:pStyle w:val="ListParagraph"/>
+        <w:numPr>
+          <w:ilvl w:val="0"/>
+          <w:numId w:val="4"/>
+        </w:numPr>
+        <w:rPr>
+          <w:rFonts w:ascii="Times New Roman" w:hAnsi="Times New Roman" w:cs="Times New Roman"/>
+          <w:noProof/>
+          <w:sz w:val="21"/>
+          <w:szCs w:val="21"/>
+        </w:rPr>
+      </w:pPr>
+      <w:r>
+        <w:rPr>
+          <w:rFonts w:ascii="Times New Roman" w:hAnsi="Times New Roman" w:cs="Times New Roman"/>
+          <w:noProof/>
+          <w:sz w:val="21"/>
+          <w:szCs w:val="21"/>
+        </w:rPr>
+        <w:t>setCapability is a method that is inherited from the class MutableCapabilities</w:t>
+      </w:r>
+    </w:p>
+    <w:p>
+      <w:pPr>
+        <w:pStyle w:val="ListParagraph"/>
+        <w:numPr>
+          <w:ilvl w:val="0"/>
+          <w:numId w:val="4"/>
+        </w:numPr>
+        <w:rPr>
+          <w:rFonts w:ascii="Times New Roman" w:hAnsi="Times New Roman" w:cs="Times New Roman"/>
+          <w:noProof/>
+          <w:sz w:val="21"/>
+          <w:szCs w:val="21"/>
+        </w:rPr>
+      </w:pPr>
+      <w:r>
+        <w:rPr>
+          <w:rFonts w:ascii="Times New Roman" w:hAnsi="Times New Roman" w:cs="Times New Roman"/>
+          <w:noProof/>
+          <w:sz w:val="21"/>
+          <w:szCs w:val="21"/>
+        </w:rPr>
+        <w:t>MobileCapabilityType is an Interface which extends org.openqa.selenium.remote.CapabilityType</w:t>
+      </w:r>
+    </w:p>
+    <w:p>
+      <w:pPr>
+        <w:rPr>
+          <w:rFonts w:ascii="Times New Roman" w:hAnsi="Times New Roman" w:cs="Times New Roman"/>
+          <w:noProof/>
+          <w:sz w:val="21"/>
+          <w:szCs w:val="21"/>
+        </w:rPr>
+      </w:pPr>
+      <w:r>
+        <w:rPr>
+          <w:rFonts w:ascii="Times New Roman" w:hAnsi="Times New Roman" w:cs="Times New Roman"/>
+          <w:noProof/>
+          <w:sz w:val="21"/>
+          <w:szCs w:val="21"/>
+        </w:rPr>
+        <w:t xml:space="preserve">                </w:t>
+      </w:r>
+      <w:r>
+        <w:rPr>
+          <w:rFonts w:ascii="Times New Roman" w:hAnsi="Times New Roman" w:cs="Times New Roman"/>
+          <w:noProof/>
+          <w:sz w:val="21"/>
+          <w:szCs w:val="21"/>
+        </w:rPr>
+        <w:drawing>
+          <wp:inline distT="0" distB="0" distL="0" distR="0" wp14:anchorId="62F992D2" wp14:editId="0A58EB62">
+            <wp:extent cx="4219575" cy="190500"/>
+            <wp:effectExtent l="0" t="0" r="9525" b="0"/>
+            <wp:docPr id="3" name="Picture 3"/>
+            <wp:cNvGraphicFramePr>
+              <a:graphicFrameLocks xmlns:a="http://schemas.openxmlformats.org/drawingml/2006/main" noChangeAspect="1"/>
+            </wp:cNvGraphicFramePr>
+            <a:graphic xmlns:a="http://schemas.openxmlformats.org/drawingml/2006/main">
+              <a:graphicData uri="http://schemas.openxmlformats.org/drawingml/2006/picture">
+                <pic:pic xmlns:pic="http://schemas.openxmlformats.org/drawingml/2006/picture">
+                  <pic:nvPicPr>
+                    <pic:cNvPr id="1" name=""/>
+                    <pic:cNvPicPr/>
+                  </pic:nvPicPr>
+                  <pic:blipFill>
+                    <a:blip r:embed="rId8"/>
+                    <a:stretch>
+                      <a:fillRect/>
+                    </a:stretch>
+                  </pic:blipFill>
+                  <pic:spPr>
+                    <a:xfrm>
+                      <a:off x="0" y="0"/>
+                      <a:ext cx="4219575" cy="190500"/>
+                    </a:xfrm>
+                    <a:prstGeom prst="rect">
+                      <a:avLst/>
+                    </a:prstGeom>
+                  </pic:spPr>
+                </pic:pic>
+              </a:graphicData>
+            </a:graphic>
+          </wp:inline>
+        </w:drawing>
+      </w:r>
+    </w:p>
+    <w:p>
+      <w:pPr>
+        <w:rPr>
+          <w:rFonts w:ascii="Times New Roman" w:hAnsi="Times New Roman" w:cs="Times New Roman"/>
+          <w:noProof/>
+          <w:sz w:val="21"/>
+          <w:szCs w:val="21"/>
+        </w:rPr>
+      </w:pPr>
+    </w:p>
+    <w:p>
+      <w:pPr>
+        <w:rPr>
+          <w:rFonts w:ascii="Times New Roman" w:hAnsi="Times New Roman" w:cs="Times New Roman"/>
+          <w:b/>
+          <w:sz w:val="21"/>
+          <w:szCs w:val="21"/>
+          <w:u w:val="single"/>
+        </w:rPr>
+      </w:pPr>
+      <w:r>
+        <w:rPr>
+          <w:rFonts w:ascii="Times New Roman" w:hAnsi="Times New Roman" w:cs="Times New Roman"/>
+          <w:b/>
+          <w:sz w:val="21"/>
+          <w:szCs w:val="21"/>
+          <w:u w:val="single"/>
+        </w:rPr>
+        <w:t>Using what capabilities</w:t>
+      </w:r>
+      <w:r>
+        <w:rPr>
+          <w:rFonts w:ascii="Times New Roman" w:hAnsi="Times New Roman" w:cs="Times New Roman"/>
+          <w:b/>
+          <w:sz w:val="21"/>
+          <w:szCs w:val="21"/>
+          <w:u w:val="single"/>
+        </w:rPr>
+        <w:t xml:space="preserve"> Appium find the Mobile </w:t>
+      </w:r>
+      <w:r>
+        <w:rPr>
+          <w:rFonts w:ascii="Times New Roman" w:hAnsi="Times New Roman" w:cs="Times New Roman"/>
+          <w:b/>
+          <w:sz w:val="21"/>
+          <w:szCs w:val="21"/>
+          <w:u w:val="single"/>
+        </w:rPr>
+        <w:t>Device?</w:t>
+      </w:r>
+    </w:p>
+    <w:p>
+      <w:pPr>
+        <w:rPr>
+          <w:rFonts w:ascii="Times New Roman" w:hAnsi="Times New Roman" w:cs="Times New Roman"/>
+          <w:sz w:val="21"/>
+          <w:szCs w:val="21"/>
+        </w:rPr>
+      </w:pPr>
+      <w:r>
+        <w:rPr>
+          <w:rFonts w:ascii="Times New Roman" w:hAnsi="Times New Roman" w:cs="Times New Roman"/>
+          <w:sz w:val="21"/>
+          <w:szCs w:val="21"/>
+        </w:rPr>
         <w:t xml:space="preserve">Depends on the </w:t>
       </w:r>
       <w:proofErr w:type="spellStart"/>
       <w:r>
+        <w:rPr>
+          <w:rFonts w:ascii="Times New Roman" w:hAnsi="Times New Roman" w:cs="Times New Roman"/>
+          <w:sz w:val="21"/>
+          <w:szCs w:val="21"/>
+        </w:rPr>
         <w:t>platformName</w:t>
       </w:r>
       <w:proofErr w:type="spellEnd"/>
       <w:r>
+        <w:rPr>
+          <w:rFonts w:ascii="Times New Roman" w:hAnsi="Times New Roman" w:cs="Times New Roman"/>
+          <w:sz w:val="21"/>
+          <w:szCs w:val="21"/>
+        </w:rPr>
         <w:t xml:space="preserve"> or </w:t>
       </w:r>
       <w:proofErr w:type="spellStart"/>
       <w:r>
+        <w:rPr>
+          <w:rFonts w:ascii="Times New Roman" w:hAnsi="Times New Roman" w:cs="Times New Roman"/>
+          <w:sz w:val="21"/>
+          <w:szCs w:val="21"/>
+        </w:rPr>
         <w:t>automationName</w:t>
       </w:r>
       <w:proofErr w:type="spellEnd"/>
       <w:r>
+        <w:rPr>
+          <w:rFonts w:ascii="Times New Roman" w:hAnsi="Times New Roman" w:cs="Times New Roman"/>
+          <w:sz w:val="21"/>
+          <w:szCs w:val="21"/>
+        </w:rPr>
         <w:t xml:space="preserve"> given in the capabilities, the corresponding bootstrap loader will be triggered from Appium to find the device connected.</w:t>
       </w:r>
-    </w:p>
-    <w:p>
-      <w:r>
-        <w:t>Below is the architecture of how Appium works.</w:t>
-      </w:r>
-    </w:p>
-    <w:p/>
-    <w:p>
-      <w:r>
-        <w:rPr>
+      <w:r>
+        <w:rPr>
+          <w:rFonts w:ascii="Times New Roman" w:hAnsi="Times New Roman" w:cs="Times New Roman"/>
+          <w:sz w:val="21"/>
+          <w:szCs w:val="21"/>
+        </w:rPr>
+        <w:t xml:space="preserve"> </w:t>
+      </w:r>
+      <w:r>
+        <w:rPr>
+          <w:rFonts w:ascii="Times New Roman" w:hAnsi="Times New Roman" w:cs="Times New Roman"/>
+          <w:sz w:val="21"/>
+          <w:szCs w:val="21"/>
+        </w:rPr>
+        <w:t>S</w:t>
+      </w:r>
+      <w:r>
+        <w:rPr>
+          <w:rFonts w:ascii="Times New Roman" w:hAnsi="Times New Roman" w:cs="Times New Roman"/>
+          <w:sz w:val="21"/>
+          <w:szCs w:val="21"/>
+        </w:rPr>
+        <w:t>et of mobile capabilities are listed below.</w:t>
+      </w:r>
+    </w:p>
+    <w:p>
+      <w:pPr>
+        <w:rPr>
+          <w:rFonts w:ascii="Times New Roman" w:hAnsi="Times New Roman" w:cs="Times New Roman"/>
+          <w:sz w:val="21"/>
+          <w:szCs w:val="21"/>
+        </w:rPr>
+      </w:pPr>
+      <w:r>
+        <w:rPr>
+          <w:rFonts w:ascii="Times New Roman" w:hAnsi="Times New Roman" w:cs="Times New Roman"/>
           <w:noProof/>
+          <w:sz w:val="21"/>
+          <w:szCs w:val="21"/>
         </w:rPr>
         <w:drawing>
-          <wp:inline distT="0" distB="0" distL="0" distR="0" wp14:anchorId="6758380C" wp14:editId="32C8A490">
+          <wp:inline distT="0" distB="0" distL="0" distR="0" wp14:anchorId="5D871DCB" wp14:editId="238EDD7F">
             <wp:extent cx="5943600" cy="1201420"/>
             <wp:effectExtent l="0" t="0" r="0" b="0"/>
             <wp:docPr id="2" name="Picture 2"/>
@@ -92,7 +1134,7 @@
                     <pic:cNvPicPr/>
                   </pic:nvPicPr>
                   <pic:blipFill>
-                    <a:blip r:embed="rId4"/>
+                    <a:blip r:embed="rId9"/>
                     <a:stretch>
                       <a:fillRect/>
                     </a:stretch>
@@ -112,16 +1154,49 @@
           </wp:inline>
         </w:drawing>
       </w:r>
-      <w:bookmarkStart w:id="0" w:name="_GoBack"/>
-      <w:bookmarkEnd w:id="0"/>
+    </w:p>
+    <w:p>
+      <w:pPr>
+        <w:rPr>
+          <w:rFonts w:ascii="Times New Roman" w:hAnsi="Times New Roman" w:cs="Times New Roman"/>
+          <w:sz w:val="21"/>
+          <w:szCs w:val="21"/>
+        </w:rPr>
+      </w:pPr>
+    </w:p>
+    <w:p>
+      <w:pPr>
+        <w:rPr>
+          <w:rFonts w:ascii="Times New Roman" w:hAnsi="Times New Roman" w:cs="Times New Roman"/>
+          <w:sz w:val="21"/>
+          <w:szCs w:val="21"/>
+        </w:rPr>
+      </w:pPr>
+      <w:r>
+        <w:rPr>
+          <w:rFonts w:ascii="Times New Roman" w:hAnsi="Times New Roman" w:cs="Times New Roman"/>
+          <w:sz w:val="21"/>
+          <w:szCs w:val="21"/>
+        </w:rPr>
+        <w:t>Below diagram illustrates how Appium communicates with device</w:t>
+      </w:r>
+      <w:r>
+        <w:rPr>
+          <w:rFonts w:ascii="Times New Roman" w:hAnsi="Times New Roman" w:cs="Times New Roman"/>
+          <w:sz w:val="21"/>
+          <w:szCs w:val="21"/>
+        </w:rPr>
+        <w:t>.</w:t>
+      </w:r>
     </w:p>
     <w:p/>
+    <w:p/>
+    <w:p/>
     <w:p>
       <w:r>
         <w:rPr>
           <w:noProof/>
         </w:rPr>
-        <w:lastRenderedPageBreak/>
         <w:drawing>
           <wp:inline distT="0" distB="0" distL="0" distR="0" wp14:anchorId="2BA6B891" wp14:editId="3AF42D99">
             <wp:extent cx="4686300" cy="8086725"/>
@@ -138,7 +1213,7 @@
                     <pic:cNvPicPr/>
                   </pic:nvPicPr>
                   <pic:blipFill>
-                    <a:blip r:embed="rId5"/>
+                    <a:blip r:embed="rId10"/>
                     <a:stretch>
                       <a:fillRect/>
                     </a:stretch>
@@ -159,6 +1234,7245 @@
         </w:drawing>
       </w:r>
     </w:p>
+    <w:p/>
+    <w:p>
+      <w:pPr>
+        <w:rPr>
+          <w:rFonts w:ascii="Times New Roman" w:hAnsi="Times New Roman" w:cs="Times New Roman"/>
+          <w:b/>
+          <w:sz w:val="21"/>
+          <w:szCs w:val="21"/>
+          <w:u w:val="single"/>
+        </w:rPr>
+      </w:pPr>
+      <w:r>
+        <w:rPr>
+          <w:rFonts w:ascii="Times New Roman" w:hAnsi="Times New Roman" w:cs="Times New Roman"/>
+          <w:b/>
+          <w:sz w:val="21"/>
+          <w:szCs w:val="21"/>
+          <w:u w:val="single"/>
+        </w:rPr>
+        <w:t>How to open test App using Java code?</w:t>
+      </w:r>
+    </w:p>
+    <w:p>
+      <w:pPr>
+        <w:rPr>
+          <w:rFonts w:ascii="Times New Roman" w:hAnsi="Times New Roman" w:cs="Times New Roman"/>
+          <w:sz w:val="21"/>
+          <w:szCs w:val="21"/>
+        </w:rPr>
+      </w:pPr>
+      <w:r>
+        <w:rPr>
+          <w:rFonts w:ascii="Times New Roman" w:hAnsi="Times New Roman" w:cs="Times New Roman"/>
+          <w:sz w:val="21"/>
+          <w:szCs w:val="21"/>
+        </w:rPr>
+        <w:t xml:space="preserve">To start our test execution we can follow two approaches, </w:t>
+      </w:r>
+    </w:p>
+    <w:p>
+      <w:pPr>
+        <w:pStyle w:val="ListParagraph"/>
+        <w:numPr>
+          <w:ilvl w:val="0"/>
+          <w:numId w:val="2"/>
+        </w:numPr>
+        <w:rPr>
+          <w:rFonts w:ascii="Times New Roman" w:hAnsi="Times New Roman" w:cs="Times New Roman"/>
+          <w:sz w:val="21"/>
+          <w:szCs w:val="21"/>
+        </w:rPr>
+      </w:pPr>
+      <w:r>
+        <w:rPr>
+          <w:rFonts w:ascii="Times New Roman" w:hAnsi="Times New Roman" w:cs="Times New Roman"/>
+          <w:sz w:val="21"/>
+          <w:szCs w:val="21"/>
+        </w:rPr>
+        <w:t>Using Appium desktop Server</w:t>
+      </w:r>
+    </w:p>
+    <w:p>
+      <w:pPr>
+        <w:pStyle w:val="ListParagraph"/>
+        <w:numPr>
+          <w:ilvl w:val="0"/>
+          <w:numId w:val="2"/>
+        </w:numPr>
+        <w:rPr>
+          <w:rFonts w:ascii="Times New Roman" w:hAnsi="Times New Roman" w:cs="Times New Roman"/>
+          <w:sz w:val="21"/>
+          <w:szCs w:val="21"/>
+        </w:rPr>
+      </w:pPr>
+      <w:r>
+        <w:rPr>
+          <w:rFonts w:ascii="Times New Roman" w:hAnsi="Times New Roman" w:cs="Times New Roman"/>
+          <w:sz w:val="21"/>
+          <w:szCs w:val="21"/>
+        </w:rPr>
+        <w:t xml:space="preserve">Using Appium command line </w:t>
+      </w:r>
+    </w:p>
+    <w:p>
+      <w:pPr>
+        <w:rPr>
+          <w:rFonts w:ascii="Times New Roman" w:hAnsi="Times New Roman" w:cs="Times New Roman"/>
+          <w:sz w:val="21"/>
+          <w:szCs w:val="21"/>
+        </w:rPr>
+      </w:pPr>
+    </w:p>
+    <w:p>
+      <w:pPr>
+        <w:rPr>
+          <w:rFonts w:ascii="Times New Roman" w:hAnsi="Times New Roman" w:cs="Times New Roman"/>
+          <w:sz w:val="21"/>
+          <w:szCs w:val="21"/>
+        </w:rPr>
+      </w:pPr>
+      <w:r>
+        <w:rPr>
+          <w:rFonts w:ascii="Times New Roman" w:hAnsi="Times New Roman" w:cs="Times New Roman"/>
+          <w:sz w:val="21"/>
+          <w:szCs w:val="21"/>
+        </w:rPr>
+        <w:t>In this article, we will figure out how to using Method 1: Running our test with the help of “Appium Desktop Server”.</w:t>
+      </w:r>
+    </w:p>
+    <w:p>
+      <w:pPr>
+        <w:rPr>
+          <w:rFonts w:ascii="Times New Roman" w:hAnsi="Times New Roman" w:cs="Times New Roman"/>
+          <w:b/>
+          <w:sz w:val="21"/>
+          <w:szCs w:val="21"/>
+          <w:u w:val="single"/>
+        </w:rPr>
+      </w:pPr>
+      <w:r>
+        <w:rPr>
+          <w:rFonts w:ascii="Times New Roman" w:hAnsi="Times New Roman" w:cs="Times New Roman"/>
+          <w:b/>
+          <w:sz w:val="21"/>
+          <w:szCs w:val="21"/>
+          <w:u w:val="single"/>
+        </w:rPr>
+        <w:t xml:space="preserve">Please find the sample code </w:t>
+      </w:r>
+      <w:r>
+        <w:rPr>
+          <w:rFonts w:ascii="Times New Roman" w:hAnsi="Times New Roman" w:cs="Times New Roman"/>
+          <w:b/>
+          <w:sz w:val="21"/>
+          <w:szCs w:val="21"/>
+          <w:u w:val="single"/>
+        </w:rPr>
+        <w:t xml:space="preserve">for launching an Android app </w:t>
+      </w:r>
+      <w:r>
+        <w:rPr>
+          <w:rFonts w:ascii="Times New Roman" w:hAnsi="Times New Roman" w:cs="Times New Roman"/>
+          <w:b/>
+          <w:sz w:val="21"/>
+          <w:szCs w:val="21"/>
+          <w:u w:val="single"/>
+        </w:rPr>
+        <w:t>in Java:</w:t>
+      </w:r>
+    </w:p>
+    <w:p>
+      <w:pPr>
+        <w:rPr>
+          <w:rFonts w:ascii="Times New Roman" w:hAnsi="Times New Roman" w:cs="Times New Roman"/>
+          <w:sz w:val="21"/>
+          <w:szCs w:val="21"/>
+        </w:rPr>
+      </w:pPr>
+      <w:r>
+        <w:rPr>
+          <w:rFonts w:ascii="Times New Roman" w:hAnsi="Times New Roman" w:cs="Times New Roman"/>
+          <w:sz w:val="21"/>
+          <w:szCs w:val="21"/>
+        </w:rPr>
+        <w:t xml:space="preserve">In this sample code, we launched the android app in real device with a basic </w:t>
+      </w:r>
+      <w:proofErr w:type="spellStart"/>
+      <w:r>
+        <w:rPr>
+          <w:rFonts w:ascii="Times New Roman" w:hAnsi="Times New Roman" w:cs="Times New Roman"/>
+          <w:sz w:val="21"/>
+          <w:szCs w:val="21"/>
+        </w:rPr>
+        <w:t>DesiredCapabilities</w:t>
+      </w:r>
+      <w:proofErr w:type="spellEnd"/>
+      <w:r>
+        <w:rPr>
+          <w:rFonts w:ascii="Times New Roman" w:hAnsi="Times New Roman" w:cs="Times New Roman"/>
+          <w:sz w:val="21"/>
+          <w:szCs w:val="21"/>
+        </w:rPr>
+        <w:t xml:space="preserve">. Note: </w:t>
+      </w:r>
+      <w:proofErr w:type="spellStart"/>
+      <w:r>
+        <w:rPr>
+          <w:rFonts w:ascii="Times New Roman" w:hAnsi="Times New Roman" w:cs="Times New Roman"/>
+          <w:sz w:val="21"/>
+          <w:szCs w:val="21"/>
+        </w:rPr>
+        <w:t>TestNG</w:t>
+      </w:r>
+      <w:proofErr w:type="spellEnd"/>
+      <w:r>
+        <w:rPr>
+          <w:rFonts w:ascii="Times New Roman" w:hAnsi="Times New Roman" w:cs="Times New Roman"/>
+          <w:sz w:val="21"/>
+          <w:szCs w:val="21"/>
+        </w:rPr>
+        <w:t xml:space="preserve"> annotations are used only to maintain the test.</w:t>
+      </w:r>
+    </w:p>
+    <w:p>
+      <w:pPr>
+        <w:autoSpaceDE w:val="0"/>
+        <w:autoSpaceDN w:val="0"/>
+        <w:adjustRightInd w:val="0"/>
+        <w:spacing w:after="0" w:line="240" w:lineRule="auto"/>
+        <w:rPr>
+          <w:rFonts w:ascii="Consolas" w:hAnsi="Consolas" w:cs="Consolas"/>
+          <w:sz w:val="20"/>
+          <w:szCs w:val="20"/>
+        </w:rPr>
+      </w:pPr>
+      <w:proofErr w:type="gramStart"/>
+      <w:r>
+        <w:rPr>
+          <w:rFonts w:ascii="Consolas" w:hAnsi="Consolas" w:cs="Consolas"/>
+          <w:b/>
+          <w:bCs/>
+          <w:color w:val="7F0055"/>
+          <w:sz w:val="20"/>
+          <w:szCs w:val="20"/>
+        </w:rPr>
+        <w:t>import</w:t>
+      </w:r>
+      <w:proofErr w:type="gramEnd"/>
+      <w:r>
+        <w:rPr>
+          <w:rFonts w:ascii="Consolas" w:hAnsi="Consolas" w:cs="Consolas"/>
+          <w:color w:val="000000"/>
+          <w:sz w:val="20"/>
+          <w:szCs w:val="20"/>
+        </w:rPr>
+        <w:t xml:space="preserve"> java.net.URL;</w:t>
+      </w:r>
+    </w:p>
+    <w:p>
+      <w:pPr>
+        <w:autoSpaceDE w:val="0"/>
+        <w:autoSpaceDN w:val="0"/>
+        <w:adjustRightInd w:val="0"/>
+        <w:spacing w:after="0" w:line="240" w:lineRule="auto"/>
+        <w:rPr>
+          <w:rFonts w:ascii="Consolas" w:hAnsi="Consolas" w:cs="Consolas"/>
+          <w:sz w:val="20"/>
+          <w:szCs w:val="20"/>
+        </w:rPr>
+      </w:pPr>
+      <w:proofErr w:type="gramStart"/>
+      <w:r>
+        <w:rPr>
+          <w:rFonts w:ascii="Consolas" w:hAnsi="Consolas" w:cs="Consolas"/>
+          <w:b/>
+          <w:bCs/>
+          <w:color w:val="7F0055"/>
+          <w:sz w:val="20"/>
+          <w:szCs w:val="20"/>
+        </w:rPr>
+        <w:t>import</w:t>
+      </w:r>
+      <w:proofErr w:type="gramEnd"/>
+      <w:r>
+        <w:rPr>
+          <w:rFonts w:ascii="Consolas" w:hAnsi="Consolas" w:cs="Consolas"/>
+          <w:color w:val="000000"/>
+          <w:sz w:val="20"/>
+          <w:szCs w:val="20"/>
+        </w:rPr>
+        <w:t xml:space="preserve"> </w:t>
+      </w:r>
+      <w:proofErr w:type="spellStart"/>
+      <w:r>
+        <w:rPr>
+          <w:rFonts w:ascii="Consolas" w:hAnsi="Consolas" w:cs="Consolas"/>
+          <w:color w:val="000000"/>
+          <w:sz w:val="20"/>
+          <w:szCs w:val="20"/>
+        </w:rPr>
+        <w:t>org.openqa.selenium.remote.DesiredCapabilities</w:t>
+      </w:r>
+      <w:proofErr w:type="spellEnd"/>
+      <w:r>
+        <w:rPr>
+          <w:rFonts w:ascii="Consolas" w:hAnsi="Consolas" w:cs="Consolas"/>
+          <w:color w:val="000000"/>
+          <w:sz w:val="20"/>
+          <w:szCs w:val="20"/>
+        </w:rPr>
+        <w:t>;</w:t>
+      </w:r>
+    </w:p>
+    <w:p>
+      <w:pPr>
+        <w:autoSpaceDE w:val="0"/>
+        <w:autoSpaceDN w:val="0"/>
+        <w:adjustRightInd w:val="0"/>
+        <w:spacing w:after="0" w:line="240" w:lineRule="auto"/>
+        <w:rPr>
+          <w:rFonts w:ascii="Consolas" w:hAnsi="Consolas" w:cs="Consolas"/>
+          <w:sz w:val="20"/>
+          <w:szCs w:val="20"/>
+        </w:rPr>
+      </w:pPr>
+      <w:proofErr w:type="gramStart"/>
+      <w:r>
+        <w:rPr>
+          <w:rFonts w:ascii="Consolas" w:hAnsi="Consolas" w:cs="Consolas"/>
+          <w:b/>
+          <w:bCs/>
+          <w:color w:val="7F0055"/>
+          <w:sz w:val="20"/>
+          <w:szCs w:val="20"/>
+        </w:rPr>
+        <w:t>import</w:t>
+      </w:r>
+      <w:proofErr w:type="gramEnd"/>
+      <w:r>
+        <w:rPr>
+          <w:rFonts w:ascii="Consolas" w:hAnsi="Consolas" w:cs="Consolas"/>
+          <w:color w:val="000000"/>
+          <w:sz w:val="20"/>
+          <w:szCs w:val="20"/>
+        </w:rPr>
+        <w:t xml:space="preserve"> </w:t>
+      </w:r>
+      <w:proofErr w:type="spellStart"/>
+      <w:r>
+        <w:rPr>
+          <w:rFonts w:ascii="Consolas" w:hAnsi="Consolas" w:cs="Consolas"/>
+          <w:color w:val="000000"/>
+          <w:sz w:val="20"/>
+          <w:szCs w:val="20"/>
+        </w:rPr>
+        <w:t>org.testng.annotations.AfterMethod</w:t>
+      </w:r>
+      <w:proofErr w:type="spellEnd"/>
+      <w:r>
+        <w:rPr>
+          <w:rFonts w:ascii="Consolas" w:hAnsi="Consolas" w:cs="Consolas"/>
+          <w:color w:val="000000"/>
+          <w:sz w:val="20"/>
+          <w:szCs w:val="20"/>
+        </w:rPr>
+        <w:t>;</w:t>
+      </w:r>
+    </w:p>
+    <w:p>
+      <w:pPr>
+        <w:autoSpaceDE w:val="0"/>
+        <w:autoSpaceDN w:val="0"/>
+        <w:adjustRightInd w:val="0"/>
+        <w:spacing w:after="0" w:line="240" w:lineRule="auto"/>
+        <w:rPr>
+          <w:rFonts w:ascii="Consolas" w:hAnsi="Consolas" w:cs="Consolas"/>
+          <w:sz w:val="20"/>
+          <w:szCs w:val="20"/>
+        </w:rPr>
+      </w:pPr>
+      <w:proofErr w:type="gramStart"/>
+      <w:r>
+        <w:rPr>
+          <w:rFonts w:ascii="Consolas" w:hAnsi="Consolas" w:cs="Consolas"/>
+          <w:b/>
+          <w:bCs/>
+          <w:color w:val="7F0055"/>
+          <w:sz w:val="20"/>
+          <w:szCs w:val="20"/>
+        </w:rPr>
+        <w:t>import</w:t>
+      </w:r>
+      <w:proofErr w:type="gramEnd"/>
+      <w:r>
+        <w:rPr>
+          <w:rFonts w:ascii="Consolas" w:hAnsi="Consolas" w:cs="Consolas"/>
+          <w:color w:val="000000"/>
+          <w:sz w:val="20"/>
+          <w:szCs w:val="20"/>
+        </w:rPr>
+        <w:t xml:space="preserve"> </w:t>
+      </w:r>
+      <w:proofErr w:type="spellStart"/>
+      <w:r>
+        <w:rPr>
+          <w:rFonts w:ascii="Consolas" w:hAnsi="Consolas" w:cs="Consolas"/>
+          <w:color w:val="000000"/>
+          <w:sz w:val="20"/>
+          <w:szCs w:val="20"/>
+        </w:rPr>
+        <w:t>org.testng.annotations.BeforeMethod</w:t>
+      </w:r>
+      <w:proofErr w:type="spellEnd"/>
+      <w:r>
+        <w:rPr>
+          <w:rFonts w:ascii="Consolas" w:hAnsi="Consolas" w:cs="Consolas"/>
+          <w:color w:val="000000"/>
+          <w:sz w:val="20"/>
+          <w:szCs w:val="20"/>
+        </w:rPr>
+        <w:t>;</w:t>
+      </w:r>
+    </w:p>
+    <w:p>
+      <w:pPr>
+        <w:autoSpaceDE w:val="0"/>
+        <w:autoSpaceDN w:val="0"/>
+        <w:adjustRightInd w:val="0"/>
+        <w:spacing w:after="0" w:line="240" w:lineRule="auto"/>
+        <w:rPr>
+          <w:rFonts w:ascii="Consolas" w:hAnsi="Consolas" w:cs="Consolas"/>
+          <w:sz w:val="20"/>
+          <w:szCs w:val="20"/>
+        </w:rPr>
+      </w:pPr>
+      <w:proofErr w:type="gramStart"/>
+      <w:r>
+        <w:rPr>
+          <w:rFonts w:ascii="Consolas" w:hAnsi="Consolas" w:cs="Consolas"/>
+          <w:b/>
+          <w:bCs/>
+          <w:color w:val="7F0055"/>
+          <w:sz w:val="20"/>
+          <w:szCs w:val="20"/>
+        </w:rPr>
+        <w:t>import</w:t>
+      </w:r>
+      <w:proofErr w:type="gramEnd"/>
+      <w:r>
+        <w:rPr>
+          <w:rFonts w:ascii="Consolas" w:hAnsi="Consolas" w:cs="Consolas"/>
+          <w:color w:val="000000"/>
+          <w:sz w:val="20"/>
+          <w:szCs w:val="20"/>
+        </w:rPr>
+        <w:t xml:space="preserve"> </w:t>
+      </w:r>
+      <w:proofErr w:type="spellStart"/>
+      <w:r>
+        <w:rPr>
+          <w:rFonts w:ascii="Consolas" w:hAnsi="Consolas" w:cs="Consolas"/>
+          <w:color w:val="000000"/>
+          <w:sz w:val="20"/>
+          <w:szCs w:val="20"/>
+        </w:rPr>
+        <w:t>org.testng.annotations.Test</w:t>
+      </w:r>
+      <w:proofErr w:type="spellEnd"/>
+      <w:r>
+        <w:rPr>
+          <w:rFonts w:ascii="Consolas" w:hAnsi="Consolas" w:cs="Consolas"/>
+          <w:color w:val="000000"/>
+          <w:sz w:val="20"/>
+          <w:szCs w:val="20"/>
+        </w:rPr>
+        <w:t>;</w:t>
+      </w:r>
+    </w:p>
+    <w:p>
+      <w:pPr>
+        <w:autoSpaceDE w:val="0"/>
+        <w:autoSpaceDN w:val="0"/>
+        <w:adjustRightInd w:val="0"/>
+        <w:spacing w:after="0" w:line="240" w:lineRule="auto"/>
+        <w:rPr>
+          <w:rFonts w:ascii="Consolas" w:hAnsi="Consolas" w:cs="Consolas"/>
+          <w:sz w:val="20"/>
+          <w:szCs w:val="20"/>
+        </w:rPr>
+      </w:pPr>
+      <w:proofErr w:type="gramStart"/>
+      <w:r>
+        <w:rPr>
+          <w:rFonts w:ascii="Consolas" w:hAnsi="Consolas" w:cs="Consolas"/>
+          <w:b/>
+          <w:bCs/>
+          <w:color w:val="7F0055"/>
+          <w:sz w:val="20"/>
+          <w:szCs w:val="20"/>
+        </w:rPr>
+        <w:t>import</w:t>
+      </w:r>
+      <w:proofErr w:type="gramEnd"/>
+      <w:r>
+        <w:rPr>
+          <w:rFonts w:ascii="Consolas" w:hAnsi="Consolas" w:cs="Consolas"/>
+          <w:color w:val="000000"/>
+          <w:sz w:val="20"/>
+          <w:szCs w:val="20"/>
+        </w:rPr>
+        <w:t xml:space="preserve"> </w:t>
+      </w:r>
+      <w:proofErr w:type="spellStart"/>
+      <w:r>
+        <w:rPr>
+          <w:rFonts w:ascii="Consolas" w:hAnsi="Consolas" w:cs="Consolas"/>
+          <w:color w:val="000000"/>
+          <w:sz w:val="20"/>
+          <w:szCs w:val="20"/>
+        </w:rPr>
+        <w:t>io.appium.java_client.AppiumDriver</w:t>
+      </w:r>
+      <w:proofErr w:type="spellEnd"/>
+      <w:r>
+        <w:rPr>
+          <w:rFonts w:ascii="Consolas" w:hAnsi="Consolas" w:cs="Consolas"/>
+          <w:color w:val="000000"/>
+          <w:sz w:val="20"/>
+          <w:szCs w:val="20"/>
+        </w:rPr>
+        <w:t>;</w:t>
+      </w:r>
+    </w:p>
+    <w:p>
+      <w:pPr>
+        <w:autoSpaceDE w:val="0"/>
+        <w:autoSpaceDN w:val="0"/>
+        <w:adjustRightInd w:val="0"/>
+        <w:spacing w:after="0" w:line="240" w:lineRule="auto"/>
+        <w:rPr>
+          <w:rFonts w:ascii="Consolas" w:hAnsi="Consolas" w:cs="Consolas"/>
+          <w:sz w:val="20"/>
+          <w:szCs w:val="20"/>
+        </w:rPr>
+      </w:pPr>
+      <w:proofErr w:type="gramStart"/>
+      <w:r>
+        <w:rPr>
+          <w:rFonts w:ascii="Consolas" w:hAnsi="Consolas" w:cs="Consolas"/>
+          <w:b/>
+          <w:bCs/>
+          <w:color w:val="7F0055"/>
+          <w:sz w:val="20"/>
+          <w:szCs w:val="20"/>
+        </w:rPr>
+        <w:t>import</w:t>
+      </w:r>
+      <w:proofErr w:type="gramEnd"/>
+      <w:r>
+        <w:rPr>
+          <w:rFonts w:ascii="Consolas" w:hAnsi="Consolas" w:cs="Consolas"/>
+          <w:color w:val="000000"/>
+          <w:sz w:val="20"/>
+          <w:szCs w:val="20"/>
+        </w:rPr>
+        <w:t xml:space="preserve"> </w:t>
+      </w:r>
+      <w:proofErr w:type="spellStart"/>
+      <w:r>
+        <w:rPr>
+          <w:rFonts w:ascii="Consolas" w:hAnsi="Consolas" w:cs="Consolas"/>
+          <w:color w:val="000000"/>
+          <w:sz w:val="20"/>
+          <w:szCs w:val="20"/>
+        </w:rPr>
+        <w:t>io.appium.java_client.android.AndroidDriver</w:t>
+      </w:r>
+      <w:proofErr w:type="spellEnd"/>
+      <w:r>
+        <w:rPr>
+          <w:rFonts w:ascii="Consolas" w:hAnsi="Consolas" w:cs="Consolas"/>
+          <w:color w:val="000000"/>
+          <w:sz w:val="20"/>
+          <w:szCs w:val="20"/>
+        </w:rPr>
+        <w:t>;</w:t>
+      </w:r>
+    </w:p>
+    <w:p>
+      <w:pPr>
+        <w:autoSpaceDE w:val="0"/>
+        <w:autoSpaceDN w:val="0"/>
+        <w:adjustRightInd w:val="0"/>
+        <w:spacing w:after="0" w:line="240" w:lineRule="auto"/>
+        <w:rPr>
+          <w:rFonts w:ascii="Consolas" w:hAnsi="Consolas" w:cs="Consolas"/>
+          <w:sz w:val="20"/>
+          <w:szCs w:val="20"/>
+        </w:rPr>
+      </w:pPr>
+      <w:proofErr w:type="gramStart"/>
+      <w:r>
+        <w:rPr>
+          <w:rFonts w:ascii="Consolas" w:hAnsi="Consolas" w:cs="Consolas"/>
+          <w:b/>
+          <w:bCs/>
+          <w:color w:val="7F0055"/>
+          <w:sz w:val="20"/>
+          <w:szCs w:val="20"/>
+        </w:rPr>
+        <w:t>import</w:t>
+      </w:r>
+      <w:proofErr w:type="gramEnd"/>
+      <w:r>
+        <w:rPr>
+          <w:rFonts w:ascii="Consolas" w:hAnsi="Consolas" w:cs="Consolas"/>
+          <w:color w:val="000000"/>
+          <w:sz w:val="20"/>
+          <w:szCs w:val="20"/>
+        </w:rPr>
+        <w:t xml:space="preserve"> </w:t>
+      </w:r>
+      <w:proofErr w:type="spellStart"/>
+      <w:r>
+        <w:rPr>
+          <w:rFonts w:ascii="Consolas" w:hAnsi="Consolas" w:cs="Consolas"/>
+          <w:color w:val="000000"/>
+          <w:sz w:val="20"/>
+          <w:szCs w:val="20"/>
+        </w:rPr>
+        <w:t>io.appium.java_client.android.AndroidElement</w:t>
+      </w:r>
+      <w:proofErr w:type="spellEnd"/>
+      <w:r>
+        <w:rPr>
+          <w:rFonts w:ascii="Consolas" w:hAnsi="Consolas" w:cs="Consolas"/>
+          <w:color w:val="000000"/>
+          <w:sz w:val="20"/>
+          <w:szCs w:val="20"/>
+        </w:rPr>
+        <w:t>;</w:t>
+      </w:r>
+    </w:p>
+    <w:p>
+      <w:pPr>
+        <w:autoSpaceDE w:val="0"/>
+        <w:autoSpaceDN w:val="0"/>
+        <w:adjustRightInd w:val="0"/>
+        <w:spacing w:after="0" w:line="240" w:lineRule="auto"/>
+        <w:rPr>
+          <w:rFonts w:ascii="Consolas" w:hAnsi="Consolas" w:cs="Consolas"/>
+          <w:sz w:val="20"/>
+          <w:szCs w:val="20"/>
+        </w:rPr>
+      </w:pPr>
+      <w:proofErr w:type="gramStart"/>
+      <w:r>
+        <w:rPr>
+          <w:rFonts w:ascii="Consolas" w:hAnsi="Consolas" w:cs="Consolas"/>
+          <w:b/>
+          <w:bCs/>
+          <w:color w:val="7F0055"/>
+          <w:sz w:val="20"/>
+          <w:szCs w:val="20"/>
+        </w:rPr>
+        <w:t>import</w:t>
+      </w:r>
+      <w:proofErr w:type="gramEnd"/>
+      <w:r>
+        <w:rPr>
+          <w:rFonts w:ascii="Consolas" w:hAnsi="Consolas" w:cs="Consolas"/>
+          <w:color w:val="000000"/>
+          <w:sz w:val="20"/>
+          <w:szCs w:val="20"/>
+        </w:rPr>
+        <w:t xml:space="preserve"> </w:t>
+      </w:r>
+      <w:proofErr w:type="spellStart"/>
+      <w:r>
+        <w:rPr>
+          <w:rFonts w:ascii="Consolas" w:hAnsi="Consolas" w:cs="Consolas"/>
+          <w:color w:val="000000"/>
+          <w:sz w:val="20"/>
+          <w:szCs w:val="20"/>
+        </w:rPr>
+        <w:t>io.appium.java_client.remote.AutomationName</w:t>
+      </w:r>
+      <w:proofErr w:type="spellEnd"/>
+      <w:r>
+        <w:rPr>
+          <w:rFonts w:ascii="Consolas" w:hAnsi="Consolas" w:cs="Consolas"/>
+          <w:color w:val="000000"/>
+          <w:sz w:val="20"/>
+          <w:szCs w:val="20"/>
+        </w:rPr>
+        <w:t>;</w:t>
+      </w:r>
+    </w:p>
+    <w:p>
+      <w:pPr>
+        <w:autoSpaceDE w:val="0"/>
+        <w:autoSpaceDN w:val="0"/>
+        <w:adjustRightInd w:val="0"/>
+        <w:spacing w:after="0" w:line="240" w:lineRule="auto"/>
+        <w:rPr>
+          <w:rFonts w:ascii="Consolas" w:hAnsi="Consolas" w:cs="Consolas"/>
+          <w:sz w:val="20"/>
+          <w:szCs w:val="20"/>
+        </w:rPr>
+      </w:pPr>
+      <w:proofErr w:type="gramStart"/>
+      <w:r>
+        <w:rPr>
+          <w:rFonts w:ascii="Consolas" w:hAnsi="Consolas" w:cs="Consolas"/>
+          <w:b/>
+          <w:bCs/>
+          <w:color w:val="7F0055"/>
+          <w:sz w:val="20"/>
+          <w:szCs w:val="20"/>
+        </w:rPr>
+        <w:t>import</w:t>
+      </w:r>
+      <w:proofErr w:type="gramEnd"/>
+      <w:r>
+        <w:rPr>
+          <w:rFonts w:ascii="Consolas" w:hAnsi="Consolas" w:cs="Consolas"/>
+          <w:color w:val="000000"/>
+          <w:sz w:val="20"/>
+          <w:szCs w:val="20"/>
+        </w:rPr>
+        <w:t xml:space="preserve"> </w:t>
+      </w:r>
+      <w:proofErr w:type="spellStart"/>
+      <w:r>
+        <w:rPr>
+          <w:rFonts w:ascii="Consolas" w:hAnsi="Consolas" w:cs="Consolas"/>
+          <w:color w:val="000000"/>
+          <w:sz w:val="20"/>
+          <w:szCs w:val="20"/>
+        </w:rPr>
+        <w:t>io.appium.java_client.remote.MobileCapabilityType</w:t>
+      </w:r>
+      <w:proofErr w:type="spellEnd"/>
+      <w:r>
+        <w:rPr>
+          <w:rFonts w:ascii="Consolas" w:hAnsi="Consolas" w:cs="Consolas"/>
+          <w:color w:val="000000"/>
+          <w:sz w:val="20"/>
+          <w:szCs w:val="20"/>
+        </w:rPr>
+        <w:t>;</w:t>
+      </w:r>
+    </w:p>
+    <w:p>
+      <w:pPr>
+        <w:autoSpaceDE w:val="0"/>
+        <w:autoSpaceDN w:val="0"/>
+        <w:adjustRightInd w:val="0"/>
+        <w:spacing w:after="0" w:line="240" w:lineRule="auto"/>
+        <w:rPr>
+          <w:rFonts w:ascii="Consolas" w:hAnsi="Consolas" w:cs="Consolas"/>
+          <w:sz w:val="20"/>
+          <w:szCs w:val="20"/>
+        </w:rPr>
+      </w:pPr>
+    </w:p>
+    <w:p>
+      <w:pPr>
+        <w:autoSpaceDE w:val="0"/>
+        <w:autoSpaceDN w:val="0"/>
+        <w:adjustRightInd w:val="0"/>
+        <w:spacing w:after="0" w:line="240" w:lineRule="auto"/>
+        <w:rPr>
+          <w:rFonts w:ascii="Consolas" w:hAnsi="Consolas" w:cs="Consolas"/>
+          <w:sz w:val="20"/>
+          <w:szCs w:val="20"/>
+        </w:rPr>
+      </w:pPr>
+      <w:proofErr w:type="gramStart"/>
+      <w:r>
+        <w:rPr>
+          <w:rFonts w:ascii="Consolas" w:hAnsi="Consolas" w:cs="Consolas"/>
+          <w:b/>
+          <w:bCs/>
+          <w:color w:val="7F0055"/>
+          <w:sz w:val="20"/>
+          <w:szCs w:val="20"/>
+        </w:rPr>
+        <w:t>public</w:t>
+      </w:r>
+      <w:proofErr w:type="gramEnd"/>
+      <w:r>
+        <w:rPr>
+          <w:rFonts w:ascii="Consolas" w:hAnsi="Consolas" w:cs="Consolas"/>
+          <w:color w:val="000000"/>
+          <w:sz w:val="20"/>
+          <w:szCs w:val="20"/>
+        </w:rPr>
+        <w:t xml:space="preserve"> </w:t>
+      </w:r>
+      <w:r>
+        <w:rPr>
+          <w:rFonts w:ascii="Consolas" w:hAnsi="Consolas" w:cs="Consolas"/>
+          <w:b/>
+          <w:bCs/>
+          <w:color w:val="7F0055"/>
+          <w:sz w:val="20"/>
+          <w:szCs w:val="20"/>
+        </w:rPr>
+        <w:t>class</w:t>
+      </w:r>
+      <w:r>
+        <w:rPr>
+          <w:rFonts w:ascii="Consolas" w:hAnsi="Consolas" w:cs="Consolas"/>
+          <w:color w:val="000000"/>
+          <w:sz w:val="20"/>
+          <w:szCs w:val="20"/>
+        </w:rPr>
+        <w:t xml:space="preserve"> </w:t>
+      </w:r>
+      <w:proofErr w:type="spellStart"/>
+      <w:r>
+        <w:rPr>
+          <w:rFonts w:ascii="Consolas" w:hAnsi="Consolas" w:cs="Consolas"/>
+          <w:color w:val="000000"/>
+          <w:sz w:val="20"/>
+          <w:szCs w:val="20"/>
+        </w:rPr>
+        <w:t>Testengine</w:t>
+      </w:r>
+      <w:proofErr w:type="spellEnd"/>
+      <w:r>
+        <w:rPr>
+          <w:rFonts w:ascii="Consolas" w:hAnsi="Consolas" w:cs="Consolas"/>
+          <w:color w:val="000000"/>
+          <w:sz w:val="20"/>
+          <w:szCs w:val="20"/>
+        </w:rPr>
+        <w:t xml:space="preserve"> {</w:t>
+      </w:r>
+    </w:p>
+    <w:p>
+      <w:pPr>
+        <w:autoSpaceDE w:val="0"/>
+        <w:autoSpaceDN w:val="0"/>
+        <w:adjustRightInd w:val="0"/>
+        <w:spacing w:after="0" w:line="240" w:lineRule="auto"/>
+        <w:rPr>
+          <w:rFonts w:ascii="Consolas" w:hAnsi="Consolas" w:cs="Consolas"/>
+          <w:sz w:val="20"/>
+          <w:szCs w:val="20"/>
+        </w:rPr>
+      </w:pPr>
+      <w:r>
+        <w:rPr>
+          <w:rFonts w:ascii="Consolas" w:hAnsi="Consolas" w:cs="Consolas"/>
+          <w:color w:val="000000"/>
+          <w:sz w:val="20"/>
+          <w:szCs w:val="20"/>
+        </w:rPr>
+        <w:tab/>
+      </w:r>
+    </w:p>
+    <w:p>
+      <w:pPr>
+        <w:autoSpaceDE w:val="0"/>
+        <w:autoSpaceDN w:val="0"/>
+        <w:adjustRightInd w:val="0"/>
+        <w:spacing w:after="0" w:line="240" w:lineRule="auto"/>
+        <w:rPr>
+          <w:rFonts w:ascii="Consolas" w:hAnsi="Consolas" w:cs="Consolas"/>
+          <w:sz w:val="20"/>
+          <w:szCs w:val="20"/>
+        </w:rPr>
+      </w:pPr>
+      <w:r>
+        <w:rPr>
+          <w:rFonts w:ascii="Consolas" w:hAnsi="Consolas" w:cs="Consolas"/>
+          <w:color w:val="000000"/>
+          <w:sz w:val="20"/>
+          <w:szCs w:val="20"/>
+        </w:rPr>
+        <w:tab/>
+      </w:r>
+      <w:proofErr w:type="gramStart"/>
+      <w:r>
+        <w:rPr>
+          <w:rFonts w:ascii="Consolas" w:hAnsi="Consolas" w:cs="Consolas"/>
+          <w:b/>
+          <w:bCs/>
+          <w:color w:val="7F0055"/>
+          <w:sz w:val="20"/>
+          <w:szCs w:val="20"/>
+        </w:rPr>
+        <w:t>public</w:t>
+      </w:r>
+      <w:proofErr w:type="gramEnd"/>
+      <w:r>
+        <w:rPr>
+          <w:rFonts w:ascii="Consolas" w:hAnsi="Consolas" w:cs="Consolas"/>
+          <w:color w:val="000000"/>
+          <w:sz w:val="20"/>
+          <w:szCs w:val="20"/>
+        </w:rPr>
+        <w:t xml:space="preserve"> </w:t>
+      </w:r>
+      <w:r>
+        <w:rPr>
+          <w:rFonts w:ascii="Consolas" w:hAnsi="Consolas" w:cs="Consolas"/>
+          <w:b/>
+          <w:bCs/>
+          <w:color w:val="7F0055"/>
+          <w:sz w:val="20"/>
+          <w:szCs w:val="20"/>
+        </w:rPr>
+        <w:t>static</w:t>
+      </w:r>
+      <w:r>
+        <w:rPr>
+          <w:rFonts w:ascii="Consolas" w:hAnsi="Consolas" w:cs="Consolas"/>
+          <w:color w:val="000000"/>
+          <w:sz w:val="20"/>
+          <w:szCs w:val="20"/>
+        </w:rPr>
+        <w:t xml:space="preserve"> </w:t>
+      </w:r>
+      <w:proofErr w:type="spellStart"/>
+      <w:r>
+        <w:rPr>
+          <w:rFonts w:ascii="Consolas" w:hAnsi="Consolas" w:cs="Consolas"/>
+          <w:color w:val="000000"/>
+          <w:sz w:val="20"/>
+          <w:szCs w:val="20"/>
+        </w:rPr>
+        <w:t>AppiumDriver</w:t>
+      </w:r>
+      <w:proofErr w:type="spellEnd"/>
+      <w:r>
+        <w:rPr>
+          <w:rFonts w:ascii="Consolas" w:hAnsi="Consolas" w:cs="Consolas"/>
+          <w:color w:val="000000"/>
+          <w:sz w:val="20"/>
+          <w:szCs w:val="20"/>
+        </w:rPr>
+        <w:t xml:space="preserve">&lt;?&gt; </w:t>
+      </w:r>
+      <w:r>
+        <w:rPr>
+          <w:rFonts w:ascii="Consolas" w:hAnsi="Consolas" w:cs="Consolas"/>
+          <w:i/>
+          <w:iCs/>
+          <w:color w:val="0000C0"/>
+          <w:sz w:val="20"/>
+          <w:szCs w:val="20"/>
+        </w:rPr>
+        <w:t>driver</w:t>
+      </w:r>
+      <w:r>
+        <w:rPr>
+          <w:rFonts w:ascii="Consolas" w:hAnsi="Consolas" w:cs="Consolas"/>
+          <w:color w:val="000000"/>
+          <w:sz w:val="20"/>
+          <w:szCs w:val="20"/>
+        </w:rPr>
+        <w:t>;</w:t>
+      </w:r>
+    </w:p>
+    <w:p>
+      <w:pPr>
+        <w:autoSpaceDE w:val="0"/>
+        <w:autoSpaceDN w:val="0"/>
+        <w:adjustRightInd w:val="0"/>
+        <w:spacing w:after="0" w:line="240" w:lineRule="auto"/>
+        <w:rPr>
+          <w:rFonts w:ascii="Consolas" w:hAnsi="Consolas" w:cs="Consolas"/>
+          <w:sz w:val="20"/>
+          <w:szCs w:val="20"/>
+        </w:rPr>
+      </w:pPr>
+      <w:r>
+        <w:rPr>
+          <w:rFonts w:ascii="Consolas" w:hAnsi="Consolas" w:cs="Consolas"/>
+          <w:color w:val="000000"/>
+          <w:sz w:val="20"/>
+          <w:szCs w:val="20"/>
+        </w:rPr>
+        <w:tab/>
+      </w:r>
+    </w:p>
+    <w:p>
+      <w:pPr>
+        <w:autoSpaceDE w:val="0"/>
+        <w:autoSpaceDN w:val="0"/>
+        <w:adjustRightInd w:val="0"/>
+        <w:spacing w:after="0" w:line="240" w:lineRule="auto"/>
+        <w:rPr>
+          <w:rFonts w:ascii="Consolas" w:hAnsi="Consolas" w:cs="Consolas"/>
+          <w:sz w:val="20"/>
+          <w:szCs w:val="20"/>
+        </w:rPr>
+      </w:pPr>
+      <w:r>
+        <w:rPr>
+          <w:rFonts w:ascii="Consolas" w:hAnsi="Consolas" w:cs="Consolas"/>
+          <w:color w:val="000000"/>
+          <w:sz w:val="20"/>
+          <w:szCs w:val="20"/>
+        </w:rPr>
+        <w:tab/>
+      </w:r>
+      <w:r>
+        <w:rPr>
+          <w:rFonts w:ascii="Consolas" w:hAnsi="Consolas" w:cs="Consolas"/>
+          <w:color w:val="646464"/>
+          <w:sz w:val="20"/>
+          <w:szCs w:val="20"/>
+        </w:rPr>
+        <w:t>@</w:t>
+      </w:r>
+      <w:proofErr w:type="spellStart"/>
+      <w:r>
+        <w:rPr>
+          <w:rFonts w:ascii="Consolas" w:hAnsi="Consolas" w:cs="Consolas"/>
+          <w:color w:val="646464"/>
+          <w:sz w:val="20"/>
+          <w:szCs w:val="20"/>
+        </w:rPr>
+        <w:t>BeforeMethod</w:t>
+      </w:r>
+      <w:proofErr w:type="spellEnd"/>
+    </w:p>
+    <w:p>
+      <w:pPr>
+        <w:autoSpaceDE w:val="0"/>
+        <w:autoSpaceDN w:val="0"/>
+        <w:adjustRightInd w:val="0"/>
+        <w:spacing w:after="0" w:line="240" w:lineRule="auto"/>
+        <w:rPr>
+          <w:rFonts w:ascii="Consolas" w:hAnsi="Consolas" w:cs="Consolas"/>
+          <w:sz w:val="20"/>
+          <w:szCs w:val="20"/>
+        </w:rPr>
+      </w:pPr>
+      <w:r>
+        <w:rPr>
+          <w:rFonts w:ascii="Consolas" w:hAnsi="Consolas" w:cs="Consolas"/>
+          <w:color w:val="000000"/>
+          <w:sz w:val="20"/>
+          <w:szCs w:val="20"/>
+        </w:rPr>
+        <w:tab/>
+      </w:r>
+      <w:proofErr w:type="gramStart"/>
+      <w:r>
+        <w:rPr>
+          <w:rFonts w:ascii="Consolas" w:hAnsi="Consolas" w:cs="Consolas"/>
+          <w:b/>
+          <w:bCs/>
+          <w:color w:val="7F0055"/>
+          <w:sz w:val="20"/>
+          <w:szCs w:val="20"/>
+        </w:rPr>
+        <w:t>public</w:t>
+      </w:r>
+      <w:proofErr w:type="gramEnd"/>
+      <w:r>
+        <w:rPr>
+          <w:rFonts w:ascii="Consolas" w:hAnsi="Consolas" w:cs="Consolas"/>
+          <w:color w:val="000000"/>
+          <w:sz w:val="20"/>
+          <w:szCs w:val="20"/>
+        </w:rPr>
+        <w:t xml:space="preserve"> </w:t>
+      </w:r>
+      <w:r>
+        <w:rPr>
+          <w:rFonts w:ascii="Consolas" w:hAnsi="Consolas" w:cs="Consolas"/>
+          <w:b/>
+          <w:bCs/>
+          <w:color w:val="7F0055"/>
+          <w:sz w:val="20"/>
+          <w:szCs w:val="20"/>
+        </w:rPr>
+        <w:t>void</w:t>
+      </w:r>
+      <w:r>
+        <w:rPr>
+          <w:rFonts w:ascii="Consolas" w:hAnsi="Consolas" w:cs="Consolas"/>
+          <w:color w:val="000000"/>
+          <w:sz w:val="20"/>
+          <w:szCs w:val="20"/>
+        </w:rPr>
+        <w:t xml:space="preserve"> </w:t>
+      </w:r>
+      <w:proofErr w:type="spellStart"/>
+      <w:r>
+        <w:rPr>
+          <w:rFonts w:ascii="Consolas" w:hAnsi="Consolas" w:cs="Consolas"/>
+          <w:color w:val="000000"/>
+          <w:sz w:val="20"/>
+          <w:szCs w:val="20"/>
+        </w:rPr>
+        <w:t>startAppium</w:t>
+      </w:r>
+      <w:proofErr w:type="spellEnd"/>
+      <w:r>
+        <w:rPr>
+          <w:rFonts w:ascii="Consolas" w:hAnsi="Consolas" w:cs="Consolas"/>
+          <w:color w:val="000000"/>
+          <w:sz w:val="20"/>
+          <w:szCs w:val="20"/>
+        </w:rPr>
+        <w:t>() {</w:t>
+      </w:r>
+    </w:p>
+    <w:p>
+      <w:pPr>
+        <w:autoSpaceDE w:val="0"/>
+        <w:autoSpaceDN w:val="0"/>
+        <w:adjustRightInd w:val="0"/>
+        <w:spacing w:after="0" w:line="240" w:lineRule="auto"/>
+        <w:rPr>
+          <w:rFonts w:ascii="Consolas" w:hAnsi="Consolas" w:cs="Consolas"/>
+          <w:sz w:val="20"/>
+          <w:szCs w:val="20"/>
+        </w:rPr>
+      </w:pPr>
+      <w:r>
+        <w:rPr>
+          <w:rFonts w:ascii="Consolas" w:hAnsi="Consolas" w:cs="Consolas"/>
+          <w:color w:val="000000"/>
+          <w:sz w:val="20"/>
+          <w:szCs w:val="20"/>
+        </w:rPr>
+        <w:tab/>
+      </w:r>
+      <w:r>
+        <w:rPr>
+          <w:rFonts w:ascii="Consolas" w:hAnsi="Consolas" w:cs="Consolas"/>
+          <w:color w:val="000000"/>
+          <w:sz w:val="20"/>
+          <w:szCs w:val="20"/>
+        </w:rPr>
+        <w:tab/>
+      </w:r>
+      <w:proofErr w:type="gramStart"/>
+      <w:r>
+        <w:rPr>
+          <w:rFonts w:ascii="Consolas" w:hAnsi="Consolas" w:cs="Consolas"/>
+          <w:b/>
+          <w:bCs/>
+          <w:color w:val="7F0055"/>
+          <w:sz w:val="20"/>
+          <w:szCs w:val="20"/>
+        </w:rPr>
+        <w:t>try</w:t>
+      </w:r>
+      <w:proofErr w:type="gramEnd"/>
+      <w:r>
+        <w:rPr>
+          <w:rFonts w:ascii="Consolas" w:hAnsi="Consolas" w:cs="Consolas"/>
+          <w:color w:val="000000"/>
+          <w:sz w:val="20"/>
+          <w:szCs w:val="20"/>
+        </w:rPr>
+        <w:t xml:space="preserve"> {</w:t>
+      </w:r>
+    </w:p>
+    <w:p>
+      <w:pPr>
+        <w:autoSpaceDE w:val="0"/>
+        <w:autoSpaceDN w:val="0"/>
+        <w:adjustRightInd w:val="0"/>
+        <w:spacing w:after="0" w:line="240" w:lineRule="auto"/>
+        <w:rPr>
+          <w:rFonts w:ascii="Consolas" w:hAnsi="Consolas" w:cs="Consolas"/>
+          <w:sz w:val="20"/>
+          <w:szCs w:val="20"/>
+        </w:rPr>
+      </w:pPr>
+      <w:r>
+        <w:rPr>
+          <w:rFonts w:ascii="Consolas" w:hAnsi="Consolas" w:cs="Consolas"/>
+          <w:color w:val="000000"/>
+          <w:sz w:val="20"/>
+          <w:szCs w:val="20"/>
+        </w:rPr>
+        <w:tab/>
+      </w:r>
+      <w:r>
+        <w:rPr>
+          <w:rFonts w:ascii="Consolas" w:hAnsi="Consolas" w:cs="Consolas"/>
+          <w:color w:val="000000"/>
+          <w:sz w:val="20"/>
+          <w:szCs w:val="20"/>
+        </w:rPr>
+        <w:tab/>
+      </w:r>
+      <w:r>
+        <w:rPr>
+          <w:rFonts w:ascii="Consolas" w:hAnsi="Consolas" w:cs="Consolas"/>
+          <w:color w:val="000000"/>
+          <w:sz w:val="20"/>
+          <w:szCs w:val="20"/>
+        </w:rPr>
+        <w:tab/>
+      </w:r>
+      <w:proofErr w:type="spellStart"/>
+      <w:r>
+        <w:rPr>
+          <w:rFonts w:ascii="Consolas" w:hAnsi="Consolas" w:cs="Consolas"/>
+          <w:color w:val="000000"/>
+          <w:sz w:val="20"/>
+          <w:szCs w:val="20"/>
+        </w:rPr>
+        <w:t>DesiredCapabilities</w:t>
+      </w:r>
+      <w:proofErr w:type="spellEnd"/>
+      <w:r>
+        <w:rPr>
+          <w:rFonts w:ascii="Consolas" w:hAnsi="Consolas" w:cs="Consolas"/>
+          <w:color w:val="000000"/>
+          <w:sz w:val="20"/>
+          <w:szCs w:val="20"/>
+        </w:rPr>
+        <w:t xml:space="preserve"> </w:t>
+      </w:r>
+      <w:r>
+        <w:rPr>
+          <w:rFonts w:ascii="Consolas" w:hAnsi="Consolas" w:cs="Consolas"/>
+          <w:color w:val="6A3E3E"/>
+          <w:sz w:val="20"/>
+          <w:szCs w:val="20"/>
+        </w:rPr>
+        <w:t>cap</w:t>
+      </w:r>
+      <w:r>
+        <w:rPr>
+          <w:rFonts w:ascii="Consolas" w:hAnsi="Consolas" w:cs="Consolas"/>
+          <w:color w:val="000000"/>
+          <w:sz w:val="20"/>
+          <w:szCs w:val="20"/>
+        </w:rPr>
+        <w:t xml:space="preserve"> = </w:t>
+      </w:r>
+      <w:r>
+        <w:rPr>
+          <w:rFonts w:ascii="Consolas" w:hAnsi="Consolas" w:cs="Consolas"/>
+          <w:b/>
+          <w:bCs/>
+          <w:color w:val="7F0055"/>
+          <w:sz w:val="20"/>
+          <w:szCs w:val="20"/>
+        </w:rPr>
+        <w:t>new</w:t>
+      </w:r>
+      <w:r>
+        <w:rPr>
+          <w:rFonts w:ascii="Consolas" w:hAnsi="Consolas" w:cs="Consolas"/>
+          <w:color w:val="000000"/>
+          <w:sz w:val="20"/>
+          <w:szCs w:val="20"/>
+        </w:rPr>
+        <w:t xml:space="preserve"> </w:t>
+      </w:r>
+      <w:proofErr w:type="spellStart"/>
+      <w:proofErr w:type="gramStart"/>
+      <w:r>
+        <w:rPr>
+          <w:rFonts w:ascii="Consolas" w:hAnsi="Consolas" w:cs="Consolas"/>
+          <w:color w:val="000000"/>
+          <w:sz w:val="20"/>
+          <w:szCs w:val="20"/>
+        </w:rPr>
+        <w:t>DesiredCapabilities</w:t>
+      </w:r>
+      <w:proofErr w:type="spellEnd"/>
+      <w:r>
+        <w:rPr>
+          <w:rFonts w:ascii="Consolas" w:hAnsi="Consolas" w:cs="Consolas"/>
+          <w:color w:val="000000"/>
+          <w:sz w:val="20"/>
+          <w:szCs w:val="20"/>
+        </w:rPr>
+        <w:t>(</w:t>
+      </w:r>
+      <w:proofErr w:type="gramEnd"/>
+      <w:r>
+        <w:rPr>
+          <w:rFonts w:ascii="Consolas" w:hAnsi="Consolas" w:cs="Consolas"/>
+          <w:color w:val="000000"/>
+          <w:sz w:val="20"/>
+          <w:szCs w:val="20"/>
+        </w:rPr>
+        <w:t>);</w:t>
+      </w:r>
+    </w:p>
+    <w:p>
+      <w:pPr>
+        <w:autoSpaceDE w:val="0"/>
+        <w:autoSpaceDN w:val="0"/>
+        <w:adjustRightInd w:val="0"/>
+        <w:spacing w:after="0" w:line="240" w:lineRule="auto"/>
+        <w:rPr>
+          <w:rFonts w:ascii="Consolas" w:hAnsi="Consolas" w:cs="Consolas"/>
+          <w:sz w:val="20"/>
+          <w:szCs w:val="20"/>
+        </w:rPr>
+      </w:pPr>
+      <w:r>
+        <w:rPr>
+          <w:rFonts w:ascii="Consolas" w:hAnsi="Consolas" w:cs="Consolas"/>
+          <w:color w:val="000000"/>
+          <w:sz w:val="20"/>
+          <w:szCs w:val="20"/>
+        </w:rPr>
+        <w:tab/>
+      </w:r>
+      <w:r>
+        <w:rPr>
+          <w:rFonts w:ascii="Consolas" w:hAnsi="Consolas" w:cs="Consolas"/>
+          <w:color w:val="000000"/>
+          <w:sz w:val="20"/>
+          <w:szCs w:val="20"/>
+        </w:rPr>
+        <w:tab/>
+      </w:r>
+      <w:r>
+        <w:rPr>
+          <w:rFonts w:ascii="Consolas" w:hAnsi="Consolas" w:cs="Consolas"/>
+          <w:color w:val="000000"/>
+          <w:sz w:val="20"/>
+          <w:szCs w:val="20"/>
+        </w:rPr>
+        <w:tab/>
+      </w:r>
+      <w:proofErr w:type="spellStart"/>
+      <w:proofErr w:type="gramStart"/>
+      <w:r>
+        <w:rPr>
+          <w:rFonts w:ascii="Consolas" w:hAnsi="Consolas" w:cs="Consolas"/>
+          <w:color w:val="6A3E3E"/>
+          <w:sz w:val="20"/>
+          <w:szCs w:val="20"/>
+        </w:rPr>
+        <w:t>cap</w:t>
+      </w:r>
+      <w:r>
+        <w:rPr>
+          <w:rFonts w:ascii="Consolas" w:hAnsi="Consolas" w:cs="Consolas"/>
+          <w:color w:val="000000"/>
+          <w:sz w:val="20"/>
+          <w:szCs w:val="20"/>
+        </w:rPr>
+        <w:t>.setCapability</w:t>
+      </w:r>
+      <w:proofErr w:type="spellEnd"/>
+      <w:r>
+        <w:rPr>
+          <w:rFonts w:ascii="Consolas" w:hAnsi="Consolas" w:cs="Consolas"/>
+          <w:color w:val="000000"/>
+          <w:sz w:val="20"/>
+          <w:szCs w:val="20"/>
+        </w:rPr>
+        <w:t>(</w:t>
+      </w:r>
+      <w:proofErr w:type="spellStart"/>
+      <w:proofErr w:type="gramEnd"/>
+      <w:r>
+        <w:rPr>
+          <w:rFonts w:ascii="Consolas" w:hAnsi="Consolas" w:cs="Consolas"/>
+          <w:color w:val="000000"/>
+          <w:sz w:val="20"/>
+          <w:szCs w:val="20"/>
+        </w:rPr>
+        <w:t>MobileCapabilityType.</w:t>
+      </w:r>
+      <w:r>
+        <w:rPr>
+          <w:rFonts w:ascii="Consolas" w:hAnsi="Consolas" w:cs="Consolas"/>
+          <w:b/>
+          <w:bCs/>
+          <w:i/>
+          <w:iCs/>
+          <w:color w:val="0000C0"/>
+          <w:sz w:val="20"/>
+          <w:szCs w:val="20"/>
+        </w:rPr>
+        <w:t>PLATFORM_NAME</w:t>
+      </w:r>
+      <w:proofErr w:type="spellEnd"/>
+      <w:r>
+        <w:rPr>
+          <w:rFonts w:ascii="Consolas" w:hAnsi="Consolas" w:cs="Consolas"/>
+          <w:color w:val="000000"/>
+          <w:sz w:val="20"/>
+          <w:szCs w:val="20"/>
+        </w:rPr>
+        <w:t xml:space="preserve">, </w:t>
+      </w:r>
+      <w:r>
+        <w:rPr>
+          <w:rFonts w:ascii="Consolas" w:hAnsi="Consolas" w:cs="Consolas"/>
+          <w:color w:val="2A00FF"/>
+          <w:sz w:val="20"/>
+          <w:szCs w:val="20"/>
+        </w:rPr>
+        <w:t>"Android"</w:t>
+      </w:r>
+      <w:r>
+        <w:rPr>
+          <w:rFonts w:ascii="Consolas" w:hAnsi="Consolas" w:cs="Consolas"/>
+          <w:color w:val="000000"/>
+          <w:sz w:val="20"/>
+          <w:szCs w:val="20"/>
+        </w:rPr>
+        <w:t>);</w:t>
+      </w:r>
+    </w:p>
+    <w:p>
+      <w:pPr>
+        <w:autoSpaceDE w:val="0"/>
+        <w:autoSpaceDN w:val="0"/>
+        <w:adjustRightInd w:val="0"/>
+        <w:spacing w:after="0" w:line="240" w:lineRule="auto"/>
+        <w:rPr>
+          <w:rFonts w:ascii="Consolas" w:hAnsi="Consolas" w:cs="Consolas"/>
+          <w:sz w:val="20"/>
+          <w:szCs w:val="20"/>
+        </w:rPr>
+      </w:pPr>
+      <w:r>
+        <w:rPr>
+          <w:rFonts w:ascii="Consolas" w:hAnsi="Consolas" w:cs="Consolas"/>
+          <w:color w:val="000000"/>
+          <w:sz w:val="20"/>
+          <w:szCs w:val="20"/>
+        </w:rPr>
+        <w:tab/>
+      </w:r>
+      <w:r>
+        <w:rPr>
+          <w:rFonts w:ascii="Consolas" w:hAnsi="Consolas" w:cs="Consolas"/>
+          <w:color w:val="000000"/>
+          <w:sz w:val="20"/>
+          <w:szCs w:val="20"/>
+        </w:rPr>
+        <w:tab/>
+      </w:r>
+      <w:r>
+        <w:rPr>
+          <w:rFonts w:ascii="Consolas" w:hAnsi="Consolas" w:cs="Consolas"/>
+          <w:color w:val="000000"/>
+          <w:sz w:val="20"/>
+          <w:szCs w:val="20"/>
+        </w:rPr>
+        <w:tab/>
+      </w:r>
+      <w:proofErr w:type="spellStart"/>
+      <w:proofErr w:type="gramStart"/>
+      <w:r>
+        <w:rPr>
+          <w:rFonts w:ascii="Consolas" w:hAnsi="Consolas" w:cs="Consolas"/>
+          <w:color w:val="6A3E3E"/>
+          <w:sz w:val="20"/>
+          <w:szCs w:val="20"/>
+        </w:rPr>
+        <w:t>cap</w:t>
+      </w:r>
+      <w:r>
+        <w:rPr>
+          <w:rFonts w:ascii="Consolas" w:hAnsi="Consolas" w:cs="Consolas"/>
+          <w:color w:val="000000"/>
+          <w:sz w:val="20"/>
+          <w:szCs w:val="20"/>
+        </w:rPr>
+        <w:t>.setCapability</w:t>
+      </w:r>
+      <w:proofErr w:type="spellEnd"/>
+      <w:r>
+        <w:rPr>
+          <w:rFonts w:ascii="Consolas" w:hAnsi="Consolas" w:cs="Consolas"/>
+          <w:color w:val="000000"/>
+          <w:sz w:val="20"/>
+          <w:szCs w:val="20"/>
+        </w:rPr>
+        <w:t>(</w:t>
+      </w:r>
+      <w:proofErr w:type="spellStart"/>
+      <w:proofErr w:type="gramEnd"/>
+      <w:r>
+        <w:rPr>
+          <w:rFonts w:ascii="Consolas" w:hAnsi="Consolas" w:cs="Consolas"/>
+          <w:color w:val="000000"/>
+          <w:sz w:val="20"/>
+          <w:szCs w:val="20"/>
+        </w:rPr>
+        <w:t>MobileCapabilityType.</w:t>
+      </w:r>
+      <w:r>
+        <w:rPr>
+          <w:rFonts w:ascii="Consolas" w:hAnsi="Consolas" w:cs="Consolas"/>
+          <w:b/>
+          <w:bCs/>
+          <w:i/>
+          <w:iCs/>
+          <w:color w:val="0000C0"/>
+          <w:sz w:val="20"/>
+          <w:szCs w:val="20"/>
+        </w:rPr>
+        <w:t>PLATFORM_VERSION</w:t>
+      </w:r>
+      <w:proofErr w:type="spellEnd"/>
+      <w:r>
+        <w:rPr>
+          <w:rFonts w:ascii="Consolas" w:hAnsi="Consolas" w:cs="Consolas"/>
+          <w:color w:val="000000"/>
+          <w:sz w:val="20"/>
+          <w:szCs w:val="20"/>
+        </w:rPr>
+        <w:t xml:space="preserve">, </w:t>
+      </w:r>
+      <w:r>
+        <w:rPr>
+          <w:rFonts w:ascii="Consolas" w:hAnsi="Consolas" w:cs="Consolas"/>
+          <w:color w:val="2A00FF"/>
+          <w:sz w:val="20"/>
+          <w:szCs w:val="20"/>
+        </w:rPr>
+        <w:t>"9"</w:t>
+      </w:r>
+      <w:r>
+        <w:rPr>
+          <w:rFonts w:ascii="Consolas" w:hAnsi="Consolas" w:cs="Consolas"/>
+          <w:color w:val="000000"/>
+          <w:sz w:val="20"/>
+          <w:szCs w:val="20"/>
+        </w:rPr>
+        <w:t>);</w:t>
+      </w:r>
+    </w:p>
+    <w:p>
+      <w:pPr>
+        <w:autoSpaceDE w:val="0"/>
+        <w:autoSpaceDN w:val="0"/>
+        <w:adjustRightInd w:val="0"/>
+        <w:spacing w:after="0" w:line="240" w:lineRule="auto"/>
+        <w:rPr>
+          <w:rFonts w:ascii="Consolas" w:hAnsi="Consolas" w:cs="Consolas"/>
+          <w:sz w:val="20"/>
+          <w:szCs w:val="20"/>
+        </w:rPr>
+      </w:pPr>
+      <w:r>
+        <w:rPr>
+          <w:rFonts w:ascii="Consolas" w:hAnsi="Consolas" w:cs="Consolas"/>
+          <w:color w:val="000000"/>
+          <w:sz w:val="20"/>
+          <w:szCs w:val="20"/>
+        </w:rPr>
+        <w:tab/>
+      </w:r>
+      <w:r>
+        <w:rPr>
+          <w:rFonts w:ascii="Consolas" w:hAnsi="Consolas" w:cs="Consolas"/>
+          <w:color w:val="000000"/>
+          <w:sz w:val="20"/>
+          <w:szCs w:val="20"/>
+        </w:rPr>
+        <w:tab/>
+      </w:r>
+      <w:r>
+        <w:rPr>
+          <w:rFonts w:ascii="Consolas" w:hAnsi="Consolas" w:cs="Consolas"/>
+          <w:color w:val="000000"/>
+          <w:sz w:val="20"/>
+          <w:szCs w:val="20"/>
+        </w:rPr>
+        <w:tab/>
+      </w:r>
+      <w:proofErr w:type="spellStart"/>
+      <w:proofErr w:type="gramStart"/>
+      <w:r>
+        <w:rPr>
+          <w:rFonts w:ascii="Consolas" w:hAnsi="Consolas" w:cs="Consolas"/>
+          <w:color w:val="6A3E3E"/>
+          <w:sz w:val="20"/>
+          <w:szCs w:val="20"/>
+        </w:rPr>
+        <w:t>cap</w:t>
+      </w:r>
+      <w:r>
+        <w:rPr>
+          <w:rFonts w:ascii="Consolas" w:hAnsi="Consolas" w:cs="Consolas"/>
+          <w:color w:val="000000"/>
+          <w:sz w:val="20"/>
+          <w:szCs w:val="20"/>
+        </w:rPr>
+        <w:t>.setCapability</w:t>
+      </w:r>
+      <w:proofErr w:type="spellEnd"/>
+      <w:r>
+        <w:rPr>
+          <w:rFonts w:ascii="Consolas" w:hAnsi="Consolas" w:cs="Consolas"/>
+          <w:color w:val="000000"/>
+          <w:sz w:val="20"/>
+          <w:szCs w:val="20"/>
+        </w:rPr>
+        <w:t>(</w:t>
+      </w:r>
+      <w:proofErr w:type="spellStart"/>
+      <w:proofErr w:type="gramEnd"/>
+      <w:r>
+        <w:rPr>
+          <w:rFonts w:ascii="Consolas" w:hAnsi="Consolas" w:cs="Consolas"/>
+          <w:color w:val="000000"/>
+          <w:sz w:val="20"/>
+          <w:szCs w:val="20"/>
+        </w:rPr>
+        <w:t>MobileCapabilityType.</w:t>
+      </w:r>
+      <w:r>
+        <w:rPr>
+          <w:rFonts w:ascii="Consolas" w:hAnsi="Consolas" w:cs="Consolas"/>
+          <w:b/>
+          <w:bCs/>
+          <w:i/>
+          <w:iCs/>
+          <w:color w:val="0000C0"/>
+          <w:sz w:val="20"/>
+          <w:szCs w:val="20"/>
+        </w:rPr>
+        <w:t>DEVICE_NAME</w:t>
+      </w:r>
+      <w:proofErr w:type="spellEnd"/>
+      <w:r>
+        <w:rPr>
+          <w:rFonts w:ascii="Consolas" w:hAnsi="Consolas" w:cs="Consolas"/>
+          <w:color w:val="000000"/>
+          <w:sz w:val="20"/>
+          <w:szCs w:val="20"/>
+        </w:rPr>
+        <w:t xml:space="preserve">, </w:t>
+      </w:r>
+      <w:r>
+        <w:rPr>
+          <w:rFonts w:ascii="Consolas" w:hAnsi="Consolas" w:cs="Consolas"/>
+          <w:color w:val="2A00FF"/>
+          <w:sz w:val="20"/>
+          <w:szCs w:val="20"/>
+        </w:rPr>
+        <w:t>"5642c6b9"</w:t>
+      </w:r>
+      <w:r>
+        <w:rPr>
+          <w:rFonts w:ascii="Consolas" w:hAnsi="Consolas" w:cs="Consolas"/>
+          <w:color w:val="000000"/>
+          <w:sz w:val="20"/>
+          <w:szCs w:val="20"/>
+        </w:rPr>
+        <w:t>);</w:t>
+      </w:r>
+    </w:p>
+    <w:p>
+      <w:pPr>
+        <w:autoSpaceDE w:val="0"/>
+        <w:autoSpaceDN w:val="0"/>
+        <w:adjustRightInd w:val="0"/>
+        <w:spacing w:after="0" w:line="240" w:lineRule="auto"/>
+        <w:rPr>
+          <w:rFonts w:ascii="Consolas" w:hAnsi="Consolas" w:cs="Consolas"/>
+          <w:sz w:val="20"/>
+          <w:szCs w:val="20"/>
+        </w:rPr>
+      </w:pPr>
+      <w:r>
+        <w:rPr>
+          <w:rFonts w:ascii="Consolas" w:hAnsi="Consolas" w:cs="Consolas"/>
+          <w:color w:val="000000"/>
+          <w:sz w:val="20"/>
+          <w:szCs w:val="20"/>
+        </w:rPr>
+        <w:tab/>
+      </w:r>
+      <w:r>
+        <w:rPr>
+          <w:rFonts w:ascii="Consolas" w:hAnsi="Consolas" w:cs="Consolas"/>
+          <w:color w:val="000000"/>
+          <w:sz w:val="20"/>
+          <w:szCs w:val="20"/>
+        </w:rPr>
+        <w:tab/>
+      </w:r>
+      <w:r>
+        <w:rPr>
+          <w:rFonts w:ascii="Consolas" w:hAnsi="Consolas" w:cs="Consolas"/>
+          <w:color w:val="000000"/>
+          <w:sz w:val="20"/>
+          <w:szCs w:val="20"/>
+        </w:rPr>
+        <w:tab/>
+      </w:r>
+      <w:proofErr w:type="spellStart"/>
+      <w:proofErr w:type="gramStart"/>
+      <w:r>
+        <w:rPr>
+          <w:rFonts w:ascii="Consolas" w:hAnsi="Consolas" w:cs="Consolas"/>
+          <w:color w:val="6A3E3E"/>
+          <w:sz w:val="20"/>
+          <w:szCs w:val="20"/>
+        </w:rPr>
+        <w:t>cap</w:t>
+      </w:r>
+      <w:r>
+        <w:rPr>
+          <w:rFonts w:ascii="Consolas" w:hAnsi="Consolas" w:cs="Consolas"/>
+          <w:color w:val="000000"/>
+          <w:sz w:val="20"/>
+          <w:szCs w:val="20"/>
+        </w:rPr>
+        <w:t>.setCapability</w:t>
+      </w:r>
+      <w:proofErr w:type="spellEnd"/>
+      <w:r>
+        <w:rPr>
+          <w:rFonts w:ascii="Consolas" w:hAnsi="Consolas" w:cs="Consolas"/>
+          <w:color w:val="000000"/>
+          <w:sz w:val="20"/>
+          <w:szCs w:val="20"/>
+        </w:rPr>
+        <w:t>(</w:t>
+      </w:r>
+      <w:proofErr w:type="gramEnd"/>
+      <w:r>
+        <w:rPr>
+          <w:rFonts w:ascii="Consolas" w:hAnsi="Consolas" w:cs="Consolas"/>
+          <w:color w:val="2A00FF"/>
+          <w:sz w:val="20"/>
+          <w:szCs w:val="20"/>
+        </w:rPr>
+        <w:t>"</w:t>
+      </w:r>
+      <w:proofErr w:type="spellStart"/>
+      <w:r>
+        <w:rPr>
+          <w:rFonts w:ascii="Consolas" w:hAnsi="Consolas" w:cs="Consolas"/>
+          <w:color w:val="2A00FF"/>
+          <w:sz w:val="20"/>
+          <w:szCs w:val="20"/>
+        </w:rPr>
+        <w:t>appActivity</w:t>
+      </w:r>
+      <w:proofErr w:type="spellEnd"/>
+      <w:r>
+        <w:rPr>
+          <w:rFonts w:ascii="Consolas" w:hAnsi="Consolas" w:cs="Consolas"/>
+          <w:color w:val="2A00FF"/>
+          <w:sz w:val="20"/>
+          <w:szCs w:val="20"/>
+        </w:rPr>
+        <w:t>"</w:t>
+      </w:r>
+      <w:r>
+        <w:rPr>
+          <w:rFonts w:ascii="Consolas" w:hAnsi="Consolas" w:cs="Consolas"/>
+          <w:color w:val="000000"/>
+          <w:sz w:val="20"/>
+          <w:szCs w:val="20"/>
+        </w:rPr>
+        <w:t xml:space="preserve">, </w:t>
+      </w:r>
+      <w:r>
+        <w:rPr>
+          <w:rFonts w:ascii="Consolas" w:hAnsi="Consolas" w:cs="Consolas"/>
+          <w:color w:val="2A00FF"/>
+          <w:sz w:val="20"/>
+          <w:szCs w:val="20"/>
+        </w:rPr>
+        <w:t>"</w:t>
+      </w:r>
+      <w:proofErr w:type="spellStart"/>
+      <w:r>
+        <w:rPr>
+          <w:rFonts w:ascii="Consolas" w:hAnsi="Consolas" w:cs="Consolas"/>
+          <w:color w:val="2A00FF"/>
+          <w:sz w:val="20"/>
+          <w:szCs w:val="20"/>
+        </w:rPr>
+        <w:t>com.invoiceapp.InvoiceLaunchScreenAct</w:t>
+      </w:r>
+      <w:proofErr w:type="spellEnd"/>
+      <w:r>
+        <w:rPr>
+          <w:rFonts w:ascii="Consolas" w:hAnsi="Consolas" w:cs="Consolas"/>
+          <w:color w:val="2A00FF"/>
+          <w:sz w:val="20"/>
+          <w:szCs w:val="20"/>
+        </w:rPr>
+        <w:t>"</w:t>
+      </w:r>
+      <w:r>
+        <w:rPr>
+          <w:rFonts w:ascii="Consolas" w:hAnsi="Consolas" w:cs="Consolas"/>
+          <w:color w:val="000000"/>
+          <w:sz w:val="20"/>
+          <w:szCs w:val="20"/>
+        </w:rPr>
+        <w:t>);</w:t>
+      </w:r>
+    </w:p>
+    <w:p>
+      <w:pPr>
+        <w:autoSpaceDE w:val="0"/>
+        <w:autoSpaceDN w:val="0"/>
+        <w:adjustRightInd w:val="0"/>
+        <w:spacing w:after="0" w:line="240" w:lineRule="auto"/>
+        <w:rPr>
+          <w:rFonts w:ascii="Consolas" w:hAnsi="Consolas" w:cs="Consolas"/>
+          <w:sz w:val="20"/>
+          <w:szCs w:val="20"/>
+        </w:rPr>
+      </w:pPr>
+      <w:r>
+        <w:rPr>
+          <w:rFonts w:ascii="Consolas" w:hAnsi="Consolas" w:cs="Consolas"/>
+          <w:color w:val="000000"/>
+          <w:sz w:val="20"/>
+          <w:szCs w:val="20"/>
+        </w:rPr>
+        <w:tab/>
+      </w:r>
+      <w:r>
+        <w:rPr>
+          <w:rFonts w:ascii="Consolas" w:hAnsi="Consolas" w:cs="Consolas"/>
+          <w:color w:val="000000"/>
+          <w:sz w:val="20"/>
+          <w:szCs w:val="20"/>
+        </w:rPr>
+        <w:tab/>
+      </w:r>
+      <w:r>
+        <w:rPr>
+          <w:rFonts w:ascii="Consolas" w:hAnsi="Consolas" w:cs="Consolas"/>
+          <w:color w:val="000000"/>
+          <w:sz w:val="20"/>
+          <w:szCs w:val="20"/>
+        </w:rPr>
+        <w:tab/>
+      </w:r>
+      <w:proofErr w:type="spellStart"/>
+      <w:proofErr w:type="gramStart"/>
+      <w:r>
+        <w:rPr>
+          <w:rFonts w:ascii="Consolas" w:hAnsi="Consolas" w:cs="Consolas"/>
+          <w:color w:val="6A3E3E"/>
+          <w:sz w:val="20"/>
+          <w:szCs w:val="20"/>
+        </w:rPr>
+        <w:t>cap</w:t>
+      </w:r>
+      <w:r>
+        <w:rPr>
+          <w:rFonts w:ascii="Consolas" w:hAnsi="Consolas" w:cs="Consolas"/>
+          <w:color w:val="000000"/>
+          <w:sz w:val="20"/>
+          <w:szCs w:val="20"/>
+        </w:rPr>
+        <w:t>.setCapability</w:t>
+      </w:r>
+      <w:proofErr w:type="spellEnd"/>
+      <w:r>
+        <w:rPr>
+          <w:rFonts w:ascii="Consolas" w:hAnsi="Consolas" w:cs="Consolas"/>
+          <w:color w:val="000000"/>
+          <w:sz w:val="20"/>
+          <w:szCs w:val="20"/>
+        </w:rPr>
+        <w:t>(</w:t>
+      </w:r>
+      <w:proofErr w:type="gramEnd"/>
+      <w:r>
+        <w:rPr>
+          <w:rFonts w:ascii="Consolas" w:hAnsi="Consolas" w:cs="Consolas"/>
+          <w:color w:val="2A00FF"/>
+          <w:sz w:val="20"/>
+          <w:szCs w:val="20"/>
+        </w:rPr>
+        <w:t>"</w:t>
+      </w:r>
+      <w:proofErr w:type="spellStart"/>
+      <w:r>
+        <w:rPr>
+          <w:rFonts w:ascii="Consolas" w:hAnsi="Consolas" w:cs="Consolas"/>
+          <w:color w:val="2A00FF"/>
+          <w:sz w:val="20"/>
+          <w:szCs w:val="20"/>
+        </w:rPr>
+        <w:t>appPackage</w:t>
+      </w:r>
+      <w:proofErr w:type="spellEnd"/>
+      <w:r>
+        <w:rPr>
+          <w:rFonts w:ascii="Consolas" w:hAnsi="Consolas" w:cs="Consolas"/>
+          <w:color w:val="2A00FF"/>
+          <w:sz w:val="20"/>
+          <w:szCs w:val="20"/>
+        </w:rPr>
+        <w:t>"</w:t>
+      </w:r>
+      <w:r>
+        <w:rPr>
+          <w:rFonts w:ascii="Consolas" w:hAnsi="Consolas" w:cs="Consolas"/>
+          <w:color w:val="000000"/>
+          <w:sz w:val="20"/>
+          <w:szCs w:val="20"/>
+        </w:rPr>
+        <w:t xml:space="preserve">, </w:t>
+      </w:r>
+      <w:r>
+        <w:rPr>
+          <w:rFonts w:ascii="Consolas" w:hAnsi="Consolas" w:cs="Consolas"/>
+          <w:color w:val="2A00FF"/>
+          <w:sz w:val="20"/>
+          <w:szCs w:val="20"/>
+        </w:rPr>
+        <w:t>"</w:t>
+      </w:r>
+      <w:proofErr w:type="spellStart"/>
+      <w:r>
+        <w:rPr>
+          <w:rFonts w:ascii="Consolas" w:hAnsi="Consolas" w:cs="Consolas"/>
+          <w:color w:val="2A00FF"/>
+          <w:sz w:val="20"/>
+          <w:szCs w:val="20"/>
+        </w:rPr>
+        <w:t>com.invoiceapp</w:t>
+      </w:r>
+      <w:proofErr w:type="spellEnd"/>
+      <w:r>
+        <w:rPr>
+          <w:rFonts w:ascii="Consolas" w:hAnsi="Consolas" w:cs="Consolas"/>
+          <w:color w:val="2A00FF"/>
+          <w:sz w:val="20"/>
+          <w:szCs w:val="20"/>
+        </w:rPr>
+        <w:t>"</w:t>
+      </w:r>
+      <w:r>
+        <w:rPr>
+          <w:rFonts w:ascii="Consolas" w:hAnsi="Consolas" w:cs="Consolas"/>
+          <w:color w:val="000000"/>
+          <w:sz w:val="20"/>
+          <w:szCs w:val="20"/>
+        </w:rPr>
+        <w:t>);</w:t>
+      </w:r>
+    </w:p>
+    <w:p>
+      <w:pPr>
+        <w:autoSpaceDE w:val="0"/>
+        <w:autoSpaceDN w:val="0"/>
+        <w:adjustRightInd w:val="0"/>
+        <w:spacing w:after="0" w:line="240" w:lineRule="auto"/>
+        <w:rPr>
+          <w:rFonts w:ascii="Consolas" w:hAnsi="Consolas" w:cs="Consolas"/>
+          <w:sz w:val="20"/>
+          <w:szCs w:val="20"/>
+        </w:rPr>
+      </w:pPr>
+      <w:r>
+        <w:rPr>
+          <w:rFonts w:ascii="Consolas" w:hAnsi="Consolas" w:cs="Consolas"/>
+          <w:color w:val="000000"/>
+          <w:sz w:val="20"/>
+          <w:szCs w:val="20"/>
+        </w:rPr>
+        <w:tab/>
+      </w:r>
+      <w:r>
+        <w:rPr>
+          <w:rFonts w:ascii="Consolas" w:hAnsi="Consolas" w:cs="Consolas"/>
+          <w:color w:val="000000"/>
+          <w:sz w:val="20"/>
+          <w:szCs w:val="20"/>
+        </w:rPr>
+        <w:tab/>
+      </w:r>
+      <w:r>
+        <w:rPr>
+          <w:rFonts w:ascii="Consolas" w:hAnsi="Consolas" w:cs="Consolas"/>
+          <w:color w:val="000000"/>
+          <w:sz w:val="20"/>
+          <w:szCs w:val="20"/>
+        </w:rPr>
+        <w:tab/>
+      </w:r>
+      <w:proofErr w:type="spellStart"/>
+      <w:proofErr w:type="gramStart"/>
+      <w:r>
+        <w:rPr>
+          <w:rFonts w:ascii="Consolas" w:hAnsi="Consolas" w:cs="Consolas"/>
+          <w:color w:val="6A3E3E"/>
+          <w:sz w:val="20"/>
+          <w:szCs w:val="20"/>
+        </w:rPr>
+        <w:t>cap</w:t>
+      </w:r>
+      <w:r>
+        <w:rPr>
+          <w:rFonts w:ascii="Consolas" w:hAnsi="Consolas" w:cs="Consolas"/>
+          <w:color w:val="000000"/>
+          <w:sz w:val="20"/>
+          <w:szCs w:val="20"/>
+        </w:rPr>
+        <w:t>.setCapability</w:t>
+      </w:r>
+      <w:proofErr w:type="spellEnd"/>
+      <w:r>
+        <w:rPr>
+          <w:rFonts w:ascii="Consolas" w:hAnsi="Consolas" w:cs="Consolas"/>
+          <w:color w:val="000000"/>
+          <w:sz w:val="20"/>
+          <w:szCs w:val="20"/>
+        </w:rPr>
+        <w:t>(</w:t>
+      </w:r>
+      <w:proofErr w:type="gramEnd"/>
+      <w:r>
+        <w:rPr>
+          <w:rFonts w:ascii="Consolas" w:hAnsi="Consolas" w:cs="Consolas"/>
+          <w:color w:val="2A00FF"/>
+          <w:sz w:val="20"/>
+          <w:szCs w:val="20"/>
+        </w:rPr>
+        <w:t>"</w:t>
+      </w:r>
+      <w:proofErr w:type="spellStart"/>
+      <w:r>
+        <w:rPr>
+          <w:rFonts w:ascii="Consolas" w:hAnsi="Consolas" w:cs="Consolas"/>
+          <w:color w:val="2A00FF"/>
+          <w:sz w:val="20"/>
+          <w:szCs w:val="20"/>
+        </w:rPr>
+        <w:t>autoLaunch</w:t>
+      </w:r>
+      <w:proofErr w:type="spellEnd"/>
+      <w:r>
+        <w:rPr>
+          <w:rFonts w:ascii="Consolas" w:hAnsi="Consolas" w:cs="Consolas"/>
+          <w:color w:val="2A00FF"/>
+          <w:sz w:val="20"/>
+          <w:szCs w:val="20"/>
+        </w:rPr>
+        <w:t>"</w:t>
+      </w:r>
+      <w:r>
+        <w:rPr>
+          <w:rFonts w:ascii="Consolas" w:hAnsi="Consolas" w:cs="Consolas"/>
+          <w:color w:val="000000"/>
+          <w:sz w:val="20"/>
+          <w:szCs w:val="20"/>
+        </w:rPr>
+        <w:t xml:space="preserve">, </w:t>
+      </w:r>
+      <w:r>
+        <w:rPr>
+          <w:rFonts w:ascii="Consolas" w:hAnsi="Consolas" w:cs="Consolas"/>
+          <w:b/>
+          <w:bCs/>
+          <w:color w:val="7F0055"/>
+          <w:sz w:val="20"/>
+          <w:szCs w:val="20"/>
+        </w:rPr>
+        <w:t>false</w:t>
+      </w:r>
+      <w:r>
+        <w:rPr>
+          <w:rFonts w:ascii="Consolas" w:hAnsi="Consolas" w:cs="Consolas"/>
+          <w:color w:val="000000"/>
+          <w:sz w:val="20"/>
+          <w:szCs w:val="20"/>
+        </w:rPr>
+        <w:t>);</w:t>
+      </w:r>
+    </w:p>
+    <w:p>
+      <w:pPr>
+        <w:autoSpaceDE w:val="0"/>
+        <w:autoSpaceDN w:val="0"/>
+        <w:adjustRightInd w:val="0"/>
+        <w:spacing w:after="0" w:line="240" w:lineRule="auto"/>
+        <w:rPr>
+          <w:rFonts w:ascii="Consolas" w:hAnsi="Consolas" w:cs="Consolas"/>
+          <w:sz w:val="20"/>
+          <w:szCs w:val="20"/>
+        </w:rPr>
+      </w:pPr>
+      <w:r>
+        <w:rPr>
+          <w:rFonts w:ascii="Consolas" w:hAnsi="Consolas" w:cs="Consolas"/>
+          <w:color w:val="000000"/>
+          <w:sz w:val="20"/>
+          <w:szCs w:val="20"/>
+        </w:rPr>
+        <w:tab/>
+      </w:r>
+      <w:r>
+        <w:rPr>
+          <w:rFonts w:ascii="Consolas" w:hAnsi="Consolas" w:cs="Consolas"/>
+          <w:color w:val="000000"/>
+          <w:sz w:val="20"/>
+          <w:szCs w:val="20"/>
+        </w:rPr>
+        <w:tab/>
+      </w:r>
+      <w:r>
+        <w:rPr>
+          <w:rFonts w:ascii="Consolas" w:hAnsi="Consolas" w:cs="Consolas"/>
+          <w:color w:val="000000"/>
+          <w:sz w:val="20"/>
+          <w:szCs w:val="20"/>
+        </w:rPr>
+        <w:tab/>
+      </w:r>
+      <w:proofErr w:type="spellStart"/>
+      <w:proofErr w:type="gramStart"/>
+      <w:r>
+        <w:rPr>
+          <w:rFonts w:ascii="Consolas" w:hAnsi="Consolas" w:cs="Consolas"/>
+          <w:color w:val="6A3E3E"/>
+          <w:sz w:val="20"/>
+          <w:szCs w:val="20"/>
+        </w:rPr>
+        <w:t>cap</w:t>
+      </w:r>
+      <w:r>
+        <w:rPr>
+          <w:rFonts w:ascii="Consolas" w:hAnsi="Consolas" w:cs="Consolas"/>
+          <w:color w:val="000000"/>
+          <w:sz w:val="20"/>
+          <w:szCs w:val="20"/>
+        </w:rPr>
+        <w:t>.setCapability</w:t>
+      </w:r>
+      <w:proofErr w:type="spellEnd"/>
+      <w:r>
+        <w:rPr>
+          <w:rFonts w:ascii="Consolas" w:hAnsi="Consolas" w:cs="Consolas"/>
+          <w:color w:val="000000"/>
+          <w:sz w:val="20"/>
+          <w:szCs w:val="20"/>
+        </w:rPr>
+        <w:t>(</w:t>
+      </w:r>
+      <w:proofErr w:type="spellStart"/>
+      <w:proofErr w:type="gramEnd"/>
+      <w:r>
+        <w:rPr>
+          <w:rFonts w:ascii="Consolas" w:hAnsi="Consolas" w:cs="Consolas"/>
+          <w:color w:val="000000"/>
+          <w:sz w:val="20"/>
+          <w:szCs w:val="20"/>
+        </w:rPr>
+        <w:t>MobileCapabilityType.</w:t>
+      </w:r>
+      <w:r>
+        <w:rPr>
+          <w:rFonts w:ascii="Consolas" w:hAnsi="Consolas" w:cs="Consolas"/>
+          <w:b/>
+          <w:bCs/>
+          <w:i/>
+          <w:iCs/>
+          <w:color w:val="0000C0"/>
+          <w:sz w:val="20"/>
+          <w:szCs w:val="20"/>
+        </w:rPr>
+        <w:t>NEW_COMMAND_TIMEOUT</w:t>
+      </w:r>
+      <w:proofErr w:type="spellEnd"/>
+      <w:r>
+        <w:rPr>
+          <w:rFonts w:ascii="Consolas" w:hAnsi="Consolas" w:cs="Consolas"/>
+          <w:color w:val="000000"/>
+          <w:sz w:val="20"/>
+          <w:szCs w:val="20"/>
+        </w:rPr>
+        <w:t>, 500);</w:t>
+      </w:r>
+    </w:p>
+    <w:p>
+      <w:pPr>
+        <w:autoSpaceDE w:val="0"/>
+        <w:autoSpaceDN w:val="0"/>
+        <w:adjustRightInd w:val="0"/>
+        <w:spacing w:after="0" w:line="240" w:lineRule="auto"/>
+        <w:rPr>
+          <w:rFonts w:ascii="Consolas" w:hAnsi="Consolas" w:cs="Consolas"/>
+          <w:sz w:val="20"/>
+          <w:szCs w:val="20"/>
+        </w:rPr>
+      </w:pPr>
+      <w:r>
+        <w:rPr>
+          <w:rFonts w:ascii="Consolas" w:hAnsi="Consolas" w:cs="Consolas"/>
+          <w:color w:val="000000"/>
+          <w:sz w:val="20"/>
+          <w:szCs w:val="20"/>
+        </w:rPr>
+        <w:tab/>
+      </w:r>
+      <w:r>
+        <w:rPr>
+          <w:rFonts w:ascii="Consolas" w:hAnsi="Consolas" w:cs="Consolas"/>
+          <w:color w:val="000000"/>
+          <w:sz w:val="20"/>
+          <w:szCs w:val="20"/>
+        </w:rPr>
+        <w:tab/>
+      </w:r>
+      <w:r>
+        <w:rPr>
+          <w:rFonts w:ascii="Consolas" w:hAnsi="Consolas" w:cs="Consolas"/>
+          <w:color w:val="000000"/>
+          <w:sz w:val="20"/>
+          <w:szCs w:val="20"/>
+        </w:rPr>
+        <w:tab/>
+      </w:r>
+      <w:proofErr w:type="spellStart"/>
+      <w:proofErr w:type="gramStart"/>
+      <w:r>
+        <w:rPr>
+          <w:rFonts w:ascii="Consolas" w:hAnsi="Consolas" w:cs="Consolas"/>
+          <w:color w:val="6A3E3E"/>
+          <w:sz w:val="20"/>
+          <w:szCs w:val="20"/>
+        </w:rPr>
+        <w:t>cap</w:t>
+      </w:r>
+      <w:r>
+        <w:rPr>
+          <w:rFonts w:ascii="Consolas" w:hAnsi="Consolas" w:cs="Consolas"/>
+          <w:color w:val="000000"/>
+          <w:sz w:val="20"/>
+          <w:szCs w:val="20"/>
+        </w:rPr>
+        <w:t>.setCapability</w:t>
+      </w:r>
+      <w:proofErr w:type="spellEnd"/>
+      <w:r>
+        <w:rPr>
+          <w:rFonts w:ascii="Consolas" w:hAnsi="Consolas" w:cs="Consolas"/>
+          <w:color w:val="000000"/>
+          <w:sz w:val="20"/>
+          <w:szCs w:val="20"/>
+        </w:rPr>
+        <w:t>(</w:t>
+      </w:r>
+      <w:proofErr w:type="spellStart"/>
+      <w:proofErr w:type="gramEnd"/>
+      <w:r>
+        <w:rPr>
+          <w:rFonts w:ascii="Consolas" w:hAnsi="Consolas" w:cs="Consolas"/>
+          <w:color w:val="000000"/>
+          <w:sz w:val="20"/>
+          <w:szCs w:val="20"/>
+        </w:rPr>
+        <w:t>MobileCapabilityType.</w:t>
+      </w:r>
+      <w:r>
+        <w:rPr>
+          <w:rFonts w:ascii="Consolas" w:hAnsi="Consolas" w:cs="Consolas"/>
+          <w:b/>
+          <w:bCs/>
+          <w:i/>
+          <w:iCs/>
+          <w:color w:val="0000C0"/>
+          <w:sz w:val="20"/>
+          <w:szCs w:val="20"/>
+        </w:rPr>
+        <w:t>AUTOMATION_NAME</w:t>
+      </w:r>
+      <w:proofErr w:type="spellEnd"/>
+      <w:r>
+        <w:rPr>
+          <w:rFonts w:ascii="Consolas" w:hAnsi="Consolas" w:cs="Consolas"/>
+          <w:color w:val="000000"/>
+          <w:sz w:val="20"/>
+          <w:szCs w:val="20"/>
+        </w:rPr>
+        <w:t>, AutomationName.</w:t>
+      </w:r>
+      <w:r>
+        <w:rPr>
+          <w:rFonts w:ascii="Consolas" w:hAnsi="Consolas" w:cs="Consolas"/>
+          <w:b/>
+          <w:bCs/>
+          <w:i/>
+          <w:iCs/>
+          <w:color w:val="0000C0"/>
+          <w:sz w:val="20"/>
+          <w:szCs w:val="20"/>
+        </w:rPr>
+        <w:t>ANDROID_UIAUTOMATOR2</w:t>
+      </w:r>
+      <w:r>
+        <w:rPr>
+          <w:rFonts w:ascii="Consolas" w:hAnsi="Consolas" w:cs="Consolas"/>
+          <w:color w:val="000000"/>
+          <w:sz w:val="20"/>
+          <w:szCs w:val="20"/>
+        </w:rPr>
+        <w:t>);</w:t>
+      </w:r>
+    </w:p>
+    <w:p>
+      <w:pPr>
+        <w:autoSpaceDE w:val="0"/>
+        <w:autoSpaceDN w:val="0"/>
+        <w:adjustRightInd w:val="0"/>
+        <w:spacing w:after="0" w:line="240" w:lineRule="auto"/>
+        <w:rPr>
+          <w:rFonts w:ascii="Consolas" w:hAnsi="Consolas" w:cs="Consolas"/>
+          <w:sz w:val="20"/>
+          <w:szCs w:val="20"/>
+        </w:rPr>
+      </w:pPr>
+      <w:r>
+        <w:rPr>
+          <w:rFonts w:ascii="Consolas" w:hAnsi="Consolas" w:cs="Consolas"/>
+          <w:color w:val="000000"/>
+          <w:sz w:val="20"/>
+          <w:szCs w:val="20"/>
+        </w:rPr>
+        <w:tab/>
+      </w:r>
+      <w:r>
+        <w:rPr>
+          <w:rFonts w:ascii="Consolas" w:hAnsi="Consolas" w:cs="Consolas"/>
+          <w:color w:val="000000"/>
+          <w:sz w:val="20"/>
+          <w:szCs w:val="20"/>
+        </w:rPr>
+        <w:tab/>
+      </w:r>
+      <w:r>
+        <w:rPr>
+          <w:rFonts w:ascii="Consolas" w:hAnsi="Consolas" w:cs="Consolas"/>
+          <w:color w:val="000000"/>
+          <w:sz w:val="20"/>
+          <w:szCs w:val="20"/>
+        </w:rPr>
+        <w:tab/>
+      </w:r>
+      <w:proofErr w:type="gramStart"/>
+      <w:r>
+        <w:rPr>
+          <w:rFonts w:ascii="Consolas" w:hAnsi="Consolas" w:cs="Consolas"/>
+          <w:i/>
+          <w:iCs/>
+          <w:color w:val="0000C0"/>
+          <w:sz w:val="20"/>
+          <w:szCs w:val="20"/>
+        </w:rPr>
+        <w:t>driver</w:t>
+      </w:r>
+      <w:proofErr w:type="gramEnd"/>
+      <w:r>
+        <w:rPr>
+          <w:rFonts w:ascii="Consolas" w:hAnsi="Consolas" w:cs="Consolas"/>
+          <w:color w:val="000000"/>
+          <w:sz w:val="20"/>
+          <w:szCs w:val="20"/>
+        </w:rPr>
+        <w:t xml:space="preserve"> = </w:t>
+      </w:r>
+      <w:r>
+        <w:rPr>
+          <w:rFonts w:ascii="Consolas" w:hAnsi="Consolas" w:cs="Consolas"/>
+          <w:b/>
+          <w:bCs/>
+          <w:color w:val="7F0055"/>
+          <w:sz w:val="20"/>
+          <w:szCs w:val="20"/>
+        </w:rPr>
+        <w:t>new</w:t>
+      </w:r>
+      <w:r>
+        <w:rPr>
+          <w:rFonts w:ascii="Consolas" w:hAnsi="Consolas" w:cs="Consolas"/>
+          <w:color w:val="000000"/>
+          <w:sz w:val="20"/>
+          <w:szCs w:val="20"/>
+        </w:rPr>
+        <w:t xml:space="preserve"> </w:t>
+      </w:r>
+      <w:proofErr w:type="spellStart"/>
+      <w:r>
+        <w:rPr>
+          <w:rFonts w:ascii="Consolas" w:hAnsi="Consolas" w:cs="Consolas"/>
+          <w:color w:val="000000"/>
+          <w:sz w:val="20"/>
+          <w:szCs w:val="20"/>
+        </w:rPr>
+        <w:t>AndroidDriver</w:t>
+      </w:r>
+      <w:proofErr w:type="spellEnd"/>
+      <w:r>
+        <w:rPr>
+          <w:rFonts w:ascii="Consolas" w:hAnsi="Consolas" w:cs="Consolas"/>
+          <w:color w:val="000000"/>
+          <w:sz w:val="20"/>
+          <w:szCs w:val="20"/>
+        </w:rPr>
+        <w:t>&lt;</w:t>
+      </w:r>
+      <w:proofErr w:type="spellStart"/>
+      <w:r>
+        <w:rPr>
+          <w:rFonts w:ascii="Consolas" w:hAnsi="Consolas" w:cs="Consolas"/>
+          <w:color w:val="000000"/>
+          <w:sz w:val="20"/>
+          <w:szCs w:val="20"/>
+        </w:rPr>
+        <w:t>AndroidElement</w:t>
+      </w:r>
+      <w:proofErr w:type="spellEnd"/>
+      <w:r>
+        <w:rPr>
+          <w:rFonts w:ascii="Consolas" w:hAnsi="Consolas" w:cs="Consolas"/>
+          <w:color w:val="000000"/>
+          <w:sz w:val="20"/>
+          <w:szCs w:val="20"/>
+        </w:rPr>
+        <w:t>&gt;(</w:t>
+      </w:r>
+      <w:r>
+        <w:rPr>
+          <w:rFonts w:ascii="Consolas" w:hAnsi="Consolas" w:cs="Consolas"/>
+          <w:b/>
+          <w:bCs/>
+          <w:color w:val="7F0055"/>
+          <w:sz w:val="20"/>
+          <w:szCs w:val="20"/>
+        </w:rPr>
+        <w:t>new</w:t>
+      </w:r>
+      <w:r>
+        <w:rPr>
+          <w:rFonts w:ascii="Consolas" w:hAnsi="Consolas" w:cs="Consolas"/>
+          <w:color w:val="000000"/>
+          <w:sz w:val="20"/>
+          <w:szCs w:val="20"/>
+        </w:rPr>
+        <w:t xml:space="preserve"> URL(</w:t>
+      </w:r>
+      <w:r>
+        <w:rPr>
+          <w:rFonts w:ascii="Consolas" w:hAnsi="Consolas" w:cs="Consolas"/>
+          <w:color w:val="2A00FF"/>
+          <w:sz w:val="20"/>
+          <w:szCs w:val="20"/>
+        </w:rPr>
+        <w:t>"http://127.0.0.1:4723/</w:t>
+      </w:r>
+      <w:proofErr w:type="spellStart"/>
+      <w:r>
+        <w:rPr>
+          <w:rFonts w:ascii="Consolas" w:hAnsi="Consolas" w:cs="Consolas"/>
+          <w:color w:val="2A00FF"/>
+          <w:sz w:val="20"/>
+          <w:szCs w:val="20"/>
+        </w:rPr>
+        <w:t>wd</w:t>
+      </w:r>
+      <w:proofErr w:type="spellEnd"/>
+      <w:r>
+        <w:rPr>
+          <w:rFonts w:ascii="Consolas" w:hAnsi="Consolas" w:cs="Consolas"/>
+          <w:color w:val="2A00FF"/>
+          <w:sz w:val="20"/>
+          <w:szCs w:val="20"/>
+        </w:rPr>
+        <w:t>/hub"</w:t>
+      </w:r>
+      <w:r>
+        <w:rPr>
+          <w:rFonts w:ascii="Consolas" w:hAnsi="Consolas" w:cs="Consolas"/>
+          <w:color w:val="000000"/>
+          <w:sz w:val="20"/>
+          <w:szCs w:val="20"/>
+        </w:rPr>
+        <w:t xml:space="preserve">), </w:t>
+      </w:r>
+      <w:r>
+        <w:rPr>
+          <w:rFonts w:ascii="Consolas" w:hAnsi="Consolas" w:cs="Consolas"/>
+          <w:color w:val="6A3E3E"/>
+          <w:sz w:val="20"/>
+          <w:szCs w:val="20"/>
+        </w:rPr>
+        <w:t>cap</w:t>
+      </w:r>
+      <w:r>
+        <w:rPr>
+          <w:rFonts w:ascii="Consolas" w:hAnsi="Consolas" w:cs="Consolas"/>
+          <w:color w:val="000000"/>
+          <w:sz w:val="20"/>
+          <w:szCs w:val="20"/>
+        </w:rPr>
+        <w:t>);</w:t>
+      </w:r>
+    </w:p>
+    <w:p>
+      <w:pPr>
+        <w:autoSpaceDE w:val="0"/>
+        <w:autoSpaceDN w:val="0"/>
+        <w:adjustRightInd w:val="0"/>
+        <w:spacing w:after="0" w:line="240" w:lineRule="auto"/>
+        <w:rPr>
+          <w:rFonts w:ascii="Consolas" w:hAnsi="Consolas" w:cs="Consolas"/>
+          <w:sz w:val="20"/>
+          <w:szCs w:val="20"/>
+        </w:rPr>
+      </w:pPr>
+      <w:r>
+        <w:rPr>
+          <w:rFonts w:ascii="Consolas" w:hAnsi="Consolas" w:cs="Consolas"/>
+          <w:color w:val="000000"/>
+          <w:sz w:val="20"/>
+          <w:szCs w:val="20"/>
+        </w:rPr>
+        <w:tab/>
+      </w:r>
+      <w:r>
+        <w:rPr>
+          <w:rFonts w:ascii="Consolas" w:hAnsi="Consolas" w:cs="Consolas"/>
+          <w:color w:val="000000"/>
+          <w:sz w:val="20"/>
+          <w:szCs w:val="20"/>
+        </w:rPr>
+        <w:tab/>
+        <w:t xml:space="preserve">} </w:t>
+      </w:r>
+      <w:r>
+        <w:rPr>
+          <w:rFonts w:ascii="Consolas" w:hAnsi="Consolas" w:cs="Consolas"/>
+          <w:b/>
+          <w:bCs/>
+          <w:color w:val="7F0055"/>
+          <w:sz w:val="20"/>
+          <w:szCs w:val="20"/>
+        </w:rPr>
+        <w:t>catch</w:t>
+      </w:r>
+      <w:r>
+        <w:rPr>
+          <w:rFonts w:ascii="Consolas" w:hAnsi="Consolas" w:cs="Consolas"/>
+          <w:color w:val="000000"/>
+          <w:sz w:val="20"/>
+          <w:szCs w:val="20"/>
+        </w:rPr>
+        <w:t xml:space="preserve"> (Exception </w:t>
+      </w:r>
+      <w:r>
+        <w:rPr>
+          <w:rFonts w:ascii="Consolas" w:hAnsi="Consolas" w:cs="Consolas"/>
+          <w:color w:val="6A3E3E"/>
+          <w:sz w:val="20"/>
+          <w:szCs w:val="20"/>
+        </w:rPr>
+        <w:t>e</w:t>
+      </w:r>
+      <w:r>
+        <w:rPr>
+          <w:rFonts w:ascii="Consolas" w:hAnsi="Consolas" w:cs="Consolas"/>
+          <w:color w:val="000000"/>
+          <w:sz w:val="20"/>
+          <w:szCs w:val="20"/>
+        </w:rPr>
+        <w:t>) {</w:t>
+      </w:r>
+    </w:p>
+    <w:p>
+      <w:pPr>
+        <w:autoSpaceDE w:val="0"/>
+        <w:autoSpaceDN w:val="0"/>
+        <w:adjustRightInd w:val="0"/>
+        <w:spacing w:after="0" w:line="240" w:lineRule="auto"/>
+        <w:rPr>
+          <w:rFonts w:ascii="Consolas" w:hAnsi="Consolas" w:cs="Consolas"/>
+          <w:sz w:val="20"/>
+          <w:szCs w:val="20"/>
+        </w:rPr>
+      </w:pPr>
+      <w:r>
+        <w:rPr>
+          <w:rFonts w:ascii="Consolas" w:hAnsi="Consolas" w:cs="Consolas"/>
+          <w:color w:val="000000"/>
+          <w:sz w:val="20"/>
+          <w:szCs w:val="20"/>
+        </w:rPr>
+        <w:tab/>
+      </w:r>
+      <w:r>
+        <w:rPr>
+          <w:rFonts w:ascii="Consolas" w:hAnsi="Consolas" w:cs="Consolas"/>
+          <w:color w:val="000000"/>
+          <w:sz w:val="20"/>
+          <w:szCs w:val="20"/>
+        </w:rPr>
+        <w:tab/>
+      </w:r>
+      <w:r>
+        <w:rPr>
+          <w:rFonts w:ascii="Consolas" w:hAnsi="Consolas" w:cs="Consolas"/>
+          <w:color w:val="000000"/>
+          <w:sz w:val="20"/>
+          <w:szCs w:val="20"/>
+        </w:rPr>
+        <w:tab/>
+      </w:r>
+      <w:proofErr w:type="spellStart"/>
+      <w:proofErr w:type="gramStart"/>
+      <w:r>
+        <w:rPr>
+          <w:rFonts w:ascii="Consolas" w:hAnsi="Consolas" w:cs="Consolas"/>
+          <w:color w:val="6A3E3E"/>
+          <w:sz w:val="20"/>
+          <w:szCs w:val="20"/>
+        </w:rPr>
+        <w:t>e</w:t>
+      </w:r>
+      <w:r>
+        <w:rPr>
+          <w:rFonts w:ascii="Consolas" w:hAnsi="Consolas" w:cs="Consolas"/>
+          <w:color w:val="000000"/>
+          <w:sz w:val="20"/>
+          <w:szCs w:val="20"/>
+        </w:rPr>
+        <w:t>.printStackTrace</w:t>
+      </w:r>
+      <w:proofErr w:type="spellEnd"/>
+      <w:r>
+        <w:rPr>
+          <w:rFonts w:ascii="Consolas" w:hAnsi="Consolas" w:cs="Consolas"/>
+          <w:color w:val="000000"/>
+          <w:sz w:val="20"/>
+          <w:szCs w:val="20"/>
+        </w:rPr>
+        <w:t>(</w:t>
+      </w:r>
+      <w:proofErr w:type="gramEnd"/>
+      <w:r>
+        <w:rPr>
+          <w:rFonts w:ascii="Consolas" w:hAnsi="Consolas" w:cs="Consolas"/>
+          <w:color w:val="000000"/>
+          <w:sz w:val="20"/>
+          <w:szCs w:val="20"/>
+        </w:rPr>
+        <w:t>);</w:t>
+      </w:r>
+    </w:p>
+    <w:p>
+      <w:pPr>
+        <w:autoSpaceDE w:val="0"/>
+        <w:autoSpaceDN w:val="0"/>
+        <w:adjustRightInd w:val="0"/>
+        <w:spacing w:after="0" w:line="240" w:lineRule="auto"/>
+        <w:rPr>
+          <w:rFonts w:ascii="Consolas" w:hAnsi="Consolas" w:cs="Consolas"/>
+          <w:sz w:val="20"/>
+          <w:szCs w:val="20"/>
+        </w:rPr>
+      </w:pPr>
+      <w:r>
+        <w:rPr>
+          <w:rFonts w:ascii="Consolas" w:hAnsi="Consolas" w:cs="Consolas"/>
+          <w:color w:val="000000"/>
+          <w:sz w:val="20"/>
+          <w:szCs w:val="20"/>
+        </w:rPr>
+        <w:tab/>
+      </w:r>
+      <w:r>
+        <w:rPr>
+          <w:rFonts w:ascii="Consolas" w:hAnsi="Consolas" w:cs="Consolas"/>
+          <w:color w:val="000000"/>
+          <w:sz w:val="20"/>
+          <w:szCs w:val="20"/>
+        </w:rPr>
+        <w:tab/>
+        <w:t>}</w:t>
+      </w:r>
+      <w:r>
+        <w:rPr>
+          <w:rFonts w:ascii="Consolas" w:hAnsi="Consolas" w:cs="Consolas"/>
+          <w:color w:val="000000"/>
+          <w:sz w:val="20"/>
+          <w:szCs w:val="20"/>
+        </w:rPr>
+        <w:tab/>
+      </w:r>
+    </w:p>
+    <w:p>
+      <w:pPr>
+        <w:autoSpaceDE w:val="0"/>
+        <w:autoSpaceDN w:val="0"/>
+        <w:adjustRightInd w:val="0"/>
+        <w:spacing w:after="0" w:line="240" w:lineRule="auto"/>
+        <w:rPr>
+          <w:rFonts w:ascii="Consolas" w:hAnsi="Consolas" w:cs="Consolas"/>
+          <w:sz w:val="20"/>
+          <w:szCs w:val="20"/>
+        </w:rPr>
+      </w:pPr>
+      <w:r>
+        <w:rPr>
+          <w:rFonts w:ascii="Consolas" w:hAnsi="Consolas" w:cs="Consolas"/>
+          <w:color w:val="000000"/>
+          <w:sz w:val="20"/>
+          <w:szCs w:val="20"/>
+        </w:rPr>
+        <w:tab/>
+        <w:t>}</w:t>
+      </w:r>
+    </w:p>
+    <w:p>
+      <w:pPr>
+        <w:autoSpaceDE w:val="0"/>
+        <w:autoSpaceDN w:val="0"/>
+        <w:adjustRightInd w:val="0"/>
+        <w:spacing w:after="0" w:line="240" w:lineRule="auto"/>
+        <w:rPr>
+          <w:rFonts w:ascii="Consolas" w:hAnsi="Consolas" w:cs="Consolas"/>
+          <w:sz w:val="20"/>
+          <w:szCs w:val="20"/>
+        </w:rPr>
+      </w:pPr>
+      <w:r>
+        <w:rPr>
+          <w:rFonts w:ascii="Consolas" w:hAnsi="Consolas" w:cs="Consolas"/>
+          <w:color w:val="000000"/>
+          <w:sz w:val="20"/>
+          <w:szCs w:val="20"/>
+        </w:rPr>
+        <w:tab/>
+      </w:r>
+    </w:p>
+    <w:p>
+      <w:pPr>
+        <w:autoSpaceDE w:val="0"/>
+        <w:autoSpaceDN w:val="0"/>
+        <w:adjustRightInd w:val="0"/>
+        <w:spacing w:after="0" w:line="240" w:lineRule="auto"/>
+        <w:rPr>
+          <w:rFonts w:ascii="Consolas" w:hAnsi="Consolas" w:cs="Consolas"/>
+          <w:sz w:val="20"/>
+          <w:szCs w:val="20"/>
+        </w:rPr>
+      </w:pPr>
+      <w:r>
+        <w:rPr>
+          <w:rFonts w:ascii="Consolas" w:hAnsi="Consolas" w:cs="Consolas"/>
+          <w:color w:val="000000"/>
+          <w:sz w:val="20"/>
+          <w:szCs w:val="20"/>
+        </w:rPr>
+        <w:tab/>
+      </w:r>
+      <w:r>
+        <w:rPr>
+          <w:rFonts w:ascii="Consolas" w:hAnsi="Consolas" w:cs="Consolas"/>
+          <w:color w:val="646464"/>
+          <w:sz w:val="20"/>
+          <w:szCs w:val="20"/>
+        </w:rPr>
+        <w:t>@Test</w:t>
+      </w:r>
+    </w:p>
+    <w:p>
+      <w:pPr>
+        <w:autoSpaceDE w:val="0"/>
+        <w:autoSpaceDN w:val="0"/>
+        <w:adjustRightInd w:val="0"/>
+        <w:spacing w:after="0" w:line="240" w:lineRule="auto"/>
+        <w:rPr>
+          <w:rFonts w:ascii="Consolas" w:hAnsi="Consolas" w:cs="Consolas"/>
+          <w:sz w:val="20"/>
+          <w:szCs w:val="20"/>
+        </w:rPr>
+      </w:pPr>
+      <w:r>
+        <w:rPr>
+          <w:rFonts w:ascii="Consolas" w:hAnsi="Consolas" w:cs="Consolas"/>
+          <w:color w:val="000000"/>
+          <w:sz w:val="20"/>
+          <w:szCs w:val="20"/>
+        </w:rPr>
+        <w:tab/>
+      </w:r>
+      <w:proofErr w:type="gramStart"/>
+      <w:r>
+        <w:rPr>
+          <w:rFonts w:ascii="Consolas" w:hAnsi="Consolas" w:cs="Consolas"/>
+          <w:b/>
+          <w:bCs/>
+          <w:color w:val="7F0055"/>
+          <w:sz w:val="20"/>
+          <w:szCs w:val="20"/>
+        </w:rPr>
+        <w:t>public</w:t>
+      </w:r>
+      <w:proofErr w:type="gramEnd"/>
+      <w:r>
+        <w:rPr>
+          <w:rFonts w:ascii="Consolas" w:hAnsi="Consolas" w:cs="Consolas"/>
+          <w:color w:val="000000"/>
+          <w:sz w:val="20"/>
+          <w:szCs w:val="20"/>
+        </w:rPr>
+        <w:t xml:space="preserve"> </w:t>
+      </w:r>
+      <w:r>
+        <w:rPr>
+          <w:rFonts w:ascii="Consolas" w:hAnsi="Consolas" w:cs="Consolas"/>
+          <w:b/>
+          <w:bCs/>
+          <w:color w:val="7F0055"/>
+          <w:sz w:val="20"/>
+          <w:szCs w:val="20"/>
+        </w:rPr>
+        <w:t>void</w:t>
+      </w:r>
+      <w:r>
+        <w:rPr>
+          <w:rFonts w:ascii="Consolas" w:hAnsi="Consolas" w:cs="Consolas"/>
+          <w:color w:val="000000"/>
+          <w:sz w:val="20"/>
+          <w:szCs w:val="20"/>
+        </w:rPr>
+        <w:t xml:space="preserve"> test001() {</w:t>
+      </w:r>
+    </w:p>
+    <w:p>
+      <w:pPr>
+        <w:autoSpaceDE w:val="0"/>
+        <w:autoSpaceDN w:val="0"/>
+        <w:adjustRightInd w:val="0"/>
+        <w:spacing w:after="0" w:line="240" w:lineRule="auto"/>
+        <w:rPr>
+          <w:rFonts w:ascii="Consolas" w:hAnsi="Consolas" w:cs="Consolas"/>
+          <w:sz w:val="20"/>
+          <w:szCs w:val="20"/>
+        </w:rPr>
+      </w:pPr>
+      <w:r>
+        <w:rPr>
+          <w:rFonts w:ascii="Consolas" w:hAnsi="Consolas" w:cs="Consolas"/>
+          <w:color w:val="000000"/>
+          <w:sz w:val="20"/>
+          <w:szCs w:val="20"/>
+        </w:rPr>
+        <w:tab/>
+      </w:r>
+      <w:r>
+        <w:rPr>
+          <w:rFonts w:ascii="Consolas" w:hAnsi="Consolas" w:cs="Consolas"/>
+          <w:color w:val="000000"/>
+          <w:sz w:val="20"/>
+          <w:szCs w:val="20"/>
+        </w:rPr>
+        <w:tab/>
+      </w:r>
+      <w:proofErr w:type="spellStart"/>
+      <w:proofErr w:type="gramStart"/>
+      <w:r>
+        <w:rPr>
+          <w:rFonts w:ascii="Consolas" w:hAnsi="Consolas" w:cs="Consolas"/>
+          <w:i/>
+          <w:iCs/>
+          <w:color w:val="0000C0"/>
+          <w:sz w:val="20"/>
+          <w:szCs w:val="20"/>
+        </w:rPr>
+        <w:t>driver</w:t>
+      </w:r>
+      <w:r>
+        <w:rPr>
+          <w:rFonts w:ascii="Consolas" w:hAnsi="Consolas" w:cs="Consolas"/>
+          <w:color w:val="000000"/>
+          <w:sz w:val="20"/>
+          <w:szCs w:val="20"/>
+        </w:rPr>
+        <w:t>.launchApp</w:t>
+      </w:r>
+      <w:proofErr w:type="spellEnd"/>
+      <w:r>
+        <w:rPr>
+          <w:rFonts w:ascii="Consolas" w:hAnsi="Consolas" w:cs="Consolas"/>
+          <w:color w:val="000000"/>
+          <w:sz w:val="20"/>
+          <w:szCs w:val="20"/>
+        </w:rPr>
+        <w:t>(</w:t>
+      </w:r>
+      <w:proofErr w:type="gramEnd"/>
+      <w:r>
+        <w:rPr>
+          <w:rFonts w:ascii="Consolas" w:hAnsi="Consolas" w:cs="Consolas"/>
+          <w:color w:val="000000"/>
+          <w:sz w:val="20"/>
+          <w:szCs w:val="20"/>
+        </w:rPr>
+        <w:t>);</w:t>
+      </w:r>
+    </w:p>
+    <w:p>
+      <w:pPr>
+        <w:autoSpaceDE w:val="0"/>
+        <w:autoSpaceDN w:val="0"/>
+        <w:adjustRightInd w:val="0"/>
+        <w:spacing w:after="0" w:line="240" w:lineRule="auto"/>
+        <w:rPr>
+          <w:rFonts w:ascii="Consolas" w:hAnsi="Consolas" w:cs="Consolas"/>
+          <w:sz w:val="20"/>
+          <w:szCs w:val="20"/>
+        </w:rPr>
+      </w:pPr>
+      <w:r>
+        <w:rPr>
+          <w:rFonts w:ascii="Consolas" w:hAnsi="Consolas" w:cs="Consolas"/>
+          <w:color w:val="000000"/>
+          <w:sz w:val="20"/>
+          <w:szCs w:val="20"/>
+        </w:rPr>
+        <w:tab/>
+        <w:t>}</w:t>
+      </w:r>
+    </w:p>
+    <w:p>
+      <w:pPr>
+        <w:autoSpaceDE w:val="0"/>
+        <w:autoSpaceDN w:val="0"/>
+        <w:adjustRightInd w:val="0"/>
+        <w:spacing w:after="0" w:line="240" w:lineRule="auto"/>
+        <w:rPr>
+          <w:rFonts w:ascii="Consolas" w:hAnsi="Consolas" w:cs="Consolas"/>
+          <w:sz w:val="20"/>
+          <w:szCs w:val="20"/>
+        </w:rPr>
+      </w:pPr>
+      <w:r>
+        <w:rPr>
+          <w:rFonts w:ascii="Consolas" w:hAnsi="Consolas" w:cs="Consolas"/>
+          <w:color w:val="000000"/>
+          <w:sz w:val="20"/>
+          <w:szCs w:val="20"/>
+        </w:rPr>
+        <w:tab/>
+      </w:r>
+    </w:p>
+    <w:p>
+      <w:pPr>
+        <w:autoSpaceDE w:val="0"/>
+        <w:autoSpaceDN w:val="0"/>
+        <w:adjustRightInd w:val="0"/>
+        <w:spacing w:after="0" w:line="240" w:lineRule="auto"/>
+        <w:rPr>
+          <w:rFonts w:ascii="Consolas" w:hAnsi="Consolas" w:cs="Consolas"/>
+          <w:sz w:val="20"/>
+          <w:szCs w:val="20"/>
+        </w:rPr>
+      </w:pPr>
+      <w:r>
+        <w:rPr>
+          <w:rFonts w:ascii="Consolas" w:hAnsi="Consolas" w:cs="Consolas"/>
+          <w:color w:val="000000"/>
+          <w:sz w:val="20"/>
+          <w:szCs w:val="20"/>
+        </w:rPr>
+        <w:tab/>
+      </w:r>
+      <w:r>
+        <w:rPr>
+          <w:rFonts w:ascii="Consolas" w:hAnsi="Consolas" w:cs="Consolas"/>
+          <w:color w:val="646464"/>
+          <w:sz w:val="20"/>
+          <w:szCs w:val="20"/>
+        </w:rPr>
+        <w:t>@</w:t>
+      </w:r>
+      <w:proofErr w:type="spellStart"/>
+      <w:r>
+        <w:rPr>
+          <w:rFonts w:ascii="Consolas" w:hAnsi="Consolas" w:cs="Consolas"/>
+          <w:color w:val="646464"/>
+          <w:sz w:val="20"/>
+          <w:szCs w:val="20"/>
+        </w:rPr>
+        <w:t>AfterMethod</w:t>
+      </w:r>
+      <w:proofErr w:type="spellEnd"/>
+    </w:p>
+    <w:p>
+      <w:pPr>
+        <w:autoSpaceDE w:val="0"/>
+        <w:autoSpaceDN w:val="0"/>
+        <w:adjustRightInd w:val="0"/>
+        <w:spacing w:after="0" w:line="240" w:lineRule="auto"/>
+        <w:rPr>
+          <w:rFonts w:ascii="Consolas" w:hAnsi="Consolas" w:cs="Consolas"/>
+          <w:sz w:val="20"/>
+          <w:szCs w:val="20"/>
+        </w:rPr>
+      </w:pPr>
+      <w:r>
+        <w:rPr>
+          <w:rFonts w:ascii="Consolas" w:hAnsi="Consolas" w:cs="Consolas"/>
+          <w:color w:val="000000"/>
+          <w:sz w:val="20"/>
+          <w:szCs w:val="20"/>
+        </w:rPr>
+        <w:tab/>
+      </w:r>
+      <w:proofErr w:type="gramStart"/>
+      <w:r>
+        <w:rPr>
+          <w:rFonts w:ascii="Consolas" w:hAnsi="Consolas" w:cs="Consolas"/>
+          <w:b/>
+          <w:bCs/>
+          <w:color w:val="7F0055"/>
+          <w:sz w:val="20"/>
+          <w:szCs w:val="20"/>
+        </w:rPr>
+        <w:t>public</w:t>
+      </w:r>
+      <w:proofErr w:type="gramEnd"/>
+      <w:r>
+        <w:rPr>
+          <w:rFonts w:ascii="Consolas" w:hAnsi="Consolas" w:cs="Consolas"/>
+          <w:color w:val="000000"/>
+          <w:sz w:val="20"/>
+          <w:szCs w:val="20"/>
+        </w:rPr>
+        <w:t xml:space="preserve"> </w:t>
+      </w:r>
+      <w:r>
+        <w:rPr>
+          <w:rFonts w:ascii="Consolas" w:hAnsi="Consolas" w:cs="Consolas"/>
+          <w:b/>
+          <w:bCs/>
+          <w:color w:val="7F0055"/>
+          <w:sz w:val="20"/>
+          <w:szCs w:val="20"/>
+        </w:rPr>
+        <w:t>void</w:t>
+      </w:r>
+      <w:r>
+        <w:rPr>
+          <w:rFonts w:ascii="Consolas" w:hAnsi="Consolas" w:cs="Consolas"/>
+          <w:color w:val="000000"/>
+          <w:sz w:val="20"/>
+          <w:szCs w:val="20"/>
+        </w:rPr>
+        <w:t xml:space="preserve"> </w:t>
+      </w:r>
+      <w:proofErr w:type="spellStart"/>
+      <w:r>
+        <w:rPr>
+          <w:rFonts w:ascii="Consolas" w:hAnsi="Consolas" w:cs="Consolas"/>
+          <w:color w:val="000000"/>
+          <w:sz w:val="20"/>
+          <w:szCs w:val="20"/>
+        </w:rPr>
+        <w:t>tearDown</w:t>
+      </w:r>
+      <w:proofErr w:type="spellEnd"/>
+      <w:r>
+        <w:rPr>
+          <w:rFonts w:ascii="Consolas" w:hAnsi="Consolas" w:cs="Consolas"/>
+          <w:color w:val="000000"/>
+          <w:sz w:val="20"/>
+          <w:szCs w:val="20"/>
+        </w:rPr>
+        <w:t>() {</w:t>
+      </w:r>
+    </w:p>
+    <w:p>
+      <w:pPr>
+        <w:autoSpaceDE w:val="0"/>
+        <w:autoSpaceDN w:val="0"/>
+        <w:adjustRightInd w:val="0"/>
+        <w:spacing w:after="0" w:line="240" w:lineRule="auto"/>
+        <w:rPr>
+          <w:rFonts w:ascii="Consolas" w:hAnsi="Consolas" w:cs="Consolas"/>
+          <w:sz w:val="20"/>
+          <w:szCs w:val="20"/>
+        </w:rPr>
+      </w:pPr>
+      <w:r>
+        <w:rPr>
+          <w:rFonts w:ascii="Consolas" w:hAnsi="Consolas" w:cs="Consolas"/>
+          <w:color w:val="000000"/>
+          <w:sz w:val="20"/>
+          <w:szCs w:val="20"/>
+        </w:rPr>
+        <w:tab/>
+      </w:r>
+      <w:r>
+        <w:rPr>
+          <w:rFonts w:ascii="Consolas" w:hAnsi="Consolas" w:cs="Consolas"/>
+          <w:color w:val="000000"/>
+          <w:sz w:val="20"/>
+          <w:szCs w:val="20"/>
+        </w:rPr>
+        <w:tab/>
+      </w:r>
+      <w:proofErr w:type="spellStart"/>
+      <w:proofErr w:type="gramStart"/>
+      <w:r>
+        <w:rPr>
+          <w:rFonts w:ascii="Consolas" w:hAnsi="Consolas" w:cs="Consolas"/>
+          <w:color w:val="3F7F5F"/>
+          <w:sz w:val="20"/>
+          <w:szCs w:val="20"/>
+        </w:rPr>
+        <w:t>driver.quit</w:t>
+      </w:r>
+      <w:proofErr w:type="spellEnd"/>
+      <w:r>
+        <w:rPr>
+          <w:rFonts w:ascii="Consolas" w:hAnsi="Consolas" w:cs="Consolas"/>
+          <w:color w:val="3F7F5F"/>
+          <w:sz w:val="20"/>
+          <w:szCs w:val="20"/>
+        </w:rPr>
+        <w:t>(</w:t>
+      </w:r>
+      <w:proofErr w:type="gramEnd"/>
+      <w:r>
+        <w:rPr>
+          <w:rFonts w:ascii="Consolas" w:hAnsi="Consolas" w:cs="Consolas"/>
+          <w:color w:val="3F7F5F"/>
+          <w:sz w:val="20"/>
+          <w:szCs w:val="20"/>
+        </w:rPr>
+        <w:t>);</w:t>
+      </w:r>
+    </w:p>
+    <w:p>
+      <w:pPr>
+        <w:autoSpaceDE w:val="0"/>
+        <w:autoSpaceDN w:val="0"/>
+        <w:adjustRightInd w:val="0"/>
+        <w:spacing w:after="0" w:line="240" w:lineRule="auto"/>
+        <w:rPr>
+          <w:rFonts w:ascii="Consolas" w:hAnsi="Consolas" w:cs="Consolas"/>
+          <w:sz w:val="20"/>
+          <w:szCs w:val="20"/>
+        </w:rPr>
+      </w:pPr>
+      <w:r>
+        <w:rPr>
+          <w:rFonts w:ascii="Consolas" w:hAnsi="Consolas" w:cs="Consolas"/>
+          <w:color w:val="000000"/>
+          <w:sz w:val="20"/>
+          <w:szCs w:val="20"/>
+        </w:rPr>
+        <w:tab/>
+        <w:t>}</w:t>
+      </w:r>
+    </w:p>
+    <w:p>
+      <w:pPr>
+        <w:autoSpaceDE w:val="0"/>
+        <w:autoSpaceDN w:val="0"/>
+        <w:adjustRightInd w:val="0"/>
+        <w:spacing w:after="0" w:line="240" w:lineRule="auto"/>
+        <w:rPr>
+          <w:rFonts w:ascii="Consolas" w:hAnsi="Consolas" w:cs="Consolas"/>
+          <w:sz w:val="20"/>
+          <w:szCs w:val="20"/>
+        </w:rPr>
+      </w:pPr>
+    </w:p>
+    <w:p>
+      <w:pPr>
+        <w:autoSpaceDE w:val="0"/>
+        <w:autoSpaceDN w:val="0"/>
+        <w:adjustRightInd w:val="0"/>
+        <w:spacing w:after="0" w:line="240" w:lineRule="auto"/>
+        <w:rPr>
+          <w:rFonts w:ascii="Consolas" w:hAnsi="Consolas" w:cs="Consolas"/>
+          <w:sz w:val="20"/>
+          <w:szCs w:val="20"/>
+        </w:rPr>
+      </w:pPr>
+      <w:r>
+        <w:rPr>
+          <w:rFonts w:ascii="Consolas" w:hAnsi="Consolas" w:cs="Consolas"/>
+          <w:color w:val="000000"/>
+          <w:sz w:val="20"/>
+          <w:szCs w:val="20"/>
+        </w:rPr>
+        <w:t>}</w:t>
+      </w:r>
+    </w:p>
+    <w:p>
+      <w:pPr>
+        <w:rPr>
+          <w:rFonts w:ascii="Times New Roman" w:hAnsi="Times New Roman" w:cs="Times New Roman"/>
+          <w:b/>
+          <w:sz w:val="21"/>
+          <w:szCs w:val="21"/>
+          <w:u w:val="single"/>
+        </w:rPr>
+      </w:pPr>
+    </w:p>
+    <w:p>
+      <w:pPr>
+        <w:rPr>
+          <w:rFonts w:ascii="Times New Roman" w:hAnsi="Times New Roman" w:cs="Times New Roman"/>
+          <w:sz w:val="21"/>
+          <w:szCs w:val="21"/>
+        </w:rPr>
+      </w:pPr>
+      <w:r>
+        <w:rPr>
+          <w:rFonts w:ascii="Times New Roman" w:hAnsi="Times New Roman" w:cs="Times New Roman"/>
+          <w:sz w:val="21"/>
+          <w:szCs w:val="21"/>
+        </w:rPr>
+        <w:t>In the @Test annotation I’m simply trying to launch the app. No testing has been performed. Please find the screenshot below for Appium logs,</w:t>
+      </w:r>
+    </w:p>
+    <w:p>
+      <w:pPr>
+        <w:rPr>
+          <w:rFonts w:ascii="Times New Roman" w:hAnsi="Times New Roman" w:cs="Times New Roman"/>
+          <w:b/>
+          <w:sz w:val="21"/>
+          <w:szCs w:val="21"/>
+          <w:u w:val="single"/>
+        </w:rPr>
+      </w:pPr>
+    </w:p>
+    <w:p>
+      <w:pPr>
+        <w:rPr>
+          <w:rFonts w:ascii="Times New Roman" w:hAnsi="Times New Roman" w:cs="Times New Roman"/>
+          <w:b/>
+          <w:sz w:val="21"/>
+          <w:szCs w:val="21"/>
+          <w:u w:val="single"/>
+        </w:rPr>
+      </w:pPr>
+      <w:r>
+        <w:rPr>
+          <w:rFonts w:ascii="Times New Roman" w:hAnsi="Times New Roman" w:cs="Times New Roman"/>
+          <w:noProof/>
+          <w:sz w:val="21"/>
+          <w:szCs w:val="21"/>
+        </w:rPr>
+        <w:drawing>
+          <wp:inline distT="0" distB="0" distL="0" distR="0" wp14:anchorId="41EEEB30" wp14:editId="06F8F5D3">
+            <wp:extent cx="17973675" cy="9582150"/>
+            <wp:effectExtent l="0" t="0" r="9525" b="0"/>
+            <wp:docPr id="4" name="Picture 4"/>
+            <wp:cNvGraphicFramePr>
+              <a:graphicFrameLocks xmlns:a="http://schemas.openxmlformats.org/drawingml/2006/main" noChangeAspect="1"/>
+            </wp:cNvGraphicFramePr>
+            <a:graphic xmlns:a="http://schemas.openxmlformats.org/drawingml/2006/main">
+              <a:graphicData uri="http://schemas.openxmlformats.org/drawingml/2006/picture">
+                <pic:pic xmlns:pic="http://schemas.openxmlformats.org/drawingml/2006/picture">
+                  <pic:nvPicPr>
+                    <pic:cNvPr id="1" name=""/>
+                    <pic:cNvPicPr/>
+                  </pic:nvPicPr>
+                  <pic:blipFill>
+                    <a:blip r:embed="rId11"/>
+                    <a:stretch>
+                      <a:fillRect/>
+                    </a:stretch>
+                  </pic:blipFill>
+                  <pic:spPr>
+                    <a:xfrm>
+                      <a:off x="0" y="0"/>
+                      <a:ext cx="17973675" cy="9582150"/>
+                    </a:xfrm>
+                    <a:prstGeom prst="rect">
+                      <a:avLst/>
+                    </a:prstGeom>
+                  </pic:spPr>
+                </pic:pic>
+              </a:graphicData>
+            </a:graphic>
+          </wp:inline>
+        </w:drawing>
+      </w:r>
+    </w:p>
+    <w:p>
+      <w:pPr>
+        <w:rPr>
+          <w:rFonts w:ascii="Times New Roman" w:hAnsi="Times New Roman" w:cs="Times New Roman"/>
+          <w:b/>
+          <w:sz w:val="21"/>
+          <w:szCs w:val="21"/>
+          <w:u w:val="single"/>
+        </w:rPr>
+      </w:pPr>
+    </w:p>
+    <w:p>
+      <w:pPr>
+        <w:rPr>
+          <w:rFonts w:ascii="Times New Roman" w:hAnsi="Times New Roman" w:cs="Times New Roman"/>
+          <w:b/>
+          <w:sz w:val="21"/>
+          <w:szCs w:val="21"/>
+          <w:u w:val="single"/>
+        </w:rPr>
+      </w:pPr>
+      <w:r>
+        <w:rPr>
+          <w:rFonts w:ascii="Times New Roman" w:hAnsi="Times New Roman" w:cs="Times New Roman"/>
+          <w:b/>
+          <w:sz w:val="21"/>
+          <w:szCs w:val="21"/>
+          <w:u w:val="single"/>
+        </w:rPr>
+        <w:t xml:space="preserve">Please find the sample code for launching an </w:t>
+      </w:r>
+      <w:r>
+        <w:rPr>
+          <w:rFonts w:ascii="Times New Roman" w:hAnsi="Times New Roman" w:cs="Times New Roman"/>
+          <w:b/>
+          <w:sz w:val="21"/>
+          <w:szCs w:val="21"/>
+          <w:u w:val="single"/>
+        </w:rPr>
+        <w:t>iOS</w:t>
+      </w:r>
+      <w:r>
+        <w:rPr>
+          <w:rFonts w:ascii="Times New Roman" w:hAnsi="Times New Roman" w:cs="Times New Roman"/>
+          <w:b/>
+          <w:sz w:val="21"/>
+          <w:szCs w:val="21"/>
+          <w:u w:val="single"/>
+        </w:rPr>
+        <w:t xml:space="preserve"> app in Java:</w:t>
+      </w:r>
+    </w:p>
+    <w:p>
+      <w:pPr>
+        <w:rPr>
+          <w:b/>
+          <w:u w:val="single"/>
+        </w:rPr>
+      </w:pPr>
+    </w:p>
+    <w:p>
+      <w:pPr>
+        <w:autoSpaceDE w:val="0"/>
+        <w:autoSpaceDN w:val="0"/>
+        <w:adjustRightInd w:val="0"/>
+        <w:spacing w:after="0" w:line="240" w:lineRule="auto"/>
+        <w:rPr>
+          <w:rFonts w:ascii="Consolas" w:hAnsi="Consolas" w:cs="Consolas"/>
+          <w:sz w:val="20"/>
+          <w:szCs w:val="20"/>
+        </w:rPr>
+      </w:pPr>
+      <w:proofErr w:type="gramStart"/>
+      <w:r>
+        <w:rPr>
+          <w:rFonts w:ascii="Consolas" w:hAnsi="Consolas" w:cs="Consolas"/>
+          <w:b/>
+          <w:bCs/>
+          <w:color w:val="7F0055"/>
+          <w:sz w:val="20"/>
+          <w:szCs w:val="20"/>
+        </w:rPr>
+        <w:t>import</w:t>
+      </w:r>
+      <w:proofErr w:type="gramEnd"/>
+      <w:r>
+        <w:rPr>
+          <w:rFonts w:ascii="Consolas" w:hAnsi="Consolas" w:cs="Consolas"/>
+          <w:color w:val="000000"/>
+          <w:sz w:val="20"/>
+          <w:szCs w:val="20"/>
+        </w:rPr>
+        <w:t xml:space="preserve"> java.net.URL;</w:t>
+      </w:r>
+    </w:p>
+    <w:p>
+      <w:pPr>
+        <w:autoSpaceDE w:val="0"/>
+        <w:autoSpaceDN w:val="0"/>
+        <w:adjustRightInd w:val="0"/>
+        <w:spacing w:after="0" w:line="240" w:lineRule="auto"/>
+        <w:rPr>
+          <w:rFonts w:ascii="Consolas" w:hAnsi="Consolas" w:cs="Consolas"/>
+          <w:sz w:val="20"/>
+          <w:szCs w:val="20"/>
+        </w:rPr>
+      </w:pPr>
+      <w:proofErr w:type="gramStart"/>
+      <w:r>
+        <w:rPr>
+          <w:rFonts w:ascii="Consolas" w:hAnsi="Consolas" w:cs="Consolas"/>
+          <w:b/>
+          <w:bCs/>
+          <w:color w:val="7F0055"/>
+          <w:sz w:val="20"/>
+          <w:szCs w:val="20"/>
+        </w:rPr>
+        <w:t>import</w:t>
+      </w:r>
+      <w:proofErr w:type="gramEnd"/>
+      <w:r>
+        <w:rPr>
+          <w:rFonts w:ascii="Consolas" w:hAnsi="Consolas" w:cs="Consolas"/>
+          <w:color w:val="000000"/>
+          <w:sz w:val="20"/>
+          <w:szCs w:val="20"/>
+        </w:rPr>
+        <w:t xml:space="preserve"> </w:t>
+      </w:r>
+      <w:proofErr w:type="spellStart"/>
+      <w:r>
+        <w:rPr>
+          <w:rFonts w:ascii="Consolas" w:hAnsi="Consolas" w:cs="Consolas"/>
+          <w:color w:val="000000"/>
+          <w:sz w:val="20"/>
+          <w:szCs w:val="20"/>
+        </w:rPr>
+        <w:t>org.openqa.selenium.remote.DesiredCapabilities</w:t>
+      </w:r>
+      <w:proofErr w:type="spellEnd"/>
+      <w:r>
+        <w:rPr>
+          <w:rFonts w:ascii="Consolas" w:hAnsi="Consolas" w:cs="Consolas"/>
+          <w:color w:val="000000"/>
+          <w:sz w:val="20"/>
+          <w:szCs w:val="20"/>
+        </w:rPr>
+        <w:t>;</w:t>
+      </w:r>
+    </w:p>
+    <w:p>
+      <w:pPr>
+        <w:autoSpaceDE w:val="0"/>
+        <w:autoSpaceDN w:val="0"/>
+        <w:adjustRightInd w:val="0"/>
+        <w:spacing w:after="0" w:line="240" w:lineRule="auto"/>
+        <w:rPr>
+          <w:rFonts w:ascii="Consolas" w:hAnsi="Consolas" w:cs="Consolas"/>
+          <w:sz w:val="20"/>
+          <w:szCs w:val="20"/>
+        </w:rPr>
+      </w:pPr>
+      <w:proofErr w:type="gramStart"/>
+      <w:r>
+        <w:rPr>
+          <w:rFonts w:ascii="Consolas" w:hAnsi="Consolas" w:cs="Consolas"/>
+          <w:b/>
+          <w:bCs/>
+          <w:color w:val="7F0055"/>
+          <w:sz w:val="20"/>
+          <w:szCs w:val="20"/>
+        </w:rPr>
+        <w:t>import</w:t>
+      </w:r>
+      <w:proofErr w:type="gramEnd"/>
+      <w:r>
+        <w:rPr>
+          <w:rFonts w:ascii="Consolas" w:hAnsi="Consolas" w:cs="Consolas"/>
+          <w:color w:val="000000"/>
+          <w:sz w:val="20"/>
+          <w:szCs w:val="20"/>
+        </w:rPr>
+        <w:t xml:space="preserve"> </w:t>
+      </w:r>
+      <w:proofErr w:type="spellStart"/>
+      <w:r>
+        <w:rPr>
+          <w:rFonts w:ascii="Consolas" w:hAnsi="Consolas" w:cs="Consolas"/>
+          <w:color w:val="000000"/>
+          <w:sz w:val="20"/>
+          <w:szCs w:val="20"/>
+        </w:rPr>
+        <w:t>org.testng.annotations.AfterMethod</w:t>
+      </w:r>
+      <w:proofErr w:type="spellEnd"/>
+      <w:r>
+        <w:rPr>
+          <w:rFonts w:ascii="Consolas" w:hAnsi="Consolas" w:cs="Consolas"/>
+          <w:color w:val="000000"/>
+          <w:sz w:val="20"/>
+          <w:szCs w:val="20"/>
+        </w:rPr>
+        <w:t>;</w:t>
+      </w:r>
+    </w:p>
+    <w:p>
+      <w:pPr>
+        <w:autoSpaceDE w:val="0"/>
+        <w:autoSpaceDN w:val="0"/>
+        <w:adjustRightInd w:val="0"/>
+        <w:spacing w:after="0" w:line="240" w:lineRule="auto"/>
+        <w:rPr>
+          <w:rFonts w:ascii="Consolas" w:hAnsi="Consolas" w:cs="Consolas"/>
+          <w:sz w:val="20"/>
+          <w:szCs w:val="20"/>
+        </w:rPr>
+      </w:pPr>
+      <w:proofErr w:type="gramStart"/>
+      <w:r>
+        <w:rPr>
+          <w:rFonts w:ascii="Consolas" w:hAnsi="Consolas" w:cs="Consolas"/>
+          <w:b/>
+          <w:bCs/>
+          <w:color w:val="7F0055"/>
+          <w:sz w:val="20"/>
+          <w:szCs w:val="20"/>
+        </w:rPr>
+        <w:t>import</w:t>
+      </w:r>
+      <w:proofErr w:type="gramEnd"/>
+      <w:r>
+        <w:rPr>
+          <w:rFonts w:ascii="Consolas" w:hAnsi="Consolas" w:cs="Consolas"/>
+          <w:color w:val="000000"/>
+          <w:sz w:val="20"/>
+          <w:szCs w:val="20"/>
+        </w:rPr>
+        <w:t xml:space="preserve"> </w:t>
+      </w:r>
+      <w:proofErr w:type="spellStart"/>
+      <w:r>
+        <w:rPr>
+          <w:rFonts w:ascii="Consolas" w:hAnsi="Consolas" w:cs="Consolas"/>
+          <w:color w:val="000000"/>
+          <w:sz w:val="20"/>
+          <w:szCs w:val="20"/>
+        </w:rPr>
+        <w:t>org.testng.annotations.BeforeMethod</w:t>
+      </w:r>
+      <w:proofErr w:type="spellEnd"/>
+      <w:r>
+        <w:rPr>
+          <w:rFonts w:ascii="Consolas" w:hAnsi="Consolas" w:cs="Consolas"/>
+          <w:color w:val="000000"/>
+          <w:sz w:val="20"/>
+          <w:szCs w:val="20"/>
+        </w:rPr>
+        <w:t>;</w:t>
+      </w:r>
+    </w:p>
+    <w:p>
+      <w:pPr>
+        <w:autoSpaceDE w:val="0"/>
+        <w:autoSpaceDN w:val="0"/>
+        <w:adjustRightInd w:val="0"/>
+        <w:spacing w:after="0" w:line="240" w:lineRule="auto"/>
+        <w:rPr>
+          <w:rFonts w:ascii="Consolas" w:hAnsi="Consolas" w:cs="Consolas"/>
+          <w:sz w:val="20"/>
+          <w:szCs w:val="20"/>
+        </w:rPr>
+      </w:pPr>
+      <w:proofErr w:type="gramStart"/>
+      <w:r>
+        <w:rPr>
+          <w:rFonts w:ascii="Consolas" w:hAnsi="Consolas" w:cs="Consolas"/>
+          <w:b/>
+          <w:bCs/>
+          <w:color w:val="7F0055"/>
+          <w:sz w:val="20"/>
+          <w:szCs w:val="20"/>
+        </w:rPr>
+        <w:t>import</w:t>
+      </w:r>
+      <w:proofErr w:type="gramEnd"/>
+      <w:r>
+        <w:rPr>
+          <w:rFonts w:ascii="Consolas" w:hAnsi="Consolas" w:cs="Consolas"/>
+          <w:color w:val="000000"/>
+          <w:sz w:val="20"/>
+          <w:szCs w:val="20"/>
+        </w:rPr>
+        <w:t xml:space="preserve"> </w:t>
+      </w:r>
+      <w:proofErr w:type="spellStart"/>
+      <w:r>
+        <w:rPr>
+          <w:rFonts w:ascii="Consolas" w:hAnsi="Consolas" w:cs="Consolas"/>
+          <w:color w:val="000000"/>
+          <w:sz w:val="20"/>
+          <w:szCs w:val="20"/>
+        </w:rPr>
+        <w:t>org.testng.annotations.Test</w:t>
+      </w:r>
+      <w:proofErr w:type="spellEnd"/>
+      <w:r>
+        <w:rPr>
+          <w:rFonts w:ascii="Consolas" w:hAnsi="Consolas" w:cs="Consolas"/>
+          <w:color w:val="000000"/>
+          <w:sz w:val="20"/>
+          <w:szCs w:val="20"/>
+        </w:rPr>
+        <w:t>;</w:t>
+      </w:r>
+    </w:p>
+    <w:p>
+      <w:pPr>
+        <w:autoSpaceDE w:val="0"/>
+        <w:autoSpaceDN w:val="0"/>
+        <w:adjustRightInd w:val="0"/>
+        <w:spacing w:after="0" w:line="240" w:lineRule="auto"/>
+        <w:rPr>
+          <w:rFonts w:ascii="Consolas" w:hAnsi="Consolas" w:cs="Consolas"/>
+          <w:sz w:val="20"/>
+          <w:szCs w:val="20"/>
+        </w:rPr>
+      </w:pPr>
+      <w:proofErr w:type="gramStart"/>
+      <w:r>
+        <w:rPr>
+          <w:rFonts w:ascii="Consolas" w:hAnsi="Consolas" w:cs="Consolas"/>
+          <w:b/>
+          <w:bCs/>
+          <w:color w:val="7F0055"/>
+          <w:sz w:val="20"/>
+          <w:szCs w:val="20"/>
+        </w:rPr>
+        <w:t>import</w:t>
+      </w:r>
+      <w:proofErr w:type="gramEnd"/>
+      <w:r>
+        <w:rPr>
+          <w:rFonts w:ascii="Consolas" w:hAnsi="Consolas" w:cs="Consolas"/>
+          <w:color w:val="000000"/>
+          <w:sz w:val="20"/>
+          <w:szCs w:val="20"/>
+        </w:rPr>
+        <w:t xml:space="preserve"> </w:t>
+      </w:r>
+      <w:proofErr w:type="spellStart"/>
+      <w:r>
+        <w:rPr>
+          <w:rFonts w:ascii="Consolas" w:hAnsi="Consolas" w:cs="Consolas"/>
+          <w:color w:val="000000"/>
+          <w:sz w:val="20"/>
+          <w:szCs w:val="20"/>
+        </w:rPr>
+        <w:t>io.appium.java_client.AppiumDriver</w:t>
+      </w:r>
+      <w:proofErr w:type="spellEnd"/>
+      <w:r>
+        <w:rPr>
+          <w:rFonts w:ascii="Consolas" w:hAnsi="Consolas" w:cs="Consolas"/>
+          <w:color w:val="000000"/>
+          <w:sz w:val="20"/>
+          <w:szCs w:val="20"/>
+        </w:rPr>
+        <w:t>;</w:t>
+      </w:r>
+    </w:p>
+    <w:p>
+      <w:pPr>
+        <w:autoSpaceDE w:val="0"/>
+        <w:autoSpaceDN w:val="0"/>
+        <w:adjustRightInd w:val="0"/>
+        <w:spacing w:after="0" w:line="240" w:lineRule="auto"/>
+        <w:rPr>
+          <w:rFonts w:ascii="Consolas" w:hAnsi="Consolas" w:cs="Consolas"/>
+          <w:sz w:val="20"/>
+          <w:szCs w:val="20"/>
+        </w:rPr>
+      </w:pPr>
+      <w:proofErr w:type="gramStart"/>
+      <w:r>
+        <w:rPr>
+          <w:rFonts w:ascii="Consolas" w:hAnsi="Consolas" w:cs="Consolas"/>
+          <w:b/>
+          <w:bCs/>
+          <w:color w:val="7F0055"/>
+          <w:sz w:val="20"/>
+          <w:szCs w:val="20"/>
+        </w:rPr>
+        <w:t>import</w:t>
+      </w:r>
+      <w:proofErr w:type="gramEnd"/>
+      <w:r>
+        <w:rPr>
+          <w:rFonts w:ascii="Consolas" w:hAnsi="Consolas" w:cs="Consolas"/>
+          <w:color w:val="000000"/>
+          <w:sz w:val="20"/>
+          <w:szCs w:val="20"/>
+        </w:rPr>
+        <w:t xml:space="preserve"> </w:t>
+      </w:r>
+      <w:proofErr w:type="spellStart"/>
+      <w:r>
+        <w:rPr>
+          <w:rFonts w:ascii="Consolas" w:hAnsi="Consolas" w:cs="Consolas"/>
+          <w:color w:val="000000"/>
+          <w:sz w:val="20"/>
+          <w:szCs w:val="20"/>
+          <w:u w:val="single"/>
+        </w:rPr>
+        <w:t>io.appium.java_client.android.AndroidDriver</w:t>
+      </w:r>
+      <w:proofErr w:type="spellEnd"/>
+      <w:r>
+        <w:rPr>
+          <w:rFonts w:ascii="Consolas" w:hAnsi="Consolas" w:cs="Consolas"/>
+          <w:color w:val="000000"/>
+          <w:sz w:val="20"/>
+          <w:szCs w:val="20"/>
+        </w:rPr>
+        <w:t>;</w:t>
+      </w:r>
+    </w:p>
+    <w:p>
+      <w:pPr>
+        <w:autoSpaceDE w:val="0"/>
+        <w:autoSpaceDN w:val="0"/>
+        <w:adjustRightInd w:val="0"/>
+        <w:spacing w:after="0" w:line="240" w:lineRule="auto"/>
+        <w:rPr>
+          <w:rFonts w:ascii="Consolas" w:hAnsi="Consolas" w:cs="Consolas"/>
+          <w:sz w:val="20"/>
+          <w:szCs w:val="20"/>
+        </w:rPr>
+      </w:pPr>
+      <w:proofErr w:type="gramStart"/>
+      <w:r>
+        <w:rPr>
+          <w:rFonts w:ascii="Consolas" w:hAnsi="Consolas" w:cs="Consolas"/>
+          <w:b/>
+          <w:bCs/>
+          <w:color w:val="7F0055"/>
+          <w:sz w:val="20"/>
+          <w:szCs w:val="20"/>
+        </w:rPr>
+        <w:t>import</w:t>
+      </w:r>
+      <w:proofErr w:type="gramEnd"/>
+      <w:r>
+        <w:rPr>
+          <w:rFonts w:ascii="Consolas" w:hAnsi="Consolas" w:cs="Consolas"/>
+          <w:color w:val="000000"/>
+          <w:sz w:val="20"/>
+          <w:szCs w:val="20"/>
+        </w:rPr>
+        <w:t xml:space="preserve"> </w:t>
+      </w:r>
+      <w:proofErr w:type="spellStart"/>
+      <w:r>
+        <w:rPr>
+          <w:rFonts w:ascii="Consolas" w:hAnsi="Consolas" w:cs="Consolas"/>
+          <w:color w:val="000000"/>
+          <w:sz w:val="20"/>
+          <w:szCs w:val="20"/>
+          <w:u w:val="single"/>
+        </w:rPr>
+        <w:t>io.appium.java_client.android.AndroidElement</w:t>
+      </w:r>
+      <w:proofErr w:type="spellEnd"/>
+      <w:r>
+        <w:rPr>
+          <w:rFonts w:ascii="Consolas" w:hAnsi="Consolas" w:cs="Consolas"/>
+          <w:color w:val="000000"/>
+          <w:sz w:val="20"/>
+          <w:szCs w:val="20"/>
+        </w:rPr>
+        <w:t>;</w:t>
+      </w:r>
+    </w:p>
+    <w:p>
+      <w:pPr>
+        <w:autoSpaceDE w:val="0"/>
+        <w:autoSpaceDN w:val="0"/>
+        <w:adjustRightInd w:val="0"/>
+        <w:spacing w:after="0" w:line="240" w:lineRule="auto"/>
+        <w:rPr>
+          <w:rFonts w:ascii="Consolas" w:hAnsi="Consolas" w:cs="Consolas"/>
+          <w:sz w:val="20"/>
+          <w:szCs w:val="20"/>
+        </w:rPr>
+      </w:pPr>
+      <w:proofErr w:type="gramStart"/>
+      <w:r>
+        <w:rPr>
+          <w:rFonts w:ascii="Consolas" w:hAnsi="Consolas" w:cs="Consolas"/>
+          <w:b/>
+          <w:bCs/>
+          <w:color w:val="7F0055"/>
+          <w:sz w:val="20"/>
+          <w:szCs w:val="20"/>
+        </w:rPr>
+        <w:t>import</w:t>
+      </w:r>
+      <w:proofErr w:type="gramEnd"/>
+      <w:r>
+        <w:rPr>
+          <w:rFonts w:ascii="Consolas" w:hAnsi="Consolas" w:cs="Consolas"/>
+          <w:color w:val="000000"/>
+          <w:sz w:val="20"/>
+          <w:szCs w:val="20"/>
+        </w:rPr>
+        <w:t xml:space="preserve"> </w:t>
+      </w:r>
+      <w:proofErr w:type="spellStart"/>
+      <w:r>
+        <w:rPr>
+          <w:rFonts w:ascii="Consolas" w:hAnsi="Consolas" w:cs="Consolas"/>
+          <w:color w:val="000000"/>
+          <w:sz w:val="20"/>
+          <w:szCs w:val="20"/>
+        </w:rPr>
+        <w:t>io.appium.java_client.ios.IOSDriver</w:t>
+      </w:r>
+      <w:proofErr w:type="spellEnd"/>
+      <w:r>
+        <w:rPr>
+          <w:rFonts w:ascii="Consolas" w:hAnsi="Consolas" w:cs="Consolas"/>
+          <w:color w:val="000000"/>
+          <w:sz w:val="20"/>
+          <w:szCs w:val="20"/>
+        </w:rPr>
+        <w:t>;</w:t>
+      </w:r>
+    </w:p>
+    <w:p>
+      <w:pPr>
+        <w:autoSpaceDE w:val="0"/>
+        <w:autoSpaceDN w:val="0"/>
+        <w:adjustRightInd w:val="0"/>
+        <w:spacing w:after="0" w:line="240" w:lineRule="auto"/>
+        <w:rPr>
+          <w:rFonts w:ascii="Consolas" w:hAnsi="Consolas" w:cs="Consolas"/>
+          <w:sz w:val="20"/>
+          <w:szCs w:val="20"/>
+        </w:rPr>
+      </w:pPr>
+      <w:proofErr w:type="gramStart"/>
+      <w:r>
+        <w:rPr>
+          <w:rFonts w:ascii="Consolas" w:hAnsi="Consolas" w:cs="Consolas"/>
+          <w:b/>
+          <w:bCs/>
+          <w:color w:val="7F0055"/>
+          <w:sz w:val="20"/>
+          <w:szCs w:val="20"/>
+        </w:rPr>
+        <w:t>import</w:t>
+      </w:r>
+      <w:proofErr w:type="gramEnd"/>
+      <w:r>
+        <w:rPr>
+          <w:rFonts w:ascii="Consolas" w:hAnsi="Consolas" w:cs="Consolas"/>
+          <w:color w:val="000000"/>
+          <w:sz w:val="20"/>
+          <w:szCs w:val="20"/>
+        </w:rPr>
+        <w:t xml:space="preserve"> </w:t>
+      </w:r>
+      <w:proofErr w:type="spellStart"/>
+      <w:r>
+        <w:rPr>
+          <w:rFonts w:ascii="Consolas" w:hAnsi="Consolas" w:cs="Consolas"/>
+          <w:color w:val="000000"/>
+          <w:sz w:val="20"/>
+          <w:szCs w:val="20"/>
+        </w:rPr>
+        <w:t>io.appium.java_client.ios.IOSElement</w:t>
+      </w:r>
+      <w:proofErr w:type="spellEnd"/>
+      <w:r>
+        <w:rPr>
+          <w:rFonts w:ascii="Consolas" w:hAnsi="Consolas" w:cs="Consolas"/>
+          <w:color w:val="000000"/>
+          <w:sz w:val="20"/>
+          <w:szCs w:val="20"/>
+        </w:rPr>
+        <w:t>;</w:t>
+      </w:r>
+    </w:p>
+    <w:p>
+      <w:pPr>
+        <w:autoSpaceDE w:val="0"/>
+        <w:autoSpaceDN w:val="0"/>
+        <w:adjustRightInd w:val="0"/>
+        <w:spacing w:after="0" w:line="240" w:lineRule="auto"/>
+        <w:rPr>
+          <w:rFonts w:ascii="Consolas" w:hAnsi="Consolas" w:cs="Consolas"/>
+          <w:sz w:val="20"/>
+          <w:szCs w:val="20"/>
+        </w:rPr>
+      </w:pPr>
+      <w:proofErr w:type="gramStart"/>
+      <w:r>
+        <w:rPr>
+          <w:rFonts w:ascii="Consolas" w:hAnsi="Consolas" w:cs="Consolas"/>
+          <w:b/>
+          <w:bCs/>
+          <w:color w:val="7F0055"/>
+          <w:sz w:val="20"/>
+          <w:szCs w:val="20"/>
+        </w:rPr>
+        <w:t>import</w:t>
+      </w:r>
+      <w:proofErr w:type="gramEnd"/>
+      <w:r>
+        <w:rPr>
+          <w:rFonts w:ascii="Consolas" w:hAnsi="Consolas" w:cs="Consolas"/>
+          <w:color w:val="000000"/>
+          <w:sz w:val="20"/>
+          <w:szCs w:val="20"/>
+        </w:rPr>
+        <w:t xml:space="preserve"> </w:t>
+      </w:r>
+      <w:proofErr w:type="spellStart"/>
+      <w:r>
+        <w:rPr>
+          <w:rFonts w:ascii="Consolas" w:hAnsi="Consolas" w:cs="Consolas"/>
+          <w:color w:val="000000"/>
+          <w:sz w:val="20"/>
+          <w:szCs w:val="20"/>
+          <w:u w:val="single"/>
+        </w:rPr>
+        <w:t>io.appium.java_client.remote.AutomationName</w:t>
+      </w:r>
+      <w:proofErr w:type="spellEnd"/>
+      <w:r>
+        <w:rPr>
+          <w:rFonts w:ascii="Consolas" w:hAnsi="Consolas" w:cs="Consolas"/>
+          <w:color w:val="000000"/>
+          <w:sz w:val="20"/>
+          <w:szCs w:val="20"/>
+        </w:rPr>
+        <w:t>;</w:t>
+      </w:r>
+    </w:p>
+    <w:p>
+      <w:pPr>
+        <w:autoSpaceDE w:val="0"/>
+        <w:autoSpaceDN w:val="0"/>
+        <w:adjustRightInd w:val="0"/>
+        <w:spacing w:after="0" w:line="240" w:lineRule="auto"/>
+        <w:rPr>
+          <w:rFonts w:ascii="Consolas" w:hAnsi="Consolas" w:cs="Consolas"/>
+          <w:sz w:val="20"/>
+          <w:szCs w:val="20"/>
+        </w:rPr>
+      </w:pPr>
+      <w:proofErr w:type="gramStart"/>
+      <w:r>
+        <w:rPr>
+          <w:rFonts w:ascii="Consolas" w:hAnsi="Consolas" w:cs="Consolas"/>
+          <w:b/>
+          <w:bCs/>
+          <w:color w:val="7F0055"/>
+          <w:sz w:val="20"/>
+          <w:szCs w:val="20"/>
+        </w:rPr>
+        <w:t>import</w:t>
+      </w:r>
+      <w:proofErr w:type="gramEnd"/>
+      <w:r>
+        <w:rPr>
+          <w:rFonts w:ascii="Consolas" w:hAnsi="Consolas" w:cs="Consolas"/>
+          <w:color w:val="000000"/>
+          <w:sz w:val="20"/>
+          <w:szCs w:val="20"/>
+        </w:rPr>
+        <w:t xml:space="preserve"> </w:t>
+      </w:r>
+      <w:proofErr w:type="spellStart"/>
+      <w:r>
+        <w:rPr>
+          <w:rFonts w:ascii="Consolas" w:hAnsi="Consolas" w:cs="Consolas"/>
+          <w:color w:val="000000"/>
+          <w:sz w:val="20"/>
+          <w:szCs w:val="20"/>
+        </w:rPr>
+        <w:t>io.appium.java_client.remote.MobileCapabilityType</w:t>
+      </w:r>
+      <w:proofErr w:type="spellEnd"/>
+      <w:r>
+        <w:rPr>
+          <w:rFonts w:ascii="Consolas" w:hAnsi="Consolas" w:cs="Consolas"/>
+          <w:color w:val="000000"/>
+          <w:sz w:val="20"/>
+          <w:szCs w:val="20"/>
+        </w:rPr>
+        <w:t>;</w:t>
+      </w:r>
+    </w:p>
+    <w:p>
+      <w:pPr>
+        <w:autoSpaceDE w:val="0"/>
+        <w:autoSpaceDN w:val="0"/>
+        <w:adjustRightInd w:val="0"/>
+        <w:spacing w:after="0" w:line="240" w:lineRule="auto"/>
+        <w:rPr>
+          <w:rFonts w:ascii="Consolas" w:hAnsi="Consolas" w:cs="Consolas"/>
+          <w:sz w:val="20"/>
+          <w:szCs w:val="20"/>
+        </w:rPr>
+      </w:pPr>
+    </w:p>
+    <w:p>
+      <w:pPr>
+        <w:autoSpaceDE w:val="0"/>
+        <w:autoSpaceDN w:val="0"/>
+        <w:adjustRightInd w:val="0"/>
+        <w:spacing w:after="0" w:line="240" w:lineRule="auto"/>
+        <w:rPr>
+          <w:rFonts w:ascii="Consolas" w:hAnsi="Consolas" w:cs="Consolas"/>
+          <w:sz w:val="20"/>
+          <w:szCs w:val="20"/>
+        </w:rPr>
+      </w:pPr>
+      <w:proofErr w:type="gramStart"/>
+      <w:r>
+        <w:rPr>
+          <w:rFonts w:ascii="Consolas" w:hAnsi="Consolas" w:cs="Consolas"/>
+          <w:b/>
+          <w:bCs/>
+          <w:color w:val="7F0055"/>
+          <w:sz w:val="20"/>
+          <w:szCs w:val="20"/>
+        </w:rPr>
+        <w:t>public</w:t>
+      </w:r>
+      <w:proofErr w:type="gramEnd"/>
+      <w:r>
+        <w:rPr>
+          <w:rFonts w:ascii="Consolas" w:hAnsi="Consolas" w:cs="Consolas"/>
+          <w:color w:val="000000"/>
+          <w:sz w:val="20"/>
+          <w:szCs w:val="20"/>
+        </w:rPr>
+        <w:t xml:space="preserve"> </w:t>
+      </w:r>
+      <w:r>
+        <w:rPr>
+          <w:rFonts w:ascii="Consolas" w:hAnsi="Consolas" w:cs="Consolas"/>
+          <w:b/>
+          <w:bCs/>
+          <w:color w:val="7F0055"/>
+          <w:sz w:val="20"/>
+          <w:szCs w:val="20"/>
+        </w:rPr>
+        <w:t>class</w:t>
+      </w:r>
+      <w:r>
+        <w:rPr>
+          <w:rFonts w:ascii="Consolas" w:hAnsi="Consolas" w:cs="Consolas"/>
+          <w:color w:val="000000"/>
+          <w:sz w:val="20"/>
+          <w:szCs w:val="20"/>
+        </w:rPr>
+        <w:t xml:space="preserve"> </w:t>
+      </w:r>
+      <w:proofErr w:type="spellStart"/>
+      <w:r>
+        <w:rPr>
+          <w:rFonts w:ascii="Consolas" w:hAnsi="Consolas" w:cs="Consolas"/>
+          <w:color w:val="000000"/>
+          <w:sz w:val="20"/>
+          <w:szCs w:val="20"/>
+        </w:rPr>
+        <w:t>Testengine</w:t>
+      </w:r>
+      <w:proofErr w:type="spellEnd"/>
+      <w:r>
+        <w:rPr>
+          <w:rFonts w:ascii="Consolas" w:hAnsi="Consolas" w:cs="Consolas"/>
+          <w:color w:val="000000"/>
+          <w:sz w:val="20"/>
+          <w:szCs w:val="20"/>
+        </w:rPr>
+        <w:t xml:space="preserve"> {</w:t>
+      </w:r>
+    </w:p>
+    <w:p>
+      <w:pPr>
+        <w:autoSpaceDE w:val="0"/>
+        <w:autoSpaceDN w:val="0"/>
+        <w:adjustRightInd w:val="0"/>
+        <w:spacing w:after="0" w:line="240" w:lineRule="auto"/>
+        <w:rPr>
+          <w:rFonts w:ascii="Consolas" w:hAnsi="Consolas" w:cs="Consolas"/>
+          <w:sz w:val="20"/>
+          <w:szCs w:val="20"/>
+        </w:rPr>
+      </w:pPr>
+      <w:r>
+        <w:rPr>
+          <w:rFonts w:ascii="Consolas" w:hAnsi="Consolas" w:cs="Consolas"/>
+          <w:color w:val="000000"/>
+          <w:sz w:val="20"/>
+          <w:szCs w:val="20"/>
+        </w:rPr>
+        <w:tab/>
+      </w:r>
+    </w:p>
+    <w:p>
+      <w:pPr>
+        <w:autoSpaceDE w:val="0"/>
+        <w:autoSpaceDN w:val="0"/>
+        <w:adjustRightInd w:val="0"/>
+        <w:spacing w:after="0" w:line="240" w:lineRule="auto"/>
+        <w:rPr>
+          <w:rFonts w:ascii="Consolas" w:hAnsi="Consolas" w:cs="Consolas"/>
+          <w:sz w:val="20"/>
+          <w:szCs w:val="20"/>
+        </w:rPr>
+      </w:pPr>
+      <w:r>
+        <w:rPr>
+          <w:rFonts w:ascii="Consolas" w:hAnsi="Consolas" w:cs="Consolas"/>
+          <w:color w:val="000000"/>
+          <w:sz w:val="20"/>
+          <w:szCs w:val="20"/>
+        </w:rPr>
+        <w:tab/>
+      </w:r>
+      <w:proofErr w:type="gramStart"/>
+      <w:r>
+        <w:rPr>
+          <w:rFonts w:ascii="Consolas" w:hAnsi="Consolas" w:cs="Consolas"/>
+          <w:b/>
+          <w:bCs/>
+          <w:color w:val="7F0055"/>
+          <w:sz w:val="20"/>
+          <w:szCs w:val="20"/>
+        </w:rPr>
+        <w:t>public</w:t>
+      </w:r>
+      <w:proofErr w:type="gramEnd"/>
+      <w:r>
+        <w:rPr>
+          <w:rFonts w:ascii="Consolas" w:hAnsi="Consolas" w:cs="Consolas"/>
+          <w:color w:val="000000"/>
+          <w:sz w:val="20"/>
+          <w:szCs w:val="20"/>
+        </w:rPr>
+        <w:t xml:space="preserve"> </w:t>
+      </w:r>
+      <w:r>
+        <w:rPr>
+          <w:rFonts w:ascii="Consolas" w:hAnsi="Consolas" w:cs="Consolas"/>
+          <w:b/>
+          <w:bCs/>
+          <w:color w:val="7F0055"/>
+          <w:sz w:val="20"/>
+          <w:szCs w:val="20"/>
+        </w:rPr>
+        <w:t>static</w:t>
+      </w:r>
+      <w:r>
+        <w:rPr>
+          <w:rFonts w:ascii="Consolas" w:hAnsi="Consolas" w:cs="Consolas"/>
+          <w:color w:val="000000"/>
+          <w:sz w:val="20"/>
+          <w:szCs w:val="20"/>
+        </w:rPr>
+        <w:t xml:space="preserve"> </w:t>
+      </w:r>
+      <w:proofErr w:type="spellStart"/>
+      <w:r>
+        <w:rPr>
+          <w:rFonts w:ascii="Consolas" w:hAnsi="Consolas" w:cs="Consolas"/>
+          <w:color w:val="000000"/>
+          <w:sz w:val="20"/>
+          <w:szCs w:val="20"/>
+        </w:rPr>
+        <w:t>AppiumDriver</w:t>
+      </w:r>
+      <w:proofErr w:type="spellEnd"/>
+      <w:r>
+        <w:rPr>
+          <w:rFonts w:ascii="Consolas" w:hAnsi="Consolas" w:cs="Consolas"/>
+          <w:color w:val="000000"/>
+          <w:sz w:val="20"/>
+          <w:szCs w:val="20"/>
+        </w:rPr>
+        <w:t xml:space="preserve">&lt;?&gt; </w:t>
+      </w:r>
+      <w:r>
+        <w:rPr>
+          <w:rFonts w:ascii="Consolas" w:hAnsi="Consolas" w:cs="Consolas"/>
+          <w:i/>
+          <w:iCs/>
+          <w:color w:val="0000C0"/>
+          <w:sz w:val="20"/>
+          <w:szCs w:val="20"/>
+        </w:rPr>
+        <w:t>driver</w:t>
+      </w:r>
+      <w:r>
+        <w:rPr>
+          <w:rFonts w:ascii="Consolas" w:hAnsi="Consolas" w:cs="Consolas"/>
+          <w:color w:val="000000"/>
+          <w:sz w:val="20"/>
+          <w:szCs w:val="20"/>
+        </w:rPr>
+        <w:t>;</w:t>
+      </w:r>
+    </w:p>
+    <w:p>
+      <w:pPr>
+        <w:autoSpaceDE w:val="0"/>
+        <w:autoSpaceDN w:val="0"/>
+        <w:adjustRightInd w:val="0"/>
+        <w:spacing w:after="0" w:line="240" w:lineRule="auto"/>
+        <w:rPr>
+          <w:rFonts w:ascii="Consolas" w:hAnsi="Consolas" w:cs="Consolas"/>
+          <w:sz w:val="20"/>
+          <w:szCs w:val="20"/>
+        </w:rPr>
+      </w:pPr>
+      <w:r>
+        <w:rPr>
+          <w:rFonts w:ascii="Consolas" w:hAnsi="Consolas" w:cs="Consolas"/>
+          <w:color w:val="000000"/>
+          <w:sz w:val="20"/>
+          <w:szCs w:val="20"/>
+        </w:rPr>
+        <w:tab/>
+      </w:r>
+    </w:p>
+    <w:p>
+      <w:pPr>
+        <w:autoSpaceDE w:val="0"/>
+        <w:autoSpaceDN w:val="0"/>
+        <w:adjustRightInd w:val="0"/>
+        <w:spacing w:after="0" w:line="240" w:lineRule="auto"/>
+        <w:rPr>
+          <w:rFonts w:ascii="Consolas" w:hAnsi="Consolas" w:cs="Consolas"/>
+          <w:sz w:val="20"/>
+          <w:szCs w:val="20"/>
+        </w:rPr>
+      </w:pPr>
+      <w:r>
+        <w:rPr>
+          <w:rFonts w:ascii="Consolas" w:hAnsi="Consolas" w:cs="Consolas"/>
+          <w:color w:val="000000"/>
+          <w:sz w:val="20"/>
+          <w:szCs w:val="20"/>
+        </w:rPr>
+        <w:tab/>
+      </w:r>
+      <w:r>
+        <w:rPr>
+          <w:rFonts w:ascii="Consolas" w:hAnsi="Consolas" w:cs="Consolas"/>
+          <w:color w:val="646464"/>
+          <w:sz w:val="20"/>
+          <w:szCs w:val="20"/>
+        </w:rPr>
+        <w:t>@</w:t>
+      </w:r>
+      <w:proofErr w:type="spellStart"/>
+      <w:r>
+        <w:rPr>
+          <w:rFonts w:ascii="Consolas" w:hAnsi="Consolas" w:cs="Consolas"/>
+          <w:color w:val="646464"/>
+          <w:sz w:val="20"/>
+          <w:szCs w:val="20"/>
+        </w:rPr>
+        <w:t>BeforeMethod</w:t>
+      </w:r>
+      <w:proofErr w:type="spellEnd"/>
+    </w:p>
+    <w:p>
+      <w:pPr>
+        <w:autoSpaceDE w:val="0"/>
+        <w:autoSpaceDN w:val="0"/>
+        <w:adjustRightInd w:val="0"/>
+        <w:spacing w:after="0" w:line="240" w:lineRule="auto"/>
+        <w:rPr>
+          <w:rFonts w:ascii="Consolas" w:hAnsi="Consolas" w:cs="Consolas"/>
+          <w:sz w:val="20"/>
+          <w:szCs w:val="20"/>
+        </w:rPr>
+      </w:pPr>
+      <w:r>
+        <w:rPr>
+          <w:rFonts w:ascii="Consolas" w:hAnsi="Consolas" w:cs="Consolas"/>
+          <w:color w:val="000000"/>
+          <w:sz w:val="20"/>
+          <w:szCs w:val="20"/>
+        </w:rPr>
+        <w:tab/>
+      </w:r>
+      <w:proofErr w:type="gramStart"/>
+      <w:r>
+        <w:rPr>
+          <w:rFonts w:ascii="Consolas" w:hAnsi="Consolas" w:cs="Consolas"/>
+          <w:b/>
+          <w:bCs/>
+          <w:color w:val="7F0055"/>
+          <w:sz w:val="20"/>
+          <w:szCs w:val="20"/>
+        </w:rPr>
+        <w:t>public</w:t>
+      </w:r>
+      <w:proofErr w:type="gramEnd"/>
+      <w:r>
+        <w:rPr>
+          <w:rFonts w:ascii="Consolas" w:hAnsi="Consolas" w:cs="Consolas"/>
+          <w:color w:val="000000"/>
+          <w:sz w:val="20"/>
+          <w:szCs w:val="20"/>
+        </w:rPr>
+        <w:t xml:space="preserve"> </w:t>
+      </w:r>
+      <w:r>
+        <w:rPr>
+          <w:rFonts w:ascii="Consolas" w:hAnsi="Consolas" w:cs="Consolas"/>
+          <w:b/>
+          <w:bCs/>
+          <w:color w:val="7F0055"/>
+          <w:sz w:val="20"/>
+          <w:szCs w:val="20"/>
+        </w:rPr>
+        <w:t>void</w:t>
+      </w:r>
+      <w:r>
+        <w:rPr>
+          <w:rFonts w:ascii="Consolas" w:hAnsi="Consolas" w:cs="Consolas"/>
+          <w:color w:val="000000"/>
+          <w:sz w:val="20"/>
+          <w:szCs w:val="20"/>
+        </w:rPr>
+        <w:t xml:space="preserve"> </w:t>
+      </w:r>
+      <w:proofErr w:type="spellStart"/>
+      <w:r>
+        <w:rPr>
+          <w:rFonts w:ascii="Consolas" w:hAnsi="Consolas" w:cs="Consolas"/>
+          <w:color w:val="000000"/>
+          <w:sz w:val="20"/>
+          <w:szCs w:val="20"/>
+        </w:rPr>
+        <w:t>startAppium</w:t>
+      </w:r>
+      <w:proofErr w:type="spellEnd"/>
+      <w:r>
+        <w:rPr>
+          <w:rFonts w:ascii="Consolas" w:hAnsi="Consolas" w:cs="Consolas"/>
+          <w:color w:val="000000"/>
+          <w:sz w:val="20"/>
+          <w:szCs w:val="20"/>
+        </w:rPr>
+        <w:t>() {</w:t>
+      </w:r>
+    </w:p>
+    <w:p>
+      <w:pPr>
+        <w:autoSpaceDE w:val="0"/>
+        <w:autoSpaceDN w:val="0"/>
+        <w:adjustRightInd w:val="0"/>
+        <w:spacing w:after="0" w:line="240" w:lineRule="auto"/>
+        <w:rPr>
+          <w:rFonts w:ascii="Consolas" w:hAnsi="Consolas" w:cs="Consolas"/>
+          <w:sz w:val="20"/>
+          <w:szCs w:val="20"/>
+        </w:rPr>
+      </w:pPr>
+      <w:r>
+        <w:rPr>
+          <w:rFonts w:ascii="Consolas" w:hAnsi="Consolas" w:cs="Consolas"/>
+          <w:color w:val="000000"/>
+          <w:sz w:val="20"/>
+          <w:szCs w:val="20"/>
+        </w:rPr>
+        <w:tab/>
+      </w:r>
+      <w:r>
+        <w:rPr>
+          <w:rFonts w:ascii="Consolas" w:hAnsi="Consolas" w:cs="Consolas"/>
+          <w:color w:val="000000"/>
+          <w:sz w:val="20"/>
+          <w:szCs w:val="20"/>
+        </w:rPr>
+        <w:tab/>
+      </w:r>
+      <w:proofErr w:type="gramStart"/>
+      <w:r>
+        <w:rPr>
+          <w:rFonts w:ascii="Consolas" w:hAnsi="Consolas" w:cs="Consolas"/>
+          <w:b/>
+          <w:bCs/>
+          <w:color w:val="7F0055"/>
+          <w:sz w:val="20"/>
+          <w:szCs w:val="20"/>
+        </w:rPr>
+        <w:t>try</w:t>
+      </w:r>
+      <w:proofErr w:type="gramEnd"/>
+      <w:r>
+        <w:rPr>
+          <w:rFonts w:ascii="Consolas" w:hAnsi="Consolas" w:cs="Consolas"/>
+          <w:color w:val="000000"/>
+          <w:sz w:val="20"/>
+          <w:szCs w:val="20"/>
+        </w:rPr>
+        <w:t xml:space="preserve"> {</w:t>
+      </w:r>
+    </w:p>
+    <w:p>
+      <w:pPr>
+        <w:autoSpaceDE w:val="0"/>
+        <w:autoSpaceDN w:val="0"/>
+        <w:adjustRightInd w:val="0"/>
+        <w:spacing w:after="0" w:line="240" w:lineRule="auto"/>
+        <w:rPr>
+          <w:rFonts w:ascii="Consolas" w:hAnsi="Consolas" w:cs="Consolas"/>
+          <w:sz w:val="20"/>
+          <w:szCs w:val="20"/>
+        </w:rPr>
+      </w:pPr>
+      <w:r>
+        <w:rPr>
+          <w:rFonts w:ascii="Consolas" w:hAnsi="Consolas" w:cs="Consolas"/>
+          <w:color w:val="000000"/>
+          <w:sz w:val="20"/>
+          <w:szCs w:val="20"/>
+        </w:rPr>
+        <w:tab/>
+      </w:r>
+      <w:r>
+        <w:rPr>
+          <w:rFonts w:ascii="Consolas" w:hAnsi="Consolas" w:cs="Consolas"/>
+          <w:color w:val="000000"/>
+          <w:sz w:val="20"/>
+          <w:szCs w:val="20"/>
+        </w:rPr>
+        <w:tab/>
+      </w:r>
+      <w:r>
+        <w:rPr>
+          <w:rFonts w:ascii="Consolas" w:hAnsi="Consolas" w:cs="Consolas"/>
+          <w:color w:val="000000"/>
+          <w:sz w:val="20"/>
+          <w:szCs w:val="20"/>
+        </w:rPr>
+        <w:tab/>
+      </w:r>
+      <w:proofErr w:type="spellStart"/>
+      <w:r>
+        <w:rPr>
+          <w:rFonts w:ascii="Consolas" w:hAnsi="Consolas" w:cs="Consolas"/>
+          <w:color w:val="000000"/>
+          <w:sz w:val="20"/>
+          <w:szCs w:val="20"/>
+        </w:rPr>
+        <w:t>DesiredCapabilities</w:t>
+      </w:r>
+      <w:proofErr w:type="spellEnd"/>
+      <w:r>
+        <w:rPr>
+          <w:rFonts w:ascii="Consolas" w:hAnsi="Consolas" w:cs="Consolas"/>
+          <w:color w:val="000000"/>
+          <w:sz w:val="20"/>
+          <w:szCs w:val="20"/>
+        </w:rPr>
+        <w:t xml:space="preserve"> </w:t>
+      </w:r>
+      <w:r>
+        <w:rPr>
+          <w:rFonts w:ascii="Consolas" w:hAnsi="Consolas" w:cs="Consolas"/>
+          <w:color w:val="6A3E3E"/>
+          <w:sz w:val="20"/>
+          <w:szCs w:val="20"/>
+        </w:rPr>
+        <w:t>cap</w:t>
+      </w:r>
+      <w:r>
+        <w:rPr>
+          <w:rFonts w:ascii="Consolas" w:hAnsi="Consolas" w:cs="Consolas"/>
+          <w:color w:val="000000"/>
+          <w:sz w:val="20"/>
+          <w:szCs w:val="20"/>
+        </w:rPr>
+        <w:t xml:space="preserve"> = </w:t>
+      </w:r>
+      <w:r>
+        <w:rPr>
+          <w:rFonts w:ascii="Consolas" w:hAnsi="Consolas" w:cs="Consolas"/>
+          <w:b/>
+          <w:bCs/>
+          <w:color w:val="7F0055"/>
+          <w:sz w:val="20"/>
+          <w:szCs w:val="20"/>
+        </w:rPr>
+        <w:t>new</w:t>
+      </w:r>
+      <w:r>
+        <w:rPr>
+          <w:rFonts w:ascii="Consolas" w:hAnsi="Consolas" w:cs="Consolas"/>
+          <w:color w:val="000000"/>
+          <w:sz w:val="20"/>
+          <w:szCs w:val="20"/>
+        </w:rPr>
+        <w:t xml:space="preserve"> </w:t>
+      </w:r>
+      <w:proofErr w:type="spellStart"/>
+      <w:proofErr w:type="gramStart"/>
+      <w:r>
+        <w:rPr>
+          <w:rFonts w:ascii="Consolas" w:hAnsi="Consolas" w:cs="Consolas"/>
+          <w:color w:val="000000"/>
+          <w:sz w:val="20"/>
+          <w:szCs w:val="20"/>
+        </w:rPr>
+        <w:t>DesiredCapabilities</w:t>
+      </w:r>
+      <w:proofErr w:type="spellEnd"/>
+      <w:r>
+        <w:rPr>
+          <w:rFonts w:ascii="Consolas" w:hAnsi="Consolas" w:cs="Consolas"/>
+          <w:color w:val="000000"/>
+          <w:sz w:val="20"/>
+          <w:szCs w:val="20"/>
+        </w:rPr>
+        <w:t>(</w:t>
+      </w:r>
+      <w:proofErr w:type="gramEnd"/>
+      <w:r>
+        <w:rPr>
+          <w:rFonts w:ascii="Consolas" w:hAnsi="Consolas" w:cs="Consolas"/>
+          <w:color w:val="000000"/>
+          <w:sz w:val="20"/>
+          <w:szCs w:val="20"/>
+        </w:rPr>
+        <w:t>);</w:t>
+      </w:r>
+    </w:p>
+    <w:p>
+      <w:pPr>
+        <w:autoSpaceDE w:val="0"/>
+        <w:autoSpaceDN w:val="0"/>
+        <w:adjustRightInd w:val="0"/>
+        <w:spacing w:after="0" w:line="240" w:lineRule="auto"/>
+        <w:rPr>
+          <w:rFonts w:ascii="Consolas" w:hAnsi="Consolas" w:cs="Consolas"/>
+          <w:sz w:val="20"/>
+          <w:szCs w:val="20"/>
+        </w:rPr>
+      </w:pPr>
+      <w:r>
+        <w:rPr>
+          <w:rFonts w:ascii="Consolas" w:hAnsi="Consolas" w:cs="Consolas"/>
+          <w:color w:val="000000"/>
+          <w:sz w:val="20"/>
+          <w:szCs w:val="20"/>
+        </w:rPr>
+        <w:tab/>
+      </w:r>
+      <w:r>
+        <w:rPr>
+          <w:rFonts w:ascii="Consolas" w:hAnsi="Consolas" w:cs="Consolas"/>
+          <w:color w:val="000000"/>
+          <w:sz w:val="20"/>
+          <w:szCs w:val="20"/>
+        </w:rPr>
+        <w:tab/>
+      </w:r>
+      <w:r>
+        <w:rPr>
+          <w:rFonts w:ascii="Consolas" w:hAnsi="Consolas" w:cs="Consolas"/>
+          <w:color w:val="000000"/>
+          <w:sz w:val="20"/>
+          <w:szCs w:val="20"/>
+        </w:rPr>
+        <w:tab/>
+      </w:r>
+      <w:proofErr w:type="spellStart"/>
+      <w:proofErr w:type="gramStart"/>
+      <w:r>
+        <w:rPr>
+          <w:rFonts w:ascii="Consolas" w:hAnsi="Consolas" w:cs="Consolas"/>
+          <w:color w:val="6A3E3E"/>
+          <w:sz w:val="20"/>
+          <w:szCs w:val="20"/>
+        </w:rPr>
+        <w:t>cap</w:t>
+      </w:r>
+      <w:r>
+        <w:rPr>
+          <w:rFonts w:ascii="Consolas" w:hAnsi="Consolas" w:cs="Consolas"/>
+          <w:color w:val="000000"/>
+          <w:sz w:val="20"/>
+          <w:szCs w:val="20"/>
+        </w:rPr>
+        <w:t>.setCapability</w:t>
+      </w:r>
+      <w:proofErr w:type="spellEnd"/>
+      <w:r>
+        <w:rPr>
+          <w:rFonts w:ascii="Consolas" w:hAnsi="Consolas" w:cs="Consolas"/>
+          <w:color w:val="000000"/>
+          <w:sz w:val="20"/>
+          <w:szCs w:val="20"/>
+        </w:rPr>
+        <w:t>(</w:t>
+      </w:r>
+      <w:proofErr w:type="spellStart"/>
+      <w:proofErr w:type="gramEnd"/>
+      <w:r>
+        <w:rPr>
+          <w:rFonts w:ascii="Consolas" w:hAnsi="Consolas" w:cs="Consolas"/>
+          <w:color w:val="000000"/>
+          <w:sz w:val="20"/>
+          <w:szCs w:val="20"/>
+        </w:rPr>
+        <w:t>MobileCapabilityType.</w:t>
+      </w:r>
+      <w:r>
+        <w:rPr>
+          <w:rFonts w:ascii="Consolas" w:hAnsi="Consolas" w:cs="Consolas"/>
+          <w:b/>
+          <w:bCs/>
+          <w:i/>
+          <w:iCs/>
+          <w:color w:val="0000C0"/>
+          <w:sz w:val="20"/>
+          <w:szCs w:val="20"/>
+        </w:rPr>
+        <w:t>PLATFORM_NAME</w:t>
+      </w:r>
+      <w:proofErr w:type="spellEnd"/>
+      <w:r>
+        <w:rPr>
+          <w:rFonts w:ascii="Consolas" w:hAnsi="Consolas" w:cs="Consolas"/>
+          <w:color w:val="000000"/>
+          <w:sz w:val="20"/>
+          <w:szCs w:val="20"/>
+        </w:rPr>
+        <w:t xml:space="preserve">, </w:t>
+      </w:r>
+      <w:r>
+        <w:rPr>
+          <w:rFonts w:ascii="Consolas" w:hAnsi="Consolas" w:cs="Consolas"/>
+          <w:color w:val="2A00FF"/>
+          <w:sz w:val="20"/>
+          <w:szCs w:val="20"/>
+        </w:rPr>
+        <w:t>"iOS"</w:t>
+      </w:r>
+      <w:r>
+        <w:rPr>
+          <w:rFonts w:ascii="Consolas" w:hAnsi="Consolas" w:cs="Consolas"/>
+          <w:color w:val="000000"/>
+          <w:sz w:val="20"/>
+          <w:szCs w:val="20"/>
+        </w:rPr>
+        <w:t>);</w:t>
+      </w:r>
+    </w:p>
+    <w:p>
+      <w:pPr>
+        <w:autoSpaceDE w:val="0"/>
+        <w:autoSpaceDN w:val="0"/>
+        <w:adjustRightInd w:val="0"/>
+        <w:spacing w:after="0" w:line="240" w:lineRule="auto"/>
+        <w:rPr>
+          <w:rFonts w:ascii="Consolas" w:hAnsi="Consolas" w:cs="Consolas"/>
+          <w:sz w:val="20"/>
+          <w:szCs w:val="20"/>
+        </w:rPr>
+      </w:pPr>
+      <w:r>
+        <w:rPr>
+          <w:rFonts w:ascii="Consolas" w:hAnsi="Consolas" w:cs="Consolas"/>
+          <w:color w:val="000000"/>
+          <w:sz w:val="20"/>
+          <w:szCs w:val="20"/>
+        </w:rPr>
+        <w:tab/>
+      </w:r>
+      <w:r>
+        <w:rPr>
+          <w:rFonts w:ascii="Consolas" w:hAnsi="Consolas" w:cs="Consolas"/>
+          <w:color w:val="000000"/>
+          <w:sz w:val="20"/>
+          <w:szCs w:val="20"/>
+        </w:rPr>
+        <w:tab/>
+      </w:r>
+      <w:r>
+        <w:rPr>
+          <w:rFonts w:ascii="Consolas" w:hAnsi="Consolas" w:cs="Consolas"/>
+          <w:color w:val="000000"/>
+          <w:sz w:val="20"/>
+          <w:szCs w:val="20"/>
+        </w:rPr>
+        <w:tab/>
+      </w:r>
+      <w:proofErr w:type="spellStart"/>
+      <w:proofErr w:type="gramStart"/>
+      <w:r>
+        <w:rPr>
+          <w:rFonts w:ascii="Consolas" w:hAnsi="Consolas" w:cs="Consolas"/>
+          <w:color w:val="6A3E3E"/>
+          <w:sz w:val="20"/>
+          <w:szCs w:val="20"/>
+        </w:rPr>
+        <w:t>cap</w:t>
+      </w:r>
+      <w:r>
+        <w:rPr>
+          <w:rFonts w:ascii="Consolas" w:hAnsi="Consolas" w:cs="Consolas"/>
+          <w:color w:val="000000"/>
+          <w:sz w:val="20"/>
+          <w:szCs w:val="20"/>
+        </w:rPr>
+        <w:t>.setCapability</w:t>
+      </w:r>
+      <w:proofErr w:type="spellEnd"/>
+      <w:r>
+        <w:rPr>
+          <w:rFonts w:ascii="Consolas" w:hAnsi="Consolas" w:cs="Consolas"/>
+          <w:color w:val="000000"/>
+          <w:sz w:val="20"/>
+          <w:szCs w:val="20"/>
+        </w:rPr>
+        <w:t>(</w:t>
+      </w:r>
+      <w:proofErr w:type="spellStart"/>
+      <w:proofErr w:type="gramEnd"/>
+      <w:r>
+        <w:rPr>
+          <w:rFonts w:ascii="Consolas" w:hAnsi="Consolas" w:cs="Consolas"/>
+          <w:color w:val="000000"/>
+          <w:sz w:val="20"/>
+          <w:szCs w:val="20"/>
+        </w:rPr>
+        <w:t>MobileCapabilityType.</w:t>
+      </w:r>
+      <w:r>
+        <w:rPr>
+          <w:rFonts w:ascii="Consolas" w:hAnsi="Consolas" w:cs="Consolas"/>
+          <w:b/>
+          <w:bCs/>
+          <w:i/>
+          <w:iCs/>
+          <w:color w:val="0000C0"/>
+          <w:sz w:val="20"/>
+          <w:szCs w:val="20"/>
+        </w:rPr>
+        <w:t>PLATFORM_VERSION</w:t>
+      </w:r>
+      <w:proofErr w:type="spellEnd"/>
+      <w:r>
+        <w:rPr>
+          <w:rFonts w:ascii="Consolas" w:hAnsi="Consolas" w:cs="Consolas"/>
+          <w:color w:val="000000"/>
+          <w:sz w:val="20"/>
+          <w:szCs w:val="20"/>
+        </w:rPr>
+        <w:t xml:space="preserve">, </w:t>
+      </w:r>
+      <w:r>
+        <w:rPr>
+          <w:rFonts w:ascii="Consolas" w:hAnsi="Consolas" w:cs="Consolas"/>
+          <w:color w:val="2A00FF"/>
+          <w:sz w:val="20"/>
+          <w:szCs w:val="20"/>
+        </w:rPr>
+        <w:t>"13.3"</w:t>
+      </w:r>
+      <w:r>
+        <w:rPr>
+          <w:rFonts w:ascii="Consolas" w:hAnsi="Consolas" w:cs="Consolas"/>
+          <w:color w:val="000000"/>
+          <w:sz w:val="20"/>
+          <w:szCs w:val="20"/>
+        </w:rPr>
+        <w:t>);</w:t>
+      </w:r>
+    </w:p>
+    <w:p>
+      <w:pPr>
+        <w:autoSpaceDE w:val="0"/>
+        <w:autoSpaceDN w:val="0"/>
+        <w:adjustRightInd w:val="0"/>
+        <w:spacing w:after="0" w:line="240" w:lineRule="auto"/>
+        <w:rPr>
+          <w:rFonts w:ascii="Consolas" w:hAnsi="Consolas" w:cs="Consolas"/>
+          <w:sz w:val="20"/>
+          <w:szCs w:val="20"/>
+        </w:rPr>
+      </w:pPr>
+      <w:r>
+        <w:rPr>
+          <w:rFonts w:ascii="Consolas" w:hAnsi="Consolas" w:cs="Consolas"/>
+          <w:color w:val="000000"/>
+          <w:sz w:val="20"/>
+          <w:szCs w:val="20"/>
+        </w:rPr>
+        <w:tab/>
+      </w:r>
+      <w:r>
+        <w:rPr>
+          <w:rFonts w:ascii="Consolas" w:hAnsi="Consolas" w:cs="Consolas"/>
+          <w:color w:val="000000"/>
+          <w:sz w:val="20"/>
+          <w:szCs w:val="20"/>
+        </w:rPr>
+        <w:tab/>
+      </w:r>
+      <w:r>
+        <w:rPr>
+          <w:rFonts w:ascii="Consolas" w:hAnsi="Consolas" w:cs="Consolas"/>
+          <w:color w:val="000000"/>
+          <w:sz w:val="20"/>
+          <w:szCs w:val="20"/>
+        </w:rPr>
+        <w:tab/>
+      </w:r>
+      <w:proofErr w:type="spellStart"/>
+      <w:proofErr w:type="gramStart"/>
+      <w:r>
+        <w:rPr>
+          <w:rFonts w:ascii="Consolas" w:hAnsi="Consolas" w:cs="Consolas"/>
+          <w:color w:val="6A3E3E"/>
+          <w:sz w:val="20"/>
+          <w:szCs w:val="20"/>
+        </w:rPr>
+        <w:t>cap</w:t>
+      </w:r>
+      <w:r>
+        <w:rPr>
+          <w:rFonts w:ascii="Consolas" w:hAnsi="Consolas" w:cs="Consolas"/>
+          <w:color w:val="000000"/>
+          <w:sz w:val="20"/>
+          <w:szCs w:val="20"/>
+        </w:rPr>
+        <w:t>.setCapability</w:t>
+      </w:r>
+      <w:proofErr w:type="spellEnd"/>
+      <w:r>
+        <w:rPr>
+          <w:rFonts w:ascii="Consolas" w:hAnsi="Consolas" w:cs="Consolas"/>
+          <w:color w:val="000000"/>
+          <w:sz w:val="20"/>
+          <w:szCs w:val="20"/>
+        </w:rPr>
+        <w:t>(</w:t>
+      </w:r>
+      <w:proofErr w:type="spellStart"/>
+      <w:proofErr w:type="gramEnd"/>
+      <w:r>
+        <w:rPr>
+          <w:rFonts w:ascii="Consolas" w:hAnsi="Consolas" w:cs="Consolas"/>
+          <w:color w:val="000000"/>
+          <w:sz w:val="20"/>
+          <w:szCs w:val="20"/>
+        </w:rPr>
+        <w:t>MobileCapabilityType.</w:t>
+      </w:r>
+      <w:r>
+        <w:rPr>
+          <w:rFonts w:ascii="Consolas" w:hAnsi="Consolas" w:cs="Consolas"/>
+          <w:b/>
+          <w:bCs/>
+          <w:i/>
+          <w:iCs/>
+          <w:color w:val="0000C0"/>
+          <w:sz w:val="20"/>
+          <w:szCs w:val="20"/>
+        </w:rPr>
+        <w:t>DEVICE_NAME</w:t>
+      </w:r>
+      <w:proofErr w:type="spellEnd"/>
+      <w:r>
+        <w:rPr>
+          <w:rFonts w:ascii="Consolas" w:hAnsi="Consolas" w:cs="Consolas"/>
+          <w:color w:val="000000"/>
+          <w:sz w:val="20"/>
+          <w:szCs w:val="20"/>
+        </w:rPr>
+        <w:t xml:space="preserve">, </w:t>
+      </w:r>
+      <w:r>
+        <w:rPr>
+          <w:rFonts w:ascii="Consolas" w:hAnsi="Consolas" w:cs="Consolas"/>
+          <w:color w:val="2A00FF"/>
+          <w:sz w:val="20"/>
+          <w:szCs w:val="20"/>
+        </w:rPr>
+        <w:t>"</w:t>
+      </w:r>
+      <w:proofErr w:type="spellStart"/>
+      <w:r>
+        <w:rPr>
+          <w:rFonts w:ascii="Consolas" w:hAnsi="Consolas" w:cs="Consolas"/>
+          <w:color w:val="2A00FF"/>
+          <w:sz w:val="20"/>
+          <w:szCs w:val="20"/>
+        </w:rPr>
+        <w:t>iOSDeviPad</w:t>
+      </w:r>
+      <w:proofErr w:type="spellEnd"/>
+      <w:r>
+        <w:rPr>
+          <w:rFonts w:ascii="Consolas" w:hAnsi="Consolas" w:cs="Consolas"/>
+          <w:color w:val="2A00FF"/>
+          <w:sz w:val="20"/>
+          <w:szCs w:val="20"/>
+        </w:rPr>
+        <w:t>"</w:t>
+      </w:r>
+      <w:r>
+        <w:rPr>
+          <w:rFonts w:ascii="Consolas" w:hAnsi="Consolas" w:cs="Consolas"/>
+          <w:color w:val="000000"/>
+          <w:sz w:val="20"/>
+          <w:szCs w:val="20"/>
+        </w:rPr>
+        <w:t>);</w:t>
+      </w:r>
+    </w:p>
+    <w:p>
+      <w:pPr>
+        <w:autoSpaceDE w:val="0"/>
+        <w:autoSpaceDN w:val="0"/>
+        <w:adjustRightInd w:val="0"/>
+        <w:spacing w:after="0" w:line="240" w:lineRule="auto"/>
+        <w:rPr>
+          <w:rFonts w:ascii="Consolas" w:hAnsi="Consolas" w:cs="Consolas"/>
+          <w:sz w:val="20"/>
+          <w:szCs w:val="20"/>
+        </w:rPr>
+      </w:pPr>
+      <w:r>
+        <w:rPr>
+          <w:rFonts w:ascii="Consolas" w:hAnsi="Consolas" w:cs="Consolas"/>
+          <w:color w:val="000000"/>
+          <w:sz w:val="20"/>
+          <w:szCs w:val="20"/>
+        </w:rPr>
+        <w:tab/>
+      </w:r>
+      <w:r>
+        <w:rPr>
+          <w:rFonts w:ascii="Consolas" w:hAnsi="Consolas" w:cs="Consolas"/>
+          <w:color w:val="000000"/>
+          <w:sz w:val="20"/>
+          <w:szCs w:val="20"/>
+        </w:rPr>
+        <w:tab/>
+      </w:r>
+      <w:r>
+        <w:rPr>
+          <w:rFonts w:ascii="Consolas" w:hAnsi="Consolas" w:cs="Consolas"/>
+          <w:color w:val="000000"/>
+          <w:sz w:val="20"/>
+          <w:szCs w:val="20"/>
+        </w:rPr>
+        <w:tab/>
+      </w:r>
+      <w:proofErr w:type="spellStart"/>
+      <w:proofErr w:type="gramStart"/>
+      <w:r>
+        <w:rPr>
+          <w:rFonts w:ascii="Consolas" w:hAnsi="Consolas" w:cs="Consolas"/>
+          <w:color w:val="6A3E3E"/>
+          <w:sz w:val="20"/>
+          <w:szCs w:val="20"/>
+        </w:rPr>
+        <w:t>cap</w:t>
+      </w:r>
+      <w:r>
+        <w:rPr>
+          <w:rFonts w:ascii="Consolas" w:hAnsi="Consolas" w:cs="Consolas"/>
+          <w:color w:val="000000"/>
+          <w:sz w:val="20"/>
+          <w:szCs w:val="20"/>
+        </w:rPr>
+        <w:t>.setCapability</w:t>
+      </w:r>
+      <w:proofErr w:type="spellEnd"/>
+      <w:r>
+        <w:rPr>
+          <w:rFonts w:ascii="Consolas" w:hAnsi="Consolas" w:cs="Consolas"/>
+          <w:color w:val="000000"/>
+          <w:sz w:val="20"/>
+          <w:szCs w:val="20"/>
+        </w:rPr>
+        <w:t>(</w:t>
+      </w:r>
+      <w:proofErr w:type="gramEnd"/>
+      <w:r>
+        <w:rPr>
+          <w:rFonts w:ascii="Consolas" w:hAnsi="Consolas" w:cs="Consolas"/>
+          <w:color w:val="2A00FF"/>
+          <w:sz w:val="20"/>
+          <w:szCs w:val="20"/>
+        </w:rPr>
+        <w:t>"</w:t>
+      </w:r>
+      <w:proofErr w:type="spellStart"/>
+      <w:r>
+        <w:rPr>
+          <w:rFonts w:ascii="Consolas" w:hAnsi="Consolas" w:cs="Consolas"/>
+          <w:color w:val="2A00FF"/>
+          <w:sz w:val="20"/>
+          <w:szCs w:val="20"/>
+        </w:rPr>
+        <w:t>bundleId</w:t>
+      </w:r>
+      <w:proofErr w:type="spellEnd"/>
+      <w:r>
+        <w:rPr>
+          <w:rFonts w:ascii="Consolas" w:hAnsi="Consolas" w:cs="Consolas"/>
+          <w:color w:val="2A00FF"/>
+          <w:sz w:val="20"/>
+          <w:szCs w:val="20"/>
+        </w:rPr>
+        <w:t>"</w:t>
+      </w:r>
+      <w:r>
+        <w:rPr>
+          <w:rFonts w:ascii="Consolas" w:hAnsi="Consolas" w:cs="Consolas"/>
+          <w:color w:val="000000"/>
+          <w:sz w:val="20"/>
+          <w:szCs w:val="20"/>
+        </w:rPr>
+        <w:t xml:space="preserve">, </w:t>
+      </w:r>
+      <w:r>
+        <w:rPr>
+          <w:rFonts w:ascii="Consolas" w:hAnsi="Consolas" w:cs="Consolas"/>
+          <w:color w:val="2A00FF"/>
+          <w:sz w:val="20"/>
+          <w:szCs w:val="20"/>
+        </w:rPr>
+        <w:t>"</w:t>
+      </w:r>
+      <w:proofErr w:type="spellStart"/>
+      <w:r>
+        <w:rPr>
+          <w:rFonts w:ascii="Consolas" w:hAnsi="Consolas" w:cs="Consolas"/>
+          <w:color w:val="2A00FF"/>
+          <w:sz w:val="20"/>
+          <w:szCs w:val="20"/>
+        </w:rPr>
+        <w:t>com.invoice.manager</w:t>
+      </w:r>
+      <w:proofErr w:type="spellEnd"/>
+      <w:r>
+        <w:rPr>
+          <w:rFonts w:ascii="Consolas" w:hAnsi="Consolas" w:cs="Consolas"/>
+          <w:color w:val="2A00FF"/>
+          <w:sz w:val="20"/>
+          <w:szCs w:val="20"/>
+        </w:rPr>
+        <w:t>"</w:t>
+      </w:r>
+      <w:r>
+        <w:rPr>
+          <w:rFonts w:ascii="Consolas" w:hAnsi="Consolas" w:cs="Consolas"/>
+          <w:color w:val="000000"/>
+          <w:sz w:val="20"/>
+          <w:szCs w:val="20"/>
+        </w:rPr>
+        <w:t>);</w:t>
+      </w:r>
+    </w:p>
+    <w:p>
+      <w:pPr>
+        <w:autoSpaceDE w:val="0"/>
+        <w:autoSpaceDN w:val="0"/>
+        <w:adjustRightInd w:val="0"/>
+        <w:spacing w:after="0" w:line="240" w:lineRule="auto"/>
+        <w:rPr>
+          <w:rFonts w:ascii="Consolas" w:hAnsi="Consolas" w:cs="Consolas"/>
+          <w:sz w:val="20"/>
+          <w:szCs w:val="20"/>
+        </w:rPr>
+      </w:pPr>
+      <w:r>
+        <w:rPr>
+          <w:rFonts w:ascii="Consolas" w:hAnsi="Consolas" w:cs="Consolas"/>
+          <w:color w:val="000000"/>
+          <w:sz w:val="20"/>
+          <w:szCs w:val="20"/>
+        </w:rPr>
+        <w:tab/>
+      </w:r>
+      <w:r>
+        <w:rPr>
+          <w:rFonts w:ascii="Consolas" w:hAnsi="Consolas" w:cs="Consolas"/>
+          <w:color w:val="000000"/>
+          <w:sz w:val="20"/>
+          <w:szCs w:val="20"/>
+        </w:rPr>
+        <w:tab/>
+      </w:r>
+      <w:r>
+        <w:rPr>
+          <w:rFonts w:ascii="Consolas" w:hAnsi="Consolas" w:cs="Consolas"/>
+          <w:color w:val="000000"/>
+          <w:sz w:val="20"/>
+          <w:szCs w:val="20"/>
+        </w:rPr>
+        <w:tab/>
+      </w:r>
+      <w:proofErr w:type="spellStart"/>
+      <w:proofErr w:type="gramStart"/>
+      <w:r>
+        <w:rPr>
+          <w:rFonts w:ascii="Consolas" w:hAnsi="Consolas" w:cs="Consolas"/>
+          <w:color w:val="6A3E3E"/>
+          <w:sz w:val="20"/>
+          <w:szCs w:val="20"/>
+        </w:rPr>
+        <w:t>cap</w:t>
+      </w:r>
+      <w:r>
+        <w:rPr>
+          <w:rFonts w:ascii="Consolas" w:hAnsi="Consolas" w:cs="Consolas"/>
+          <w:color w:val="000000"/>
+          <w:sz w:val="20"/>
+          <w:szCs w:val="20"/>
+        </w:rPr>
+        <w:t>.setCapability</w:t>
+      </w:r>
+      <w:proofErr w:type="spellEnd"/>
+      <w:r>
+        <w:rPr>
+          <w:rFonts w:ascii="Consolas" w:hAnsi="Consolas" w:cs="Consolas"/>
+          <w:color w:val="000000"/>
+          <w:sz w:val="20"/>
+          <w:szCs w:val="20"/>
+        </w:rPr>
+        <w:t>(</w:t>
+      </w:r>
+      <w:proofErr w:type="gramEnd"/>
+      <w:r>
+        <w:rPr>
+          <w:rFonts w:ascii="Consolas" w:hAnsi="Consolas" w:cs="Consolas"/>
+          <w:color w:val="2A00FF"/>
+          <w:sz w:val="20"/>
+          <w:szCs w:val="20"/>
+        </w:rPr>
+        <w:t>"</w:t>
+      </w:r>
+      <w:proofErr w:type="spellStart"/>
+      <w:r>
+        <w:rPr>
+          <w:rFonts w:ascii="Consolas" w:hAnsi="Consolas" w:cs="Consolas"/>
+          <w:color w:val="2A00FF"/>
+          <w:sz w:val="20"/>
+          <w:szCs w:val="20"/>
+        </w:rPr>
+        <w:t>udid</w:t>
+      </w:r>
+      <w:proofErr w:type="spellEnd"/>
+      <w:r>
+        <w:rPr>
+          <w:rFonts w:ascii="Consolas" w:hAnsi="Consolas" w:cs="Consolas"/>
+          <w:color w:val="2A00FF"/>
+          <w:sz w:val="20"/>
+          <w:szCs w:val="20"/>
+        </w:rPr>
+        <w:t>"</w:t>
+      </w:r>
+      <w:r>
+        <w:rPr>
+          <w:rFonts w:ascii="Consolas" w:hAnsi="Consolas" w:cs="Consolas"/>
+          <w:color w:val="000000"/>
+          <w:sz w:val="20"/>
+          <w:szCs w:val="20"/>
+        </w:rPr>
+        <w:t xml:space="preserve">, </w:t>
+      </w:r>
+      <w:r>
+        <w:rPr>
+          <w:rFonts w:ascii="Consolas" w:hAnsi="Consolas" w:cs="Consolas"/>
+          <w:color w:val="2A00FF"/>
+          <w:sz w:val="20"/>
+          <w:szCs w:val="20"/>
+        </w:rPr>
+        <w:t>"f209a1bc7c7eewf4543rweafdf96645be83fc615bfe3a"</w:t>
+      </w:r>
+      <w:r>
+        <w:rPr>
+          <w:rFonts w:ascii="Consolas" w:hAnsi="Consolas" w:cs="Consolas"/>
+          <w:color w:val="000000"/>
+          <w:sz w:val="20"/>
+          <w:szCs w:val="20"/>
+        </w:rPr>
+        <w:t>);</w:t>
+      </w:r>
+    </w:p>
+    <w:p>
+      <w:pPr>
+        <w:autoSpaceDE w:val="0"/>
+        <w:autoSpaceDN w:val="0"/>
+        <w:adjustRightInd w:val="0"/>
+        <w:spacing w:after="0" w:line="240" w:lineRule="auto"/>
+        <w:rPr>
+          <w:rFonts w:ascii="Consolas" w:hAnsi="Consolas" w:cs="Consolas"/>
+          <w:sz w:val="20"/>
+          <w:szCs w:val="20"/>
+        </w:rPr>
+      </w:pPr>
+      <w:r>
+        <w:rPr>
+          <w:rFonts w:ascii="Consolas" w:hAnsi="Consolas" w:cs="Consolas"/>
+          <w:color w:val="000000"/>
+          <w:sz w:val="20"/>
+          <w:szCs w:val="20"/>
+        </w:rPr>
+        <w:tab/>
+      </w:r>
+      <w:r>
+        <w:rPr>
+          <w:rFonts w:ascii="Consolas" w:hAnsi="Consolas" w:cs="Consolas"/>
+          <w:color w:val="000000"/>
+          <w:sz w:val="20"/>
+          <w:szCs w:val="20"/>
+        </w:rPr>
+        <w:tab/>
+      </w:r>
+      <w:r>
+        <w:rPr>
+          <w:rFonts w:ascii="Consolas" w:hAnsi="Consolas" w:cs="Consolas"/>
+          <w:color w:val="000000"/>
+          <w:sz w:val="20"/>
+          <w:szCs w:val="20"/>
+        </w:rPr>
+        <w:tab/>
+      </w:r>
+      <w:proofErr w:type="spellStart"/>
+      <w:proofErr w:type="gramStart"/>
+      <w:r>
+        <w:rPr>
+          <w:rFonts w:ascii="Consolas" w:hAnsi="Consolas" w:cs="Consolas"/>
+          <w:color w:val="6A3E3E"/>
+          <w:sz w:val="20"/>
+          <w:szCs w:val="20"/>
+        </w:rPr>
+        <w:t>cap</w:t>
+      </w:r>
+      <w:r>
+        <w:rPr>
+          <w:rFonts w:ascii="Consolas" w:hAnsi="Consolas" w:cs="Consolas"/>
+          <w:color w:val="000000"/>
+          <w:sz w:val="20"/>
+          <w:szCs w:val="20"/>
+        </w:rPr>
+        <w:t>.setCapability</w:t>
+      </w:r>
+      <w:proofErr w:type="spellEnd"/>
+      <w:r>
+        <w:rPr>
+          <w:rFonts w:ascii="Consolas" w:hAnsi="Consolas" w:cs="Consolas"/>
+          <w:color w:val="000000"/>
+          <w:sz w:val="20"/>
+          <w:szCs w:val="20"/>
+        </w:rPr>
+        <w:t>(</w:t>
+      </w:r>
+      <w:proofErr w:type="spellStart"/>
+      <w:proofErr w:type="gramEnd"/>
+      <w:r>
+        <w:rPr>
+          <w:rFonts w:ascii="Consolas" w:hAnsi="Consolas" w:cs="Consolas"/>
+          <w:color w:val="000000"/>
+          <w:sz w:val="20"/>
+          <w:szCs w:val="20"/>
+        </w:rPr>
+        <w:t>MobileCapabilityType.</w:t>
+      </w:r>
+      <w:r>
+        <w:rPr>
+          <w:rFonts w:ascii="Consolas" w:hAnsi="Consolas" w:cs="Consolas"/>
+          <w:b/>
+          <w:bCs/>
+          <w:i/>
+          <w:iCs/>
+          <w:color w:val="0000C0"/>
+          <w:sz w:val="20"/>
+          <w:szCs w:val="20"/>
+        </w:rPr>
+        <w:t>NEW_COMMAND_TIMEOUT</w:t>
+      </w:r>
+      <w:proofErr w:type="spellEnd"/>
+      <w:r>
+        <w:rPr>
+          <w:rFonts w:ascii="Consolas" w:hAnsi="Consolas" w:cs="Consolas"/>
+          <w:color w:val="000000"/>
+          <w:sz w:val="20"/>
+          <w:szCs w:val="20"/>
+        </w:rPr>
+        <w:t>, 100);</w:t>
+      </w:r>
+    </w:p>
+    <w:p>
+      <w:pPr>
+        <w:autoSpaceDE w:val="0"/>
+        <w:autoSpaceDN w:val="0"/>
+        <w:adjustRightInd w:val="0"/>
+        <w:spacing w:after="0" w:line="240" w:lineRule="auto"/>
+        <w:rPr>
+          <w:rFonts w:ascii="Consolas" w:hAnsi="Consolas" w:cs="Consolas"/>
+          <w:sz w:val="20"/>
+          <w:szCs w:val="20"/>
+        </w:rPr>
+      </w:pPr>
+      <w:r>
+        <w:rPr>
+          <w:rFonts w:ascii="Consolas" w:hAnsi="Consolas" w:cs="Consolas"/>
+          <w:color w:val="000000"/>
+          <w:sz w:val="20"/>
+          <w:szCs w:val="20"/>
+        </w:rPr>
+        <w:tab/>
+      </w:r>
+      <w:r>
+        <w:rPr>
+          <w:rFonts w:ascii="Consolas" w:hAnsi="Consolas" w:cs="Consolas"/>
+          <w:color w:val="000000"/>
+          <w:sz w:val="20"/>
+          <w:szCs w:val="20"/>
+        </w:rPr>
+        <w:tab/>
+      </w:r>
+      <w:r>
+        <w:rPr>
+          <w:rFonts w:ascii="Consolas" w:hAnsi="Consolas" w:cs="Consolas"/>
+          <w:color w:val="000000"/>
+          <w:sz w:val="20"/>
+          <w:szCs w:val="20"/>
+        </w:rPr>
+        <w:tab/>
+      </w:r>
+      <w:proofErr w:type="spellStart"/>
+      <w:proofErr w:type="gramStart"/>
+      <w:r>
+        <w:rPr>
+          <w:rFonts w:ascii="Consolas" w:hAnsi="Consolas" w:cs="Consolas"/>
+          <w:color w:val="6A3E3E"/>
+          <w:sz w:val="20"/>
+          <w:szCs w:val="20"/>
+        </w:rPr>
+        <w:t>cap</w:t>
+      </w:r>
+      <w:r>
+        <w:rPr>
+          <w:rFonts w:ascii="Consolas" w:hAnsi="Consolas" w:cs="Consolas"/>
+          <w:color w:val="000000"/>
+          <w:sz w:val="20"/>
+          <w:szCs w:val="20"/>
+        </w:rPr>
+        <w:t>.setCapability</w:t>
+      </w:r>
+      <w:proofErr w:type="spellEnd"/>
+      <w:r>
+        <w:rPr>
+          <w:rFonts w:ascii="Consolas" w:hAnsi="Consolas" w:cs="Consolas"/>
+          <w:color w:val="000000"/>
+          <w:sz w:val="20"/>
+          <w:szCs w:val="20"/>
+        </w:rPr>
+        <w:t>(</w:t>
+      </w:r>
+      <w:proofErr w:type="spellStart"/>
+      <w:proofErr w:type="gramEnd"/>
+      <w:r>
+        <w:rPr>
+          <w:rFonts w:ascii="Consolas" w:hAnsi="Consolas" w:cs="Consolas"/>
+          <w:color w:val="000000"/>
+          <w:sz w:val="20"/>
+          <w:szCs w:val="20"/>
+        </w:rPr>
+        <w:t>MobileCapabilityType.</w:t>
+      </w:r>
+      <w:r>
+        <w:rPr>
+          <w:rFonts w:ascii="Consolas" w:hAnsi="Consolas" w:cs="Consolas"/>
+          <w:b/>
+          <w:bCs/>
+          <w:i/>
+          <w:iCs/>
+          <w:color w:val="0000C0"/>
+          <w:sz w:val="20"/>
+          <w:szCs w:val="20"/>
+        </w:rPr>
+        <w:t>AUTOMATION_NAME</w:t>
+      </w:r>
+      <w:proofErr w:type="spellEnd"/>
+      <w:r>
+        <w:rPr>
+          <w:rFonts w:ascii="Consolas" w:hAnsi="Consolas" w:cs="Consolas"/>
+          <w:color w:val="000000"/>
+          <w:sz w:val="20"/>
+          <w:szCs w:val="20"/>
+        </w:rPr>
+        <w:t xml:space="preserve">, </w:t>
+      </w:r>
+      <w:r>
+        <w:rPr>
+          <w:rFonts w:ascii="Consolas" w:hAnsi="Consolas" w:cs="Consolas"/>
+          <w:color w:val="2A00FF"/>
+          <w:sz w:val="20"/>
+          <w:szCs w:val="20"/>
+        </w:rPr>
+        <w:t>"</w:t>
+      </w:r>
+      <w:proofErr w:type="spellStart"/>
+      <w:r>
+        <w:rPr>
+          <w:rFonts w:ascii="Consolas" w:hAnsi="Consolas" w:cs="Consolas"/>
+          <w:color w:val="2A00FF"/>
+          <w:sz w:val="20"/>
+          <w:szCs w:val="20"/>
+        </w:rPr>
+        <w:t>XCUITest</w:t>
+      </w:r>
+      <w:proofErr w:type="spellEnd"/>
+      <w:r>
+        <w:rPr>
+          <w:rFonts w:ascii="Consolas" w:hAnsi="Consolas" w:cs="Consolas"/>
+          <w:color w:val="2A00FF"/>
+          <w:sz w:val="20"/>
+          <w:szCs w:val="20"/>
+        </w:rPr>
+        <w:t>"</w:t>
+      </w:r>
+      <w:r>
+        <w:rPr>
+          <w:rFonts w:ascii="Consolas" w:hAnsi="Consolas" w:cs="Consolas"/>
+          <w:color w:val="000000"/>
+          <w:sz w:val="20"/>
+          <w:szCs w:val="20"/>
+        </w:rPr>
+        <w:t>);</w:t>
+      </w:r>
+    </w:p>
+    <w:p>
+      <w:pPr>
+        <w:autoSpaceDE w:val="0"/>
+        <w:autoSpaceDN w:val="0"/>
+        <w:adjustRightInd w:val="0"/>
+        <w:spacing w:after="0" w:line="240" w:lineRule="auto"/>
+        <w:rPr>
+          <w:rFonts w:ascii="Consolas" w:hAnsi="Consolas" w:cs="Consolas"/>
+          <w:sz w:val="20"/>
+          <w:szCs w:val="20"/>
+        </w:rPr>
+      </w:pPr>
+      <w:r>
+        <w:rPr>
+          <w:rFonts w:ascii="Consolas" w:hAnsi="Consolas" w:cs="Consolas"/>
+          <w:color w:val="000000"/>
+          <w:sz w:val="20"/>
+          <w:szCs w:val="20"/>
+        </w:rPr>
+        <w:tab/>
+      </w:r>
+      <w:r>
+        <w:rPr>
+          <w:rFonts w:ascii="Consolas" w:hAnsi="Consolas" w:cs="Consolas"/>
+          <w:color w:val="000000"/>
+          <w:sz w:val="20"/>
+          <w:szCs w:val="20"/>
+        </w:rPr>
+        <w:tab/>
+      </w:r>
+      <w:r>
+        <w:rPr>
+          <w:rFonts w:ascii="Consolas" w:hAnsi="Consolas" w:cs="Consolas"/>
+          <w:color w:val="000000"/>
+          <w:sz w:val="20"/>
+          <w:szCs w:val="20"/>
+        </w:rPr>
+        <w:tab/>
+      </w:r>
+      <w:proofErr w:type="gramStart"/>
+      <w:r>
+        <w:rPr>
+          <w:rFonts w:ascii="Consolas" w:hAnsi="Consolas" w:cs="Consolas"/>
+          <w:i/>
+          <w:iCs/>
+          <w:color w:val="0000C0"/>
+          <w:sz w:val="20"/>
+          <w:szCs w:val="20"/>
+        </w:rPr>
+        <w:t>driver</w:t>
+      </w:r>
+      <w:proofErr w:type="gramEnd"/>
+      <w:r>
+        <w:rPr>
+          <w:rFonts w:ascii="Consolas" w:hAnsi="Consolas" w:cs="Consolas"/>
+          <w:color w:val="000000"/>
+          <w:sz w:val="20"/>
+          <w:szCs w:val="20"/>
+        </w:rPr>
+        <w:t xml:space="preserve"> = </w:t>
+      </w:r>
+      <w:r>
+        <w:rPr>
+          <w:rFonts w:ascii="Consolas" w:hAnsi="Consolas" w:cs="Consolas"/>
+          <w:b/>
+          <w:bCs/>
+          <w:color w:val="7F0055"/>
+          <w:sz w:val="20"/>
+          <w:szCs w:val="20"/>
+        </w:rPr>
+        <w:t>new</w:t>
+      </w:r>
+      <w:r>
+        <w:rPr>
+          <w:rFonts w:ascii="Consolas" w:hAnsi="Consolas" w:cs="Consolas"/>
+          <w:color w:val="000000"/>
+          <w:sz w:val="20"/>
+          <w:szCs w:val="20"/>
+        </w:rPr>
+        <w:t xml:space="preserve"> </w:t>
+      </w:r>
+      <w:proofErr w:type="spellStart"/>
+      <w:r>
+        <w:rPr>
+          <w:rFonts w:ascii="Consolas" w:hAnsi="Consolas" w:cs="Consolas"/>
+          <w:color w:val="000000"/>
+          <w:sz w:val="20"/>
+          <w:szCs w:val="20"/>
+        </w:rPr>
+        <w:t>IOSDriver</w:t>
+      </w:r>
+      <w:proofErr w:type="spellEnd"/>
+      <w:r>
+        <w:rPr>
+          <w:rFonts w:ascii="Consolas" w:hAnsi="Consolas" w:cs="Consolas"/>
+          <w:color w:val="000000"/>
+          <w:sz w:val="20"/>
+          <w:szCs w:val="20"/>
+        </w:rPr>
+        <w:t>&lt;</w:t>
+      </w:r>
+      <w:proofErr w:type="spellStart"/>
+      <w:r>
+        <w:rPr>
+          <w:rFonts w:ascii="Consolas" w:hAnsi="Consolas" w:cs="Consolas"/>
+          <w:color w:val="000000"/>
+          <w:sz w:val="20"/>
+          <w:szCs w:val="20"/>
+        </w:rPr>
+        <w:t>IOSElement</w:t>
+      </w:r>
+      <w:proofErr w:type="spellEnd"/>
+      <w:r>
+        <w:rPr>
+          <w:rFonts w:ascii="Consolas" w:hAnsi="Consolas" w:cs="Consolas"/>
+          <w:color w:val="000000"/>
+          <w:sz w:val="20"/>
+          <w:szCs w:val="20"/>
+        </w:rPr>
+        <w:t>&gt;(</w:t>
+      </w:r>
+      <w:r>
+        <w:rPr>
+          <w:rFonts w:ascii="Consolas" w:hAnsi="Consolas" w:cs="Consolas"/>
+          <w:b/>
+          <w:bCs/>
+          <w:color w:val="7F0055"/>
+          <w:sz w:val="20"/>
+          <w:szCs w:val="20"/>
+        </w:rPr>
+        <w:t>new</w:t>
+      </w:r>
+      <w:r>
+        <w:rPr>
+          <w:rFonts w:ascii="Consolas" w:hAnsi="Consolas" w:cs="Consolas"/>
+          <w:color w:val="000000"/>
+          <w:sz w:val="20"/>
+          <w:szCs w:val="20"/>
+        </w:rPr>
+        <w:t xml:space="preserve"> URL(</w:t>
+      </w:r>
+      <w:r>
+        <w:rPr>
+          <w:rFonts w:ascii="Consolas" w:hAnsi="Consolas" w:cs="Consolas"/>
+          <w:color w:val="2A00FF"/>
+          <w:sz w:val="20"/>
+          <w:szCs w:val="20"/>
+        </w:rPr>
+        <w:t>"http://127.0.0.1:4723/</w:t>
+      </w:r>
+      <w:proofErr w:type="spellStart"/>
+      <w:r>
+        <w:rPr>
+          <w:rFonts w:ascii="Consolas" w:hAnsi="Consolas" w:cs="Consolas"/>
+          <w:color w:val="2A00FF"/>
+          <w:sz w:val="20"/>
+          <w:szCs w:val="20"/>
+        </w:rPr>
+        <w:t>wd</w:t>
+      </w:r>
+      <w:proofErr w:type="spellEnd"/>
+      <w:r>
+        <w:rPr>
+          <w:rFonts w:ascii="Consolas" w:hAnsi="Consolas" w:cs="Consolas"/>
+          <w:color w:val="2A00FF"/>
+          <w:sz w:val="20"/>
+          <w:szCs w:val="20"/>
+        </w:rPr>
+        <w:t>/hub"</w:t>
+      </w:r>
+      <w:r>
+        <w:rPr>
+          <w:rFonts w:ascii="Consolas" w:hAnsi="Consolas" w:cs="Consolas"/>
+          <w:color w:val="000000"/>
+          <w:sz w:val="20"/>
+          <w:szCs w:val="20"/>
+        </w:rPr>
+        <w:t xml:space="preserve">), </w:t>
+      </w:r>
+      <w:r>
+        <w:rPr>
+          <w:rFonts w:ascii="Consolas" w:hAnsi="Consolas" w:cs="Consolas"/>
+          <w:color w:val="6A3E3E"/>
+          <w:sz w:val="20"/>
+          <w:szCs w:val="20"/>
+        </w:rPr>
+        <w:t>cap</w:t>
+      </w:r>
+      <w:r>
+        <w:rPr>
+          <w:rFonts w:ascii="Consolas" w:hAnsi="Consolas" w:cs="Consolas"/>
+          <w:color w:val="000000"/>
+          <w:sz w:val="20"/>
+          <w:szCs w:val="20"/>
+        </w:rPr>
+        <w:t>);</w:t>
+      </w:r>
+    </w:p>
+    <w:p>
+      <w:pPr>
+        <w:autoSpaceDE w:val="0"/>
+        <w:autoSpaceDN w:val="0"/>
+        <w:adjustRightInd w:val="0"/>
+        <w:spacing w:after="0" w:line="240" w:lineRule="auto"/>
+        <w:rPr>
+          <w:rFonts w:ascii="Consolas" w:hAnsi="Consolas" w:cs="Consolas"/>
+          <w:sz w:val="20"/>
+          <w:szCs w:val="20"/>
+        </w:rPr>
+      </w:pPr>
+      <w:r>
+        <w:rPr>
+          <w:rFonts w:ascii="Consolas" w:hAnsi="Consolas" w:cs="Consolas"/>
+          <w:color w:val="000000"/>
+          <w:sz w:val="20"/>
+          <w:szCs w:val="20"/>
+        </w:rPr>
+        <w:tab/>
+      </w:r>
+      <w:r>
+        <w:rPr>
+          <w:rFonts w:ascii="Consolas" w:hAnsi="Consolas" w:cs="Consolas"/>
+          <w:color w:val="000000"/>
+          <w:sz w:val="20"/>
+          <w:szCs w:val="20"/>
+        </w:rPr>
+        <w:tab/>
+        <w:t xml:space="preserve">} </w:t>
+      </w:r>
+      <w:r>
+        <w:rPr>
+          <w:rFonts w:ascii="Consolas" w:hAnsi="Consolas" w:cs="Consolas"/>
+          <w:b/>
+          <w:bCs/>
+          <w:color w:val="7F0055"/>
+          <w:sz w:val="20"/>
+          <w:szCs w:val="20"/>
+        </w:rPr>
+        <w:t>catch</w:t>
+      </w:r>
+      <w:r>
+        <w:rPr>
+          <w:rFonts w:ascii="Consolas" w:hAnsi="Consolas" w:cs="Consolas"/>
+          <w:color w:val="000000"/>
+          <w:sz w:val="20"/>
+          <w:szCs w:val="20"/>
+        </w:rPr>
+        <w:t xml:space="preserve"> (Exception </w:t>
+      </w:r>
+      <w:r>
+        <w:rPr>
+          <w:rFonts w:ascii="Consolas" w:hAnsi="Consolas" w:cs="Consolas"/>
+          <w:color w:val="6A3E3E"/>
+          <w:sz w:val="20"/>
+          <w:szCs w:val="20"/>
+        </w:rPr>
+        <w:t>e</w:t>
+      </w:r>
+      <w:r>
+        <w:rPr>
+          <w:rFonts w:ascii="Consolas" w:hAnsi="Consolas" w:cs="Consolas"/>
+          <w:color w:val="000000"/>
+          <w:sz w:val="20"/>
+          <w:szCs w:val="20"/>
+        </w:rPr>
+        <w:t>) {</w:t>
+      </w:r>
+    </w:p>
+    <w:p>
+      <w:pPr>
+        <w:autoSpaceDE w:val="0"/>
+        <w:autoSpaceDN w:val="0"/>
+        <w:adjustRightInd w:val="0"/>
+        <w:spacing w:after="0" w:line="240" w:lineRule="auto"/>
+        <w:rPr>
+          <w:rFonts w:ascii="Consolas" w:hAnsi="Consolas" w:cs="Consolas"/>
+          <w:sz w:val="20"/>
+          <w:szCs w:val="20"/>
+        </w:rPr>
+      </w:pPr>
+      <w:r>
+        <w:rPr>
+          <w:rFonts w:ascii="Consolas" w:hAnsi="Consolas" w:cs="Consolas"/>
+          <w:color w:val="000000"/>
+          <w:sz w:val="20"/>
+          <w:szCs w:val="20"/>
+        </w:rPr>
+        <w:tab/>
+      </w:r>
+      <w:r>
+        <w:rPr>
+          <w:rFonts w:ascii="Consolas" w:hAnsi="Consolas" w:cs="Consolas"/>
+          <w:color w:val="000000"/>
+          <w:sz w:val="20"/>
+          <w:szCs w:val="20"/>
+        </w:rPr>
+        <w:tab/>
+      </w:r>
+      <w:r>
+        <w:rPr>
+          <w:rFonts w:ascii="Consolas" w:hAnsi="Consolas" w:cs="Consolas"/>
+          <w:color w:val="000000"/>
+          <w:sz w:val="20"/>
+          <w:szCs w:val="20"/>
+        </w:rPr>
+        <w:tab/>
+      </w:r>
+      <w:proofErr w:type="spellStart"/>
+      <w:proofErr w:type="gramStart"/>
+      <w:r>
+        <w:rPr>
+          <w:rFonts w:ascii="Consolas" w:hAnsi="Consolas" w:cs="Consolas"/>
+          <w:color w:val="6A3E3E"/>
+          <w:sz w:val="20"/>
+          <w:szCs w:val="20"/>
+        </w:rPr>
+        <w:t>e</w:t>
+      </w:r>
+      <w:r>
+        <w:rPr>
+          <w:rFonts w:ascii="Consolas" w:hAnsi="Consolas" w:cs="Consolas"/>
+          <w:color w:val="000000"/>
+          <w:sz w:val="20"/>
+          <w:szCs w:val="20"/>
+        </w:rPr>
+        <w:t>.printStackTrace</w:t>
+      </w:r>
+      <w:proofErr w:type="spellEnd"/>
+      <w:r>
+        <w:rPr>
+          <w:rFonts w:ascii="Consolas" w:hAnsi="Consolas" w:cs="Consolas"/>
+          <w:color w:val="000000"/>
+          <w:sz w:val="20"/>
+          <w:szCs w:val="20"/>
+        </w:rPr>
+        <w:t>(</w:t>
+      </w:r>
+      <w:proofErr w:type="gramEnd"/>
+      <w:r>
+        <w:rPr>
+          <w:rFonts w:ascii="Consolas" w:hAnsi="Consolas" w:cs="Consolas"/>
+          <w:color w:val="000000"/>
+          <w:sz w:val="20"/>
+          <w:szCs w:val="20"/>
+        </w:rPr>
+        <w:t>);</w:t>
+      </w:r>
+    </w:p>
+    <w:p>
+      <w:pPr>
+        <w:autoSpaceDE w:val="0"/>
+        <w:autoSpaceDN w:val="0"/>
+        <w:adjustRightInd w:val="0"/>
+        <w:spacing w:after="0" w:line="240" w:lineRule="auto"/>
+        <w:rPr>
+          <w:rFonts w:ascii="Consolas" w:hAnsi="Consolas" w:cs="Consolas"/>
+          <w:sz w:val="20"/>
+          <w:szCs w:val="20"/>
+        </w:rPr>
+      </w:pPr>
+      <w:r>
+        <w:rPr>
+          <w:rFonts w:ascii="Consolas" w:hAnsi="Consolas" w:cs="Consolas"/>
+          <w:color w:val="000000"/>
+          <w:sz w:val="20"/>
+          <w:szCs w:val="20"/>
+        </w:rPr>
+        <w:tab/>
+      </w:r>
+      <w:r>
+        <w:rPr>
+          <w:rFonts w:ascii="Consolas" w:hAnsi="Consolas" w:cs="Consolas"/>
+          <w:color w:val="000000"/>
+          <w:sz w:val="20"/>
+          <w:szCs w:val="20"/>
+        </w:rPr>
+        <w:tab/>
+        <w:t>}</w:t>
+      </w:r>
+      <w:r>
+        <w:rPr>
+          <w:rFonts w:ascii="Consolas" w:hAnsi="Consolas" w:cs="Consolas"/>
+          <w:color w:val="000000"/>
+          <w:sz w:val="20"/>
+          <w:szCs w:val="20"/>
+        </w:rPr>
+        <w:tab/>
+      </w:r>
+    </w:p>
+    <w:p>
+      <w:pPr>
+        <w:autoSpaceDE w:val="0"/>
+        <w:autoSpaceDN w:val="0"/>
+        <w:adjustRightInd w:val="0"/>
+        <w:spacing w:after="0" w:line="240" w:lineRule="auto"/>
+        <w:rPr>
+          <w:rFonts w:ascii="Consolas" w:hAnsi="Consolas" w:cs="Consolas"/>
+          <w:sz w:val="20"/>
+          <w:szCs w:val="20"/>
+        </w:rPr>
+      </w:pPr>
+      <w:r>
+        <w:rPr>
+          <w:rFonts w:ascii="Consolas" w:hAnsi="Consolas" w:cs="Consolas"/>
+          <w:color w:val="000000"/>
+          <w:sz w:val="20"/>
+          <w:szCs w:val="20"/>
+        </w:rPr>
+        <w:tab/>
+        <w:t>}</w:t>
+      </w:r>
+    </w:p>
+    <w:p>
+      <w:pPr>
+        <w:autoSpaceDE w:val="0"/>
+        <w:autoSpaceDN w:val="0"/>
+        <w:adjustRightInd w:val="0"/>
+        <w:spacing w:after="0" w:line="240" w:lineRule="auto"/>
+        <w:rPr>
+          <w:rFonts w:ascii="Consolas" w:hAnsi="Consolas" w:cs="Consolas"/>
+          <w:sz w:val="20"/>
+          <w:szCs w:val="20"/>
+        </w:rPr>
+      </w:pPr>
+      <w:r>
+        <w:rPr>
+          <w:rFonts w:ascii="Consolas" w:hAnsi="Consolas" w:cs="Consolas"/>
+          <w:color w:val="000000"/>
+          <w:sz w:val="20"/>
+          <w:szCs w:val="20"/>
+        </w:rPr>
+        <w:tab/>
+      </w:r>
+    </w:p>
+    <w:p>
+      <w:pPr>
+        <w:autoSpaceDE w:val="0"/>
+        <w:autoSpaceDN w:val="0"/>
+        <w:adjustRightInd w:val="0"/>
+        <w:spacing w:after="0" w:line="240" w:lineRule="auto"/>
+        <w:rPr>
+          <w:rFonts w:ascii="Consolas" w:hAnsi="Consolas" w:cs="Consolas"/>
+          <w:sz w:val="20"/>
+          <w:szCs w:val="20"/>
+        </w:rPr>
+      </w:pPr>
+      <w:r>
+        <w:rPr>
+          <w:rFonts w:ascii="Consolas" w:hAnsi="Consolas" w:cs="Consolas"/>
+          <w:color w:val="000000"/>
+          <w:sz w:val="20"/>
+          <w:szCs w:val="20"/>
+        </w:rPr>
+        <w:tab/>
+      </w:r>
+      <w:r>
+        <w:rPr>
+          <w:rFonts w:ascii="Consolas" w:hAnsi="Consolas" w:cs="Consolas"/>
+          <w:color w:val="646464"/>
+          <w:sz w:val="20"/>
+          <w:szCs w:val="20"/>
+        </w:rPr>
+        <w:t>@Test</w:t>
+      </w:r>
+    </w:p>
+    <w:p>
+      <w:pPr>
+        <w:autoSpaceDE w:val="0"/>
+        <w:autoSpaceDN w:val="0"/>
+        <w:adjustRightInd w:val="0"/>
+        <w:spacing w:after="0" w:line="240" w:lineRule="auto"/>
+        <w:rPr>
+          <w:rFonts w:ascii="Consolas" w:hAnsi="Consolas" w:cs="Consolas"/>
+          <w:sz w:val="20"/>
+          <w:szCs w:val="20"/>
+        </w:rPr>
+      </w:pPr>
+      <w:r>
+        <w:rPr>
+          <w:rFonts w:ascii="Consolas" w:hAnsi="Consolas" w:cs="Consolas"/>
+          <w:color w:val="000000"/>
+          <w:sz w:val="20"/>
+          <w:szCs w:val="20"/>
+        </w:rPr>
+        <w:tab/>
+      </w:r>
+      <w:proofErr w:type="gramStart"/>
+      <w:r>
+        <w:rPr>
+          <w:rFonts w:ascii="Consolas" w:hAnsi="Consolas" w:cs="Consolas"/>
+          <w:b/>
+          <w:bCs/>
+          <w:color w:val="7F0055"/>
+          <w:sz w:val="20"/>
+          <w:szCs w:val="20"/>
+        </w:rPr>
+        <w:t>public</w:t>
+      </w:r>
+      <w:proofErr w:type="gramEnd"/>
+      <w:r>
+        <w:rPr>
+          <w:rFonts w:ascii="Consolas" w:hAnsi="Consolas" w:cs="Consolas"/>
+          <w:color w:val="000000"/>
+          <w:sz w:val="20"/>
+          <w:szCs w:val="20"/>
+        </w:rPr>
+        <w:t xml:space="preserve"> </w:t>
+      </w:r>
+      <w:r>
+        <w:rPr>
+          <w:rFonts w:ascii="Consolas" w:hAnsi="Consolas" w:cs="Consolas"/>
+          <w:b/>
+          <w:bCs/>
+          <w:color w:val="7F0055"/>
+          <w:sz w:val="20"/>
+          <w:szCs w:val="20"/>
+        </w:rPr>
+        <w:t>void</w:t>
+      </w:r>
+      <w:r>
+        <w:rPr>
+          <w:rFonts w:ascii="Consolas" w:hAnsi="Consolas" w:cs="Consolas"/>
+          <w:color w:val="000000"/>
+          <w:sz w:val="20"/>
+          <w:szCs w:val="20"/>
+        </w:rPr>
+        <w:t xml:space="preserve"> test001() {</w:t>
+      </w:r>
+    </w:p>
+    <w:p>
+      <w:pPr>
+        <w:autoSpaceDE w:val="0"/>
+        <w:autoSpaceDN w:val="0"/>
+        <w:adjustRightInd w:val="0"/>
+        <w:spacing w:after="0" w:line="240" w:lineRule="auto"/>
+        <w:rPr>
+          <w:rFonts w:ascii="Consolas" w:hAnsi="Consolas" w:cs="Consolas"/>
+          <w:sz w:val="20"/>
+          <w:szCs w:val="20"/>
+        </w:rPr>
+      </w:pPr>
+      <w:r>
+        <w:rPr>
+          <w:rFonts w:ascii="Consolas" w:hAnsi="Consolas" w:cs="Consolas"/>
+          <w:color w:val="000000"/>
+          <w:sz w:val="20"/>
+          <w:szCs w:val="20"/>
+        </w:rPr>
+        <w:tab/>
+      </w:r>
+      <w:r>
+        <w:rPr>
+          <w:rFonts w:ascii="Consolas" w:hAnsi="Consolas" w:cs="Consolas"/>
+          <w:color w:val="000000"/>
+          <w:sz w:val="20"/>
+          <w:szCs w:val="20"/>
+        </w:rPr>
+        <w:tab/>
+      </w:r>
+      <w:proofErr w:type="spellStart"/>
+      <w:proofErr w:type="gramStart"/>
+      <w:r>
+        <w:rPr>
+          <w:rFonts w:ascii="Consolas" w:hAnsi="Consolas" w:cs="Consolas"/>
+          <w:i/>
+          <w:iCs/>
+          <w:color w:val="0000C0"/>
+          <w:sz w:val="20"/>
+          <w:szCs w:val="20"/>
+        </w:rPr>
+        <w:t>driver</w:t>
+      </w:r>
+      <w:r>
+        <w:rPr>
+          <w:rFonts w:ascii="Consolas" w:hAnsi="Consolas" w:cs="Consolas"/>
+          <w:color w:val="000000"/>
+          <w:sz w:val="20"/>
+          <w:szCs w:val="20"/>
+        </w:rPr>
+        <w:t>.launchApp</w:t>
+      </w:r>
+      <w:proofErr w:type="spellEnd"/>
+      <w:r>
+        <w:rPr>
+          <w:rFonts w:ascii="Consolas" w:hAnsi="Consolas" w:cs="Consolas"/>
+          <w:color w:val="000000"/>
+          <w:sz w:val="20"/>
+          <w:szCs w:val="20"/>
+        </w:rPr>
+        <w:t>(</w:t>
+      </w:r>
+      <w:proofErr w:type="gramEnd"/>
+      <w:r>
+        <w:rPr>
+          <w:rFonts w:ascii="Consolas" w:hAnsi="Consolas" w:cs="Consolas"/>
+          <w:color w:val="000000"/>
+          <w:sz w:val="20"/>
+          <w:szCs w:val="20"/>
+        </w:rPr>
+        <w:t>);</w:t>
+      </w:r>
+    </w:p>
+    <w:p>
+      <w:pPr>
+        <w:autoSpaceDE w:val="0"/>
+        <w:autoSpaceDN w:val="0"/>
+        <w:adjustRightInd w:val="0"/>
+        <w:spacing w:after="0" w:line="240" w:lineRule="auto"/>
+        <w:rPr>
+          <w:rFonts w:ascii="Consolas" w:hAnsi="Consolas" w:cs="Consolas"/>
+          <w:sz w:val="20"/>
+          <w:szCs w:val="20"/>
+        </w:rPr>
+      </w:pPr>
+      <w:r>
+        <w:rPr>
+          <w:rFonts w:ascii="Consolas" w:hAnsi="Consolas" w:cs="Consolas"/>
+          <w:color w:val="000000"/>
+          <w:sz w:val="20"/>
+          <w:szCs w:val="20"/>
+        </w:rPr>
+        <w:tab/>
+        <w:t>}</w:t>
+      </w:r>
+    </w:p>
+    <w:p>
+      <w:pPr>
+        <w:autoSpaceDE w:val="0"/>
+        <w:autoSpaceDN w:val="0"/>
+        <w:adjustRightInd w:val="0"/>
+        <w:spacing w:after="0" w:line="240" w:lineRule="auto"/>
+        <w:rPr>
+          <w:rFonts w:ascii="Consolas" w:hAnsi="Consolas" w:cs="Consolas"/>
+          <w:sz w:val="20"/>
+          <w:szCs w:val="20"/>
+        </w:rPr>
+      </w:pPr>
+      <w:r>
+        <w:rPr>
+          <w:rFonts w:ascii="Consolas" w:hAnsi="Consolas" w:cs="Consolas"/>
+          <w:color w:val="000000"/>
+          <w:sz w:val="20"/>
+          <w:szCs w:val="20"/>
+        </w:rPr>
+        <w:tab/>
+      </w:r>
+    </w:p>
+    <w:p>
+      <w:pPr>
+        <w:autoSpaceDE w:val="0"/>
+        <w:autoSpaceDN w:val="0"/>
+        <w:adjustRightInd w:val="0"/>
+        <w:spacing w:after="0" w:line="240" w:lineRule="auto"/>
+        <w:rPr>
+          <w:rFonts w:ascii="Consolas" w:hAnsi="Consolas" w:cs="Consolas"/>
+          <w:sz w:val="20"/>
+          <w:szCs w:val="20"/>
+        </w:rPr>
+      </w:pPr>
+      <w:r>
+        <w:rPr>
+          <w:rFonts w:ascii="Consolas" w:hAnsi="Consolas" w:cs="Consolas"/>
+          <w:color w:val="000000"/>
+          <w:sz w:val="20"/>
+          <w:szCs w:val="20"/>
+        </w:rPr>
+        <w:tab/>
+      </w:r>
+      <w:r>
+        <w:rPr>
+          <w:rFonts w:ascii="Consolas" w:hAnsi="Consolas" w:cs="Consolas"/>
+          <w:color w:val="646464"/>
+          <w:sz w:val="20"/>
+          <w:szCs w:val="20"/>
+        </w:rPr>
+        <w:t>@</w:t>
+      </w:r>
+      <w:proofErr w:type="spellStart"/>
+      <w:r>
+        <w:rPr>
+          <w:rFonts w:ascii="Consolas" w:hAnsi="Consolas" w:cs="Consolas"/>
+          <w:color w:val="646464"/>
+          <w:sz w:val="20"/>
+          <w:szCs w:val="20"/>
+        </w:rPr>
+        <w:t>AfterMethod</w:t>
+      </w:r>
+      <w:proofErr w:type="spellEnd"/>
+    </w:p>
+    <w:p>
+      <w:pPr>
+        <w:autoSpaceDE w:val="0"/>
+        <w:autoSpaceDN w:val="0"/>
+        <w:adjustRightInd w:val="0"/>
+        <w:spacing w:after="0" w:line="240" w:lineRule="auto"/>
+        <w:rPr>
+          <w:rFonts w:ascii="Consolas" w:hAnsi="Consolas" w:cs="Consolas"/>
+          <w:sz w:val="20"/>
+          <w:szCs w:val="20"/>
+        </w:rPr>
+      </w:pPr>
+      <w:r>
+        <w:rPr>
+          <w:rFonts w:ascii="Consolas" w:hAnsi="Consolas" w:cs="Consolas"/>
+          <w:color w:val="000000"/>
+          <w:sz w:val="20"/>
+          <w:szCs w:val="20"/>
+        </w:rPr>
+        <w:tab/>
+      </w:r>
+      <w:proofErr w:type="gramStart"/>
+      <w:r>
+        <w:rPr>
+          <w:rFonts w:ascii="Consolas" w:hAnsi="Consolas" w:cs="Consolas"/>
+          <w:b/>
+          <w:bCs/>
+          <w:color w:val="7F0055"/>
+          <w:sz w:val="20"/>
+          <w:szCs w:val="20"/>
+        </w:rPr>
+        <w:t>public</w:t>
+      </w:r>
+      <w:proofErr w:type="gramEnd"/>
+      <w:r>
+        <w:rPr>
+          <w:rFonts w:ascii="Consolas" w:hAnsi="Consolas" w:cs="Consolas"/>
+          <w:color w:val="000000"/>
+          <w:sz w:val="20"/>
+          <w:szCs w:val="20"/>
+        </w:rPr>
+        <w:t xml:space="preserve"> </w:t>
+      </w:r>
+      <w:r>
+        <w:rPr>
+          <w:rFonts w:ascii="Consolas" w:hAnsi="Consolas" w:cs="Consolas"/>
+          <w:b/>
+          <w:bCs/>
+          <w:color w:val="7F0055"/>
+          <w:sz w:val="20"/>
+          <w:szCs w:val="20"/>
+        </w:rPr>
+        <w:t>void</w:t>
+      </w:r>
+      <w:r>
+        <w:rPr>
+          <w:rFonts w:ascii="Consolas" w:hAnsi="Consolas" w:cs="Consolas"/>
+          <w:color w:val="000000"/>
+          <w:sz w:val="20"/>
+          <w:szCs w:val="20"/>
+        </w:rPr>
+        <w:t xml:space="preserve"> </w:t>
+      </w:r>
+      <w:proofErr w:type="spellStart"/>
+      <w:r>
+        <w:rPr>
+          <w:rFonts w:ascii="Consolas" w:hAnsi="Consolas" w:cs="Consolas"/>
+          <w:color w:val="000000"/>
+          <w:sz w:val="20"/>
+          <w:szCs w:val="20"/>
+        </w:rPr>
+        <w:t>tearDown</w:t>
+      </w:r>
+      <w:proofErr w:type="spellEnd"/>
+      <w:r>
+        <w:rPr>
+          <w:rFonts w:ascii="Consolas" w:hAnsi="Consolas" w:cs="Consolas"/>
+          <w:color w:val="000000"/>
+          <w:sz w:val="20"/>
+          <w:szCs w:val="20"/>
+        </w:rPr>
+        <w:t>() {</w:t>
+      </w:r>
+    </w:p>
+    <w:p>
+      <w:pPr>
+        <w:autoSpaceDE w:val="0"/>
+        <w:autoSpaceDN w:val="0"/>
+        <w:adjustRightInd w:val="0"/>
+        <w:spacing w:after="0" w:line="240" w:lineRule="auto"/>
+        <w:rPr>
+          <w:rFonts w:ascii="Consolas" w:hAnsi="Consolas" w:cs="Consolas"/>
+          <w:sz w:val="20"/>
+          <w:szCs w:val="20"/>
+        </w:rPr>
+      </w:pPr>
+      <w:r>
+        <w:rPr>
+          <w:rFonts w:ascii="Consolas" w:hAnsi="Consolas" w:cs="Consolas"/>
+          <w:color w:val="000000"/>
+          <w:sz w:val="20"/>
+          <w:szCs w:val="20"/>
+        </w:rPr>
+        <w:tab/>
+      </w:r>
+      <w:r>
+        <w:rPr>
+          <w:rFonts w:ascii="Consolas" w:hAnsi="Consolas" w:cs="Consolas"/>
+          <w:color w:val="000000"/>
+          <w:sz w:val="20"/>
+          <w:szCs w:val="20"/>
+        </w:rPr>
+        <w:tab/>
+      </w:r>
+      <w:r>
+        <w:rPr>
+          <w:rFonts w:ascii="Consolas" w:hAnsi="Consolas" w:cs="Consolas"/>
+          <w:color w:val="3F7F5F"/>
+          <w:sz w:val="20"/>
+          <w:szCs w:val="20"/>
+        </w:rPr>
+        <w:t>//</w:t>
+      </w:r>
+      <w:proofErr w:type="spellStart"/>
+      <w:proofErr w:type="gramStart"/>
+      <w:r>
+        <w:rPr>
+          <w:rFonts w:ascii="Consolas" w:hAnsi="Consolas" w:cs="Consolas"/>
+          <w:color w:val="3F7F5F"/>
+          <w:sz w:val="20"/>
+          <w:szCs w:val="20"/>
+        </w:rPr>
+        <w:t>driver.quit</w:t>
+      </w:r>
+      <w:proofErr w:type="spellEnd"/>
+      <w:r>
+        <w:rPr>
+          <w:rFonts w:ascii="Consolas" w:hAnsi="Consolas" w:cs="Consolas"/>
+          <w:color w:val="3F7F5F"/>
+          <w:sz w:val="20"/>
+          <w:szCs w:val="20"/>
+        </w:rPr>
+        <w:t>(</w:t>
+      </w:r>
+      <w:proofErr w:type="gramEnd"/>
+      <w:r>
+        <w:rPr>
+          <w:rFonts w:ascii="Consolas" w:hAnsi="Consolas" w:cs="Consolas"/>
+          <w:color w:val="3F7F5F"/>
+          <w:sz w:val="20"/>
+          <w:szCs w:val="20"/>
+        </w:rPr>
+        <w:t>);</w:t>
+      </w:r>
+    </w:p>
+    <w:p>
+      <w:pPr>
+        <w:autoSpaceDE w:val="0"/>
+        <w:autoSpaceDN w:val="0"/>
+        <w:adjustRightInd w:val="0"/>
+        <w:spacing w:after="0" w:line="240" w:lineRule="auto"/>
+        <w:rPr>
+          <w:rFonts w:ascii="Consolas" w:hAnsi="Consolas" w:cs="Consolas"/>
+          <w:sz w:val="20"/>
+          <w:szCs w:val="20"/>
+        </w:rPr>
+      </w:pPr>
+      <w:r>
+        <w:rPr>
+          <w:rFonts w:ascii="Consolas" w:hAnsi="Consolas" w:cs="Consolas"/>
+          <w:color w:val="000000"/>
+          <w:sz w:val="20"/>
+          <w:szCs w:val="20"/>
+        </w:rPr>
+        <w:tab/>
+        <w:t>}</w:t>
+      </w:r>
+    </w:p>
+    <w:p>
+      <w:pPr>
+        <w:autoSpaceDE w:val="0"/>
+        <w:autoSpaceDN w:val="0"/>
+        <w:adjustRightInd w:val="0"/>
+        <w:spacing w:after="0" w:line="240" w:lineRule="auto"/>
+        <w:rPr>
+          <w:rFonts w:ascii="Consolas" w:hAnsi="Consolas" w:cs="Consolas"/>
+          <w:sz w:val="20"/>
+          <w:szCs w:val="20"/>
+        </w:rPr>
+      </w:pPr>
+    </w:p>
+    <w:p>
+      <w:pPr>
+        <w:rPr>
+          <w:rFonts w:ascii="Consolas" w:hAnsi="Consolas" w:cs="Consolas"/>
+          <w:color w:val="000000"/>
+          <w:sz w:val="20"/>
+          <w:szCs w:val="20"/>
+        </w:rPr>
+      </w:pPr>
+      <w:r>
+        <w:rPr>
+          <w:rFonts w:ascii="Consolas" w:hAnsi="Consolas" w:cs="Consolas"/>
+          <w:color w:val="000000"/>
+          <w:sz w:val="20"/>
+          <w:szCs w:val="20"/>
+        </w:rPr>
+        <w:t>}</w:t>
+      </w:r>
+    </w:p>
+    <w:p>
+      <w:pPr>
+        <w:rPr>
+          <w:rFonts w:ascii="Times New Roman" w:hAnsi="Times New Roman" w:cs="Times New Roman"/>
+          <w:color w:val="000000"/>
+          <w:sz w:val="21"/>
+          <w:szCs w:val="21"/>
+        </w:rPr>
+      </w:pPr>
+    </w:p>
+    <w:p>
+      <w:pPr>
+        <w:rPr>
+          <w:rFonts w:ascii="Times New Roman" w:hAnsi="Times New Roman" w:cs="Times New Roman"/>
+          <w:b/>
+          <w:sz w:val="21"/>
+          <w:szCs w:val="21"/>
+          <w:u w:val="single"/>
+        </w:rPr>
+      </w:pPr>
+      <w:r>
+        <w:rPr>
+          <w:rFonts w:ascii="Times New Roman" w:hAnsi="Times New Roman" w:cs="Times New Roman"/>
+          <w:b/>
+          <w:sz w:val="21"/>
+          <w:szCs w:val="21"/>
+          <w:u w:val="single"/>
+        </w:rPr>
+        <w:t xml:space="preserve">What is </w:t>
+      </w:r>
+      <w:proofErr w:type="spellStart"/>
+      <w:r>
+        <w:rPr>
+          <w:rFonts w:ascii="Times New Roman" w:hAnsi="Times New Roman" w:cs="Times New Roman"/>
+          <w:b/>
+          <w:sz w:val="21"/>
+          <w:szCs w:val="21"/>
+          <w:u w:val="single"/>
+        </w:rPr>
+        <w:t>AppiumDriver</w:t>
+      </w:r>
+      <w:proofErr w:type="spellEnd"/>
+      <w:r>
+        <w:rPr>
+          <w:rFonts w:ascii="Times New Roman" w:hAnsi="Times New Roman" w:cs="Times New Roman"/>
+          <w:b/>
+          <w:sz w:val="21"/>
+          <w:szCs w:val="21"/>
+          <w:u w:val="single"/>
+        </w:rPr>
+        <w:t>?</w:t>
+      </w:r>
+    </w:p>
+    <w:p>
+      <w:pPr>
+        <w:rPr>
+          <w:rFonts w:ascii="Times New Roman" w:hAnsi="Times New Roman" w:cs="Times New Roman"/>
+          <w:sz w:val="21"/>
+          <w:szCs w:val="21"/>
+        </w:rPr>
+      </w:pPr>
+      <w:proofErr w:type="spellStart"/>
+      <w:r>
+        <w:rPr>
+          <w:rFonts w:ascii="Times New Roman" w:hAnsi="Times New Roman" w:cs="Times New Roman"/>
+          <w:sz w:val="21"/>
+          <w:szCs w:val="21"/>
+        </w:rPr>
+        <w:t>AppiumDriver</w:t>
+      </w:r>
+      <w:proofErr w:type="spellEnd"/>
+      <w:r>
+        <w:rPr>
+          <w:rFonts w:ascii="Times New Roman" w:hAnsi="Times New Roman" w:cs="Times New Roman"/>
+          <w:sz w:val="21"/>
+          <w:szCs w:val="21"/>
+        </w:rPr>
+        <w:t xml:space="preserve"> is a Class with a parent "</w:t>
+      </w:r>
+      <w:proofErr w:type="spellStart"/>
+      <w:r>
+        <w:rPr>
+          <w:rFonts w:ascii="Times New Roman" w:hAnsi="Times New Roman" w:cs="Times New Roman"/>
+          <w:sz w:val="21"/>
+          <w:szCs w:val="21"/>
+        </w:rPr>
+        <w:t>RemoteWebDriver</w:t>
+      </w:r>
+      <w:proofErr w:type="spellEnd"/>
+      <w:r>
+        <w:rPr>
+          <w:rFonts w:ascii="Times New Roman" w:hAnsi="Times New Roman" w:cs="Times New Roman"/>
+          <w:sz w:val="21"/>
+          <w:szCs w:val="21"/>
+        </w:rPr>
+        <w:t>” having “</w:t>
+      </w:r>
+      <w:proofErr w:type="spellStart"/>
+      <w:r>
+        <w:rPr>
+          <w:rFonts w:ascii="Times New Roman" w:hAnsi="Times New Roman" w:cs="Times New Roman"/>
+          <w:sz w:val="21"/>
+          <w:szCs w:val="21"/>
+        </w:rPr>
+        <w:t>AndroidDriver</w:t>
+      </w:r>
+      <w:proofErr w:type="spellEnd"/>
+      <w:r>
+        <w:rPr>
+          <w:rFonts w:ascii="Times New Roman" w:hAnsi="Times New Roman" w:cs="Times New Roman"/>
+          <w:sz w:val="21"/>
+          <w:szCs w:val="21"/>
+        </w:rPr>
+        <w:t>” and “</w:t>
+      </w:r>
+      <w:proofErr w:type="spellStart"/>
+      <w:r>
+        <w:rPr>
+          <w:rFonts w:ascii="Times New Roman" w:hAnsi="Times New Roman" w:cs="Times New Roman"/>
+          <w:sz w:val="21"/>
+          <w:szCs w:val="21"/>
+        </w:rPr>
+        <w:t>iOSDriver</w:t>
+      </w:r>
+      <w:proofErr w:type="spellEnd"/>
+      <w:r>
+        <w:rPr>
+          <w:rFonts w:ascii="Times New Roman" w:hAnsi="Times New Roman" w:cs="Times New Roman"/>
+          <w:sz w:val="21"/>
+          <w:szCs w:val="21"/>
+        </w:rPr>
+        <w:t xml:space="preserve">” as its direct subclass. It means if we declare our driver as an </w:t>
+      </w:r>
+      <w:proofErr w:type="spellStart"/>
+      <w:r>
+        <w:rPr>
+          <w:rFonts w:ascii="Times New Roman" w:hAnsi="Times New Roman" w:cs="Times New Roman"/>
+          <w:sz w:val="21"/>
+          <w:szCs w:val="21"/>
+        </w:rPr>
+        <w:t>AppiumDriver</w:t>
+      </w:r>
+      <w:proofErr w:type="spellEnd"/>
+      <w:r>
+        <w:rPr>
+          <w:rFonts w:ascii="Times New Roman" w:hAnsi="Times New Roman" w:cs="Times New Roman"/>
+          <w:sz w:val="21"/>
+          <w:szCs w:val="21"/>
+        </w:rPr>
+        <w:t xml:space="preserve"> we can either initiate it as an </w:t>
+      </w:r>
+      <w:proofErr w:type="spellStart"/>
+      <w:r>
+        <w:rPr>
+          <w:rFonts w:ascii="Times New Roman" w:hAnsi="Times New Roman" w:cs="Times New Roman"/>
+          <w:sz w:val="21"/>
+          <w:szCs w:val="21"/>
+        </w:rPr>
+        <w:t>AndroidDriver</w:t>
+      </w:r>
+      <w:proofErr w:type="spellEnd"/>
+      <w:r>
+        <w:rPr>
+          <w:rFonts w:ascii="Times New Roman" w:hAnsi="Times New Roman" w:cs="Times New Roman"/>
+          <w:sz w:val="21"/>
+          <w:szCs w:val="21"/>
+        </w:rPr>
+        <w:t xml:space="preserve"> or </w:t>
+      </w:r>
+      <w:proofErr w:type="spellStart"/>
+      <w:r>
+        <w:rPr>
+          <w:rFonts w:ascii="Times New Roman" w:hAnsi="Times New Roman" w:cs="Times New Roman"/>
+          <w:sz w:val="21"/>
+          <w:szCs w:val="21"/>
+        </w:rPr>
+        <w:t>iOSDriver</w:t>
+      </w:r>
+      <w:proofErr w:type="spellEnd"/>
+      <w:r>
+        <w:rPr>
+          <w:rFonts w:ascii="Times New Roman" w:hAnsi="Times New Roman" w:cs="Times New Roman"/>
+          <w:sz w:val="21"/>
+          <w:szCs w:val="21"/>
+        </w:rPr>
+        <w:t xml:space="preserve"> based on our need.</w:t>
+      </w:r>
+    </w:p>
+    <w:p>
+      <w:pPr>
+        <w:rPr>
+          <w:rFonts w:ascii="Times New Roman" w:hAnsi="Times New Roman" w:cs="Times New Roman"/>
+          <w:color w:val="000000"/>
+          <w:sz w:val="21"/>
+          <w:szCs w:val="21"/>
+        </w:rPr>
+      </w:pPr>
+      <w:r>
+        <w:rPr>
+          <w:rFonts w:ascii="Times New Roman" w:hAnsi="Times New Roman" w:cs="Times New Roman"/>
+          <w:color w:val="000000"/>
+          <w:sz w:val="21"/>
+          <w:szCs w:val="21"/>
+        </w:rPr>
+        <w:t>For executing Android based devices we will use “</w:t>
+      </w:r>
+      <w:proofErr w:type="spellStart"/>
+      <w:r>
+        <w:rPr>
+          <w:rFonts w:ascii="Times New Roman" w:hAnsi="Times New Roman" w:cs="Times New Roman"/>
+          <w:color w:val="000000"/>
+          <w:sz w:val="21"/>
+          <w:szCs w:val="21"/>
+        </w:rPr>
+        <w:t>AndroidDriver</w:t>
+      </w:r>
+      <w:proofErr w:type="spellEnd"/>
+      <w:r>
+        <w:rPr>
+          <w:rFonts w:ascii="Times New Roman" w:hAnsi="Times New Roman" w:cs="Times New Roman"/>
+          <w:color w:val="000000"/>
+          <w:sz w:val="21"/>
+          <w:szCs w:val="21"/>
+        </w:rPr>
+        <w:t>&lt;?&gt;</w:t>
+      </w:r>
+      <w:proofErr w:type="gramStart"/>
+      <w:r>
+        <w:rPr>
+          <w:rFonts w:ascii="Times New Roman" w:hAnsi="Times New Roman" w:cs="Times New Roman"/>
+          <w:color w:val="000000"/>
+          <w:sz w:val="21"/>
+          <w:szCs w:val="21"/>
+        </w:rPr>
+        <w:t>”  &lt;</w:t>
+      </w:r>
+      <w:proofErr w:type="gramEnd"/>
+      <w:r>
+        <w:rPr>
+          <w:rFonts w:ascii="Times New Roman" w:hAnsi="Times New Roman" w:cs="Times New Roman"/>
+          <w:color w:val="000000"/>
+          <w:sz w:val="21"/>
+          <w:szCs w:val="21"/>
+        </w:rPr>
+        <w:t xml:space="preserve">T extends </w:t>
+      </w:r>
+      <w:proofErr w:type="spellStart"/>
+      <w:r>
+        <w:rPr>
+          <w:rFonts w:ascii="Times New Roman" w:hAnsi="Times New Roman" w:cs="Times New Roman"/>
+          <w:color w:val="000000"/>
+          <w:sz w:val="21"/>
+          <w:szCs w:val="21"/>
+        </w:rPr>
+        <w:t>WebElement</w:t>
+      </w:r>
+      <w:proofErr w:type="spellEnd"/>
+      <w:r>
+        <w:rPr>
+          <w:rFonts w:ascii="Times New Roman" w:hAnsi="Times New Roman" w:cs="Times New Roman"/>
+          <w:color w:val="000000"/>
+          <w:sz w:val="21"/>
+          <w:szCs w:val="21"/>
+        </w:rPr>
+        <w:t>&gt; can be “</w:t>
+      </w:r>
+      <w:proofErr w:type="spellStart"/>
+      <w:r>
+        <w:rPr>
+          <w:rFonts w:ascii="Times New Roman" w:hAnsi="Times New Roman" w:cs="Times New Roman"/>
+          <w:color w:val="000000"/>
+          <w:sz w:val="21"/>
+          <w:szCs w:val="21"/>
+        </w:rPr>
+        <w:t>AndroidElement</w:t>
+      </w:r>
+      <w:proofErr w:type="spellEnd"/>
+      <w:r>
+        <w:rPr>
+          <w:rFonts w:ascii="Times New Roman" w:hAnsi="Times New Roman" w:cs="Times New Roman"/>
+          <w:color w:val="000000"/>
+          <w:sz w:val="21"/>
+          <w:szCs w:val="21"/>
+        </w:rPr>
+        <w:t>”</w:t>
+      </w:r>
+    </w:p>
+    <w:p>
+      <w:pPr>
+        <w:rPr>
+          <w:rFonts w:ascii="Times New Roman" w:hAnsi="Times New Roman" w:cs="Times New Roman"/>
+          <w:color w:val="000000"/>
+          <w:sz w:val="21"/>
+          <w:szCs w:val="21"/>
+        </w:rPr>
+      </w:pPr>
+      <w:r>
+        <w:rPr>
+          <w:rFonts w:ascii="Times New Roman" w:hAnsi="Times New Roman" w:cs="Times New Roman"/>
+          <w:color w:val="000000"/>
+          <w:sz w:val="21"/>
+          <w:szCs w:val="21"/>
+        </w:rPr>
+        <w:t>For executing Android based devices we will use “</w:t>
+      </w:r>
+      <w:proofErr w:type="spellStart"/>
+      <w:r>
+        <w:rPr>
+          <w:rFonts w:ascii="Times New Roman" w:hAnsi="Times New Roman" w:cs="Times New Roman"/>
+          <w:color w:val="000000"/>
+          <w:sz w:val="21"/>
+          <w:szCs w:val="21"/>
+        </w:rPr>
+        <w:t>AndroidDriver</w:t>
+      </w:r>
+      <w:proofErr w:type="spellEnd"/>
+      <w:r>
+        <w:rPr>
+          <w:rFonts w:ascii="Times New Roman" w:hAnsi="Times New Roman" w:cs="Times New Roman"/>
+          <w:color w:val="000000"/>
+          <w:sz w:val="21"/>
+          <w:szCs w:val="21"/>
+        </w:rPr>
+        <w:t>&lt;?&gt;</w:t>
+      </w:r>
+      <w:proofErr w:type="gramStart"/>
+      <w:r>
+        <w:rPr>
+          <w:rFonts w:ascii="Times New Roman" w:hAnsi="Times New Roman" w:cs="Times New Roman"/>
+          <w:color w:val="000000"/>
+          <w:sz w:val="21"/>
+          <w:szCs w:val="21"/>
+        </w:rPr>
+        <w:t>”</w:t>
+      </w:r>
+      <w:r>
+        <w:rPr>
+          <w:rFonts w:ascii="Times New Roman" w:hAnsi="Times New Roman" w:cs="Times New Roman"/>
+          <w:color w:val="000000"/>
+          <w:sz w:val="21"/>
+          <w:szCs w:val="21"/>
+        </w:rPr>
+        <w:t xml:space="preserve">  </w:t>
+      </w:r>
+      <w:r>
+        <w:rPr>
+          <w:rFonts w:ascii="Times New Roman" w:hAnsi="Times New Roman" w:cs="Times New Roman"/>
+          <w:color w:val="000000"/>
+          <w:sz w:val="21"/>
+          <w:szCs w:val="21"/>
+        </w:rPr>
+        <w:t>&lt;</w:t>
+      </w:r>
+      <w:proofErr w:type="gramEnd"/>
+      <w:r>
+        <w:rPr>
+          <w:rFonts w:ascii="Times New Roman" w:hAnsi="Times New Roman" w:cs="Times New Roman"/>
+          <w:color w:val="000000"/>
+          <w:sz w:val="21"/>
+          <w:szCs w:val="21"/>
+        </w:rPr>
+        <w:t xml:space="preserve">T extends </w:t>
+      </w:r>
+      <w:proofErr w:type="spellStart"/>
+      <w:r>
+        <w:rPr>
+          <w:rFonts w:ascii="Times New Roman" w:hAnsi="Times New Roman" w:cs="Times New Roman"/>
+          <w:color w:val="000000"/>
+          <w:sz w:val="21"/>
+          <w:szCs w:val="21"/>
+        </w:rPr>
+        <w:t>WebElement</w:t>
+      </w:r>
+      <w:proofErr w:type="spellEnd"/>
+      <w:r>
+        <w:rPr>
+          <w:rFonts w:ascii="Times New Roman" w:hAnsi="Times New Roman" w:cs="Times New Roman"/>
+          <w:color w:val="000000"/>
+          <w:sz w:val="21"/>
+          <w:szCs w:val="21"/>
+        </w:rPr>
+        <w:t xml:space="preserve">&gt; </w:t>
+      </w:r>
+      <w:r>
+        <w:rPr>
+          <w:rFonts w:ascii="Times New Roman" w:hAnsi="Times New Roman" w:cs="Times New Roman"/>
+          <w:color w:val="000000"/>
+          <w:sz w:val="21"/>
+          <w:szCs w:val="21"/>
+        </w:rPr>
+        <w:t>can be “</w:t>
+      </w:r>
+      <w:proofErr w:type="spellStart"/>
+      <w:r>
+        <w:rPr>
+          <w:rFonts w:ascii="Times New Roman" w:hAnsi="Times New Roman" w:cs="Times New Roman"/>
+          <w:color w:val="000000"/>
+          <w:sz w:val="21"/>
+          <w:szCs w:val="21"/>
+        </w:rPr>
+        <w:t>iOSElement</w:t>
+      </w:r>
+      <w:proofErr w:type="spellEnd"/>
+      <w:r>
+        <w:rPr>
+          <w:rFonts w:ascii="Times New Roman" w:hAnsi="Times New Roman" w:cs="Times New Roman"/>
+          <w:color w:val="000000"/>
+          <w:sz w:val="21"/>
+          <w:szCs w:val="21"/>
+        </w:rPr>
+        <w:t>”</w:t>
+      </w:r>
+    </w:p>
+    <w:p>
+      <w:pPr>
+        <w:rPr>
+          <w:rFonts w:ascii="Times New Roman" w:hAnsi="Times New Roman" w:cs="Times New Roman"/>
+          <w:b/>
+          <w:sz w:val="21"/>
+          <w:szCs w:val="21"/>
+          <w:u w:val="single"/>
+        </w:rPr>
+      </w:pPr>
+    </w:p>
+    <w:p>
+      <w:pPr>
+        <w:rPr>
+          <w:rFonts w:ascii="Times New Roman" w:hAnsi="Times New Roman" w:cs="Times New Roman"/>
+          <w:b/>
+          <w:sz w:val="21"/>
+          <w:szCs w:val="21"/>
+          <w:u w:val="single"/>
+        </w:rPr>
+      </w:pPr>
+      <w:r>
+        <w:rPr>
+          <w:rFonts w:ascii="Times New Roman" w:hAnsi="Times New Roman" w:cs="Times New Roman"/>
+          <w:b/>
+          <w:sz w:val="21"/>
+          <w:szCs w:val="21"/>
+          <w:u w:val="single"/>
+        </w:rPr>
+        <w:t>In Python</w:t>
+      </w:r>
+      <w:r>
+        <w:rPr>
+          <w:rFonts w:ascii="Times New Roman" w:hAnsi="Times New Roman" w:cs="Times New Roman"/>
+          <w:b/>
+          <w:sz w:val="21"/>
+          <w:szCs w:val="21"/>
+          <w:u w:val="single"/>
+        </w:rPr>
+        <w:t xml:space="preserve"> to Initiate Appium</w:t>
+      </w:r>
+      <w:r>
+        <w:rPr>
+          <w:rFonts w:ascii="Times New Roman" w:hAnsi="Times New Roman" w:cs="Times New Roman"/>
+          <w:b/>
+          <w:sz w:val="21"/>
+          <w:szCs w:val="21"/>
+          <w:u w:val="single"/>
+        </w:rPr>
+        <w:t>:</w:t>
+      </w:r>
+    </w:p>
+    <w:p>
+      <w:pPr>
+        <w:rPr>
+          <w:rFonts w:ascii="Times New Roman" w:hAnsi="Times New Roman" w:cs="Times New Roman"/>
+          <w:sz w:val="21"/>
+          <w:szCs w:val="21"/>
+        </w:rPr>
+      </w:pPr>
+      <w:r>
+        <w:rPr>
+          <w:rFonts w:ascii="Times New Roman" w:hAnsi="Times New Roman" w:cs="Times New Roman"/>
+          <w:sz w:val="21"/>
+          <w:szCs w:val="21"/>
+        </w:rPr>
+        <w:t xml:space="preserve">Please find the sample code below, to initiate Appium using </w:t>
+      </w:r>
+      <w:proofErr w:type="spellStart"/>
+      <w:r>
+        <w:rPr>
+          <w:rFonts w:ascii="Times New Roman" w:hAnsi="Times New Roman" w:cs="Times New Roman"/>
+          <w:sz w:val="21"/>
+          <w:szCs w:val="21"/>
+        </w:rPr>
+        <w:t>Pytest</w:t>
+      </w:r>
+      <w:proofErr w:type="spellEnd"/>
+      <w:r>
+        <w:rPr>
+          <w:rFonts w:ascii="Times New Roman" w:hAnsi="Times New Roman" w:cs="Times New Roman"/>
+          <w:sz w:val="21"/>
+          <w:szCs w:val="21"/>
+        </w:rPr>
+        <w:t xml:space="preserve"> framework. Here also we are following the same </w:t>
+      </w:r>
+      <w:proofErr w:type="spellStart"/>
+      <w:r>
+        <w:rPr>
+          <w:rFonts w:ascii="Times New Roman" w:hAnsi="Times New Roman" w:cs="Times New Roman"/>
+          <w:sz w:val="21"/>
+          <w:szCs w:val="21"/>
+        </w:rPr>
+        <w:t>desiredCapabilities</w:t>
+      </w:r>
+      <w:proofErr w:type="spellEnd"/>
+      <w:r>
+        <w:rPr>
+          <w:rFonts w:ascii="Times New Roman" w:hAnsi="Times New Roman" w:cs="Times New Roman"/>
+          <w:sz w:val="21"/>
+          <w:szCs w:val="21"/>
+        </w:rPr>
+        <w:t>.</w:t>
+      </w:r>
+    </w:p>
+    <w:p>
+      <w:pPr>
+        <w:rPr>
+          <w:rFonts w:ascii="Times New Roman" w:hAnsi="Times New Roman" w:cs="Times New Roman"/>
+          <w:sz w:val="21"/>
+          <w:szCs w:val="21"/>
+        </w:rPr>
+      </w:pPr>
+      <w:r>
+        <w:rPr>
+          <w:rFonts w:ascii="Times New Roman" w:hAnsi="Times New Roman" w:cs="Times New Roman"/>
+          <w:sz w:val="21"/>
+          <w:szCs w:val="21"/>
+        </w:rPr>
+        <w:t xml:space="preserve">In python, we use dictionary to send the </w:t>
+      </w:r>
+      <w:proofErr w:type="spellStart"/>
+      <w:r>
+        <w:rPr>
+          <w:rFonts w:ascii="Times New Roman" w:hAnsi="Times New Roman" w:cs="Times New Roman"/>
+          <w:sz w:val="21"/>
+          <w:szCs w:val="21"/>
+        </w:rPr>
+        <w:t>DesiredCapabilities</w:t>
+      </w:r>
+      <w:proofErr w:type="spellEnd"/>
+      <w:r>
+        <w:rPr>
+          <w:rFonts w:ascii="Times New Roman" w:hAnsi="Times New Roman" w:cs="Times New Roman"/>
+          <w:sz w:val="21"/>
+          <w:szCs w:val="21"/>
+        </w:rPr>
+        <w:t xml:space="preserve"> to Appium. </w:t>
+      </w:r>
+    </w:p>
+    <w:p>
+      <w:pPr>
+        <w:rPr>
+          <w:b/>
+          <w:u w:val="single"/>
+        </w:rPr>
+      </w:pPr>
+      <w:r>
+        <w:rPr>
+          <w:noProof/>
+        </w:rPr>
+        <w:drawing>
+          <wp:inline distT="0" distB="0" distL="0" distR="0" wp14:anchorId="63793F32" wp14:editId="2FD5BF65">
+            <wp:extent cx="13173075" cy="9486900"/>
+            <wp:effectExtent l="0" t="0" r="9525" b="0"/>
+            <wp:docPr id="5" name="Picture 5"/>
+            <wp:cNvGraphicFramePr>
+              <a:graphicFrameLocks xmlns:a="http://schemas.openxmlformats.org/drawingml/2006/main" noChangeAspect="1"/>
+            </wp:cNvGraphicFramePr>
+            <a:graphic xmlns:a="http://schemas.openxmlformats.org/drawingml/2006/main">
+              <a:graphicData uri="http://schemas.openxmlformats.org/drawingml/2006/picture">
+                <pic:pic xmlns:pic="http://schemas.openxmlformats.org/drawingml/2006/picture">
+                  <pic:nvPicPr>
+                    <pic:cNvPr id="1" name=""/>
+                    <pic:cNvPicPr/>
+                  </pic:nvPicPr>
+                  <pic:blipFill>
+                    <a:blip r:embed="rId12"/>
+                    <a:stretch>
+                      <a:fillRect/>
+                    </a:stretch>
+                  </pic:blipFill>
+                  <pic:spPr>
+                    <a:xfrm>
+                      <a:off x="0" y="0"/>
+                      <a:ext cx="13173075" cy="9486900"/>
+                    </a:xfrm>
+                    <a:prstGeom prst="rect">
+                      <a:avLst/>
+                    </a:prstGeom>
+                  </pic:spPr>
+                </pic:pic>
+              </a:graphicData>
+            </a:graphic>
+          </wp:inline>
+        </w:drawing>
+      </w:r>
+    </w:p>
+    <w:p>
+      <w:pPr>
+        <w:rPr>
+          <w:b/>
+          <w:u w:val="single"/>
+        </w:rPr>
+      </w:pPr>
+      <w:r>
+        <w:rPr>
+          <w:noProof/>
+        </w:rPr>
+        <w:drawing>
+          <wp:inline distT="0" distB="0" distL="0" distR="0" wp14:anchorId="3061E171" wp14:editId="30AF9CCD">
+            <wp:extent cx="13096875" cy="3848100"/>
+            <wp:effectExtent l="0" t="0" r="9525" b="0"/>
+            <wp:docPr id="6" name="Picture 6"/>
+            <wp:cNvGraphicFramePr>
+              <a:graphicFrameLocks xmlns:a="http://schemas.openxmlformats.org/drawingml/2006/main" noChangeAspect="1"/>
+            </wp:cNvGraphicFramePr>
+            <a:graphic xmlns:a="http://schemas.openxmlformats.org/drawingml/2006/main">
+              <a:graphicData uri="http://schemas.openxmlformats.org/drawingml/2006/picture">
+                <pic:pic xmlns:pic="http://schemas.openxmlformats.org/drawingml/2006/picture">
+                  <pic:nvPicPr>
+                    <pic:cNvPr id="1" name=""/>
+                    <pic:cNvPicPr/>
+                  </pic:nvPicPr>
+                  <pic:blipFill>
+                    <a:blip r:embed="rId13"/>
+                    <a:stretch>
+                      <a:fillRect/>
+                    </a:stretch>
+                  </pic:blipFill>
+                  <pic:spPr>
+                    <a:xfrm>
+                      <a:off x="0" y="0"/>
+                      <a:ext cx="13096875" cy="3848100"/>
+                    </a:xfrm>
+                    <a:prstGeom prst="rect">
+                      <a:avLst/>
+                    </a:prstGeom>
+                  </pic:spPr>
+                </pic:pic>
+              </a:graphicData>
+            </a:graphic>
+          </wp:inline>
+        </w:drawing>
+      </w:r>
+    </w:p>
+    <w:p/>
+    <w:p>
+      <w:pPr>
+        <w:rPr>
+          <w:rFonts w:ascii="Times New Roman" w:hAnsi="Times New Roman" w:cs="Times New Roman"/>
+          <w:b/>
+          <w:sz w:val="21"/>
+          <w:szCs w:val="21"/>
+          <w:u w:val="single"/>
+        </w:rPr>
+      </w:pPr>
+      <w:r>
+        <w:rPr>
+          <w:rFonts w:ascii="Times New Roman" w:hAnsi="Times New Roman" w:cs="Times New Roman"/>
+          <w:b/>
+          <w:sz w:val="21"/>
+          <w:szCs w:val="21"/>
+          <w:u w:val="single"/>
+        </w:rPr>
+        <w:t>Points to Remember:</w:t>
+      </w:r>
+    </w:p>
+    <w:p>
+      <w:pPr>
+        <w:pStyle w:val="ListParagraph"/>
+        <w:numPr>
+          <w:ilvl w:val="0"/>
+          <w:numId w:val="3"/>
+        </w:numPr>
+        <w:rPr>
+          <w:rFonts w:ascii="Times New Roman" w:hAnsi="Times New Roman" w:cs="Times New Roman"/>
+          <w:sz w:val="21"/>
+          <w:szCs w:val="21"/>
+        </w:rPr>
+      </w:pPr>
+      <w:r>
+        <w:rPr>
+          <w:rFonts w:ascii="Times New Roman" w:hAnsi="Times New Roman" w:cs="Times New Roman"/>
+          <w:sz w:val="21"/>
+          <w:szCs w:val="21"/>
+        </w:rPr>
+        <w:t>The capability “</w:t>
+      </w:r>
+      <w:proofErr w:type="spellStart"/>
+      <w:r>
+        <w:rPr>
+          <w:rFonts w:ascii="Times New Roman" w:hAnsi="Times New Roman" w:cs="Times New Roman"/>
+          <w:sz w:val="21"/>
+          <w:szCs w:val="21"/>
+        </w:rPr>
+        <w:t>Automation_Name</w:t>
+      </w:r>
+      <w:proofErr w:type="spellEnd"/>
+      <w:r>
+        <w:rPr>
+          <w:rFonts w:ascii="Times New Roman" w:hAnsi="Times New Roman" w:cs="Times New Roman"/>
+          <w:sz w:val="21"/>
+          <w:szCs w:val="21"/>
+        </w:rPr>
+        <w:t>” is optional, but it is always a good practice to mention this capability.</w:t>
+      </w:r>
+    </w:p>
+    <w:p>
+      <w:pPr>
+        <w:pStyle w:val="ListParagraph"/>
+        <w:numPr>
+          <w:ilvl w:val="0"/>
+          <w:numId w:val="3"/>
+        </w:numPr>
+        <w:rPr>
+          <w:rFonts w:ascii="Times New Roman" w:hAnsi="Times New Roman" w:cs="Times New Roman"/>
+          <w:sz w:val="21"/>
+          <w:szCs w:val="21"/>
+        </w:rPr>
+      </w:pPr>
+      <w:r>
+        <w:rPr>
+          <w:rFonts w:ascii="Times New Roman" w:hAnsi="Times New Roman" w:cs="Times New Roman"/>
+          <w:sz w:val="21"/>
+          <w:szCs w:val="21"/>
+        </w:rPr>
+        <w:t xml:space="preserve">UDID in iOS and </w:t>
+      </w:r>
+      <w:proofErr w:type="spellStart"/>
+      <w:r>
+        <w:rPr>
+          <w:rFonts w:ascii="Times New Roman" w:hAnsi="Times New Roman" w:cs="Times New Roman"/>
+          <w:sz w:val="21"/>
+          <w:szCs w:val="21"/>
+        </w:rPr>
+        <w:t>Device_Name</w:t>
+      </w:r>
+      <w:proofErr w:type="spellEnd"/>
+      <w:r>
+        <w:rPr>
+          <w:rFonts w:ascii="Times New Roman" w:hAnsi="Times New Roman" w:cs="Times New Roman"/>
+          <w:sz w:val="21"/>
+          <w:szCs w:val="21"/>
+        </w:rPr>
+        <w:t xml:space="preserve"> for Android are optional if we connect with only 1 device, but when it comes to multiple devices and emulators “</w:t>
+      </w:r>
+      <w:proofErr w:type="spellStart"/>
+      <w:r>
+        <w:rPr>
+          <w:rFonts w:ascii="Times New Roman" w:hAnsi="Times New Roman" w:cs="Times New Roman"/>
+          <w:sz w:val="21"/>
+          <w:szCs w:val="21"/>
+        </w:rPr>
+        <w:t>Device_Name</w:t>
+      </w:r>
+      <w:proofErr w:type="spellEnd"/>
+      <w:r>
+        <w:rPr>
+          <w:rFonts w:ascii="Times New Roman" w:hAnsi="Times New Roman" w:cs="Times New Roman"/>
+          <w:sz w:val="21"/>
+          <w:szCs w:val="21"/>
+        </w:rPr>
+        <w:t xml:space="preserve">” is really mandatory else Appium bootloader will pick based on Platform Version. </w:t>
+      </w:r>
+    </w:p>
+    <w:p>
+      <w:pPr>
+        <w:pStyle w:val="ListParagraph"/>
+        <w:numPr>
+          <w:ilvl w:val="0"/>
+          <w:numId w:val="3"/>
+        </w:numPr>
+        <w:rPr>
+          <w:rFonts w:ascii="Times New Roman" w:hAnsi="Times New Roman" w:cs="Times New Roman"/>
+          <w:sz w:val="21"/>
+          <w:szCs w:val="21"/>
+        </w:rPr>
+      </w:pPr>
+      <w:r>
+        <w:rPr>
+          <w:rFonts w:ascii="Times New Roman" w:hAnsi="Times New Roman" w:cs="Times New Roman"/>
+          <w:sz w:val="21"/>
+          <w:szCs w:val="21"/>
+        </w:rPr>
+        <w:t xml:space="preserve">For Android, if we are using Emulators, it is must to mention the “AVD” capability because Appium will prefer the </w:t>
+      </w:r>
+      <w:r>
+        <w:rPr>
+          <w:rFonts w:ascii="Times New Roman" w:hAnsi="Times New Roman" w:cs="Times New Roman"/>
+          <w:sz w:val="21"/>
+          <w:szCs w:val="21"/>
+        </w:rPr>
+        <w:t xml:space="preserve">Emulator even if real device is connected (this happens only if both devices and emulator android version are same) </w:t>
+      </w:r>
+    </w:p>
+    <w:p>
+      <w:pPr>
+        <w:pStyle w:val="ListParagraph"/>
+        <w:numPr>
+          <w:ilvl w:val="0"/>
+          <w:numId w:val="3"/>
+        </w:numPr>
+        <w:rPr>
+          <w:rFonts w:ascii="Times New Roman" w:hAnsi="Times New Roman" w:cs="Times New Roman"/>
+          <w:sz w:val="21"/>
+          <w:szCs w:val="21"/>
+        </w:rPr>
+      </w:pPr>
+      <w:r>
+        <w:rPr>
+          <w:rFonts w:ascii="Times New Roman" w:hAnsi="Times New Roman" w:cs="Times New Roman"/>
+          <w:sz w:val="21"/>
+          <w:szCs w:val="21"/>
+        </w:rPr>
+        <w:t xml:space="preserve">Make sure to get the exact application activity for Android based application, else Appium will not initiate the connectivity </w:t>
+      </w:r>
+    </w:p>
+    <w:p>
+      <w:pPr>
+        <w:pStyle w:val="ListParagraph"/>
+        <w:numPr>
+          <w:ilvl w:val="0"/>
+          <w:numId w:val="3"/>
+        </w:numPr>
+        <w:rPr>
+          <w:rFonts w:ascii="Times New Roman" w:hAnsi="Times New Roman" w:cs="Times New Roman"/>
+          <w:sz w:val="21"/>
+          <w:szCs w:val="21"/>
+        </w:rPr>
+      </w:pPr>
+      <w:r>
+        <w:rPr>
+          <w:rFonts w:ascii="Times New Roman" w:hAnsi="Times New Roman" w:cs="Times New Roman"/>
+          <w:sz w:val="21"/>
+          <w:szCs w:val="21"/>
+        </w:rPr>
+        <w:t>Sometimes WDA (</w:t>
+      </w:r>
+      <w:proofErr w:type="spellStart"/>
+      <w:r>
+        <w:rPr>
+          <w:rFonts w:ascii="Times New Roman" w:hAnsi="Times New Roman" w:cs="Times New Roman"/>
+          <w:sz w:val="21"/>
+          <w:szCs w:val="21"/>
+        </w:rPr>
+        <w:t>WebDriverAgent</w:t>
+      </w:r>
+      <w:proofErr w:type="spellEnd"/>
+      <w:r>
+        <w:rPr>
+          <w:rFonts w:ascii="Times New Roman" w:hAnsi="Times New Roman" w:cs="Times New Roman"/>
+          <w:sz w:val="21"/>
+          <w:szCs w:val="21"/>
+        </w:rPr>
+        <w:t>) will uninstall automatically when launching app via Appium, This happens only if we use same device in different Mac machine to perform execution. So it is always good to have a dedicated iPhones for the Mac.</w:t>
+      </w:r>
+    </w:p>
+    <w:p>
+      <w:pPr>
+        <w:rPr>
+          <w:rFonts w:ascii="Times New Roman" w:hAnsi="Times New Roman" w:cs="Times New Roman"/>
+          <w:sz w:val="21"/>
+          <w:szCs w:val="21"/>
+        </w:rPr>
+      </w:pPr>
+    </w:p>
+    <w:p>
+      <w:pPr>
+        <w:rPr>
+          <w:rFonts w:ascii="Times New Roman" w:hAnsi="Times New Roman" w:cs="Times New Roman"/>
+          <w:sz w:val="21"/>
+          <w:szCs w:val="21"/>
+        </w:rPr>
+      </w:pPr>
+    </w:p>
+    <w:p>
+      <w:pPr>
+        <w:rPr>
+          <w:rFonts w:ascii="Times New Roman" w:hAnsi="Times New Roman" w:cs="Times New Roman"/>
+          <w:sz w:val="21"/>
+          <w:szCs w:val="21"/>
+        </w:rPr>
+      </w:pPr>
+    </w:p>
+    <w:p>
+      <w:pPr>
+        <w:rPr>
+          <w:rFonts w:ascii="Times New Roman" w:hAnsi="Times New Roman" w:cs="Times New Roman"/>
+          <w:sz w:val="21"/>
+          <w:szCs w:val="21"/>
+        </w:rPr>
+      </w:pPr>
+      <w:r>
+        <w:rPr>
+          <w:rFonts w:ascii="Times New Roman" w:hAnsi="Times New Roman" w:cs="Times New Roman"/>
+          <w:sz w:val="21"/>
+          <w:szCs w:val="21"/>
+        </w:rPr>
+        <w:t>Let me know in comments whether to include Java and Python both in our blog, else we will focus only on Java</w:t>
+      </w:r>
+    </w:p>
     <w:sectPr>
       <w:pgSz w:w="12240" w:h="15840"/>
       <w:pgMar w:top="1440" w:right="1440" w:bottom="1440" w:left="1440" w:header="720" w:footer="720" w:gutter="0"/>
@@ -167,6 +8481,449 @@
     </w:sectPr>
   </w:body>
 </w:document>
+</file>
+
+<file path=word/numbering.xml><?xml version="1.0" encoding="utf-8"?>
+<w:numbering xmlns:wpc="http://schemas.microsoft.com/office/word/2010/wordprocessingCanvas" xmlns:cx="http://schemas.microsoft.com/office/drawing/2014/chartex" xmlns:cx1="http://schemas.microsoft.com/office/drawing/2015/9/8/chartex" xmlns:mc="http://schemas.openxmlformats.org/markup-compatibility/2006" xmlns:o="urn:schemas-microsoft-com:office:office" xmlns:r="http://schemas.openxmlformats.org/officeDocument/2006/relationships" xmlns:m="http://schemas.openxmlformats.org/officeDocument/2006/math" xmlns:v="urn:schemas-microsoft-com:vml" xmlns:wp14="http://schemas.microsoft.com/office/word/2010/wordprocessingDrawing" xmlns:wp="http://schemas.openxmlformats.org/drawingml/2006/wordprocessingDrawing" xmlns:w10="urn:schemas-microsoft-com:office:word" xmlns:w="http://schemas.openxmlformats.org/wordprocessingml/2006/main" xmlns:w14="http://schemas.microsoft.com/office/word/2010/wordml" xmlns:w15="http://schemas.microsoft.com/office/word/2012/wordml" xmlns:w16se="http://schemas.microsoft.com/office/word/2015/wordml/symex" xmlns:wpg="http://schemas.microsoft.com/office/word/2010/wordprocessingGroup" xmlns:wpi="http://schemas.microsoft.com/office/word/2010/wordprocessingInk" xmlns:wne="http://schemas.microsoft.com/office/word/2006/wordml" xmlns:wps="http://schemas.microsoft.com/office/word/2010/wordprocessingShape" mc:Ignorable="w14 w15 w16se wp14">
+  <w:abstractNum w:abstractNumId="0" w15:restartNumberingAfterBreak="0">
+    <w:nsid w:val="1C10472C"/>
+    <w:multiLevelType w:val="hybridMultilevel"/>
+    <w:tmpl w:val="9DD44154"/>
+    <w:lvl w:ilvl="0" w:tplc="5A5CF8F0">
+      <w:numFmt w:val="bullet"/>
+      <w:lvlText w:val=""/>
+      <w:lvlJc w:val="left"/>
+      <w:pPr>
+        <w:ind w:left="720" w:hanging="360"/>
+      </w:pPr>
+      <w:rPr>
+        <w:rFonts w:ascii="Wingdings" w:eastAsiaTheme="minorHAnsi" w:hAnsi="Wingdings" w:cs="Times New Roman" w:hint="default"/>
+      </w:rPr>
+    </w:lvl>
+    <w:lvl w:ilvl="1" w:tplc="04090003" w:tentative="1">
+      <w:start w:val="1"/>
+      <w:numFmt w:val="bullet"/>
+      <w:lvlText w:val="o"/>
+      <w:lvlJc w:val="left"/>
+      <w:pPr>
+        <w:ind w:left="1440" w:hanging="360"/>
+      </w:pPr>
+      <w:rPr>
+        <w:rFonts w:ascii="Courier New" w:hAnsi="Courier New" w:cs="Courier New" w:hint="default"/>
+      </w:rPr>
+    </w:lvl>
+    <w:lvl w:ilvl="2" w:tplc="04090005" w:tentative="1">
+      <w:start w:val="1"/>
+      <w:numFmt w:val="bullet"/>
+      <w:lvlText w:val=""/>
+      <w:lvlJc w:val="left"/>
+      <w:pPr>
+        <w:ind w:left="2160" w:hanging="360"/>
+      </w:pPr>
+      <w:rPr>
+        <w:rFonts w:ascii="Wingdings" w:hAnsi="Wingdings" w:hint="default"/>
+      </w:rPr>
+    </w:lvl>
+    <w:lvl w:ilvl="3" w:tplc="04090001" w:tentative="1">
+      <w:start w:val="1"/>
+      <w:numFmt w:val="bullet"/>
+      <w:lvlText w:val=""/>
+      <w:lvlJc w:val="left"/>
+      <w:pPr>
+        <w:ind w:left="2880" w:hanging="360"/>
+      </w:pPr>
+      <w:rPr>
+        <w:rFonts w:ascii="Symbol" w:hAnsi="Symbol" w:hint="default"/>
+      </w:rPr>
+    </w:lvl>
+    <w:lvl w:ilvl="4" w:tplc="04090003" w:tentative="1">
+      <w:start w:val="1"/>
+      <w:numFmt w:val="bullet"/>
+      <w:lvlText w:val="o"/>
+      <w:lvlJc w:val="left"/>
+      <w:pPr>
+        <w:ind w:left="3600" w:hanging="360"/>
+      </w:pPr>
+      <w:rPr>
+        <w:rFonts w:ascii="Courier New" w:hAnsi="Courier New" w:cs="Courier New" w:hint="default"/>
+      </w:rPr>
+    </w:lvl>
+    <w:lvl w:ilvl="5" w:tplc="04090005" w:tentative="1">
+      <w:start w:val="1"/>
+      <w:numFmt w:val="bullet"/>
+      <w:lvlText w:val=""/>
+      <w:lvlJc w:val="left"/>
+      <w:pPr>
+        <w:ind w:left="4320" w:hanging="360"/>
+      </w:pPr>
+      <w:rPr>
+        <w:rFonts w:ascii="Wingdings" w:hAnsi="Wingdings" w:hint="default"/>
+      </w:rPr>
+    </w:lvl>
+    <w:lvl w:ilvl="6" w:tplc="04090001" w:tentative="1">
+      <w:start w:val="1"/>
+      <w:numFmt w:val="bullet"/>
+      <w:lvlText w:val=""/>
+      <w:lvlJc w:val="left"/>
+      <w:pPr>
+        <w:ind w:left="5040" w:hanging="360"/>
+      </w:pPr>
+      <w:rPr>
+        <w:rFonts w:ascii="Symbol" w:hAnsi="Symbol" w:hint="default"/>
+      </w:rPr>
+    </w:lvl>
+    <w:lvl w:ilvl="7" w:tplc="04090003" w:tentative="1">
+      <w:start w:val="1"/>
+      <w:numFmt w:val="bullet"/>
+      <w:lvlText w:val="o"/>
+      <w:lvlJc w:val="left"/>
+      <w:pPr>
+        <w:ind w:left="5760" w:hanging="360"/>
+      </w:pPr>
+      <w:rPr>
+        <w:rFonts w:ascii="Courier New" w:hAnsi="Courier New" w:cs="Courier New" w:hint="default"/>
+      </w:rPr>
+    </w:lvl>
+    <w:lvl w:ilvl="8" w:tplc="04090005" w:tentative="1">
+      <w:start w:val="1"/>
+      <w:numFmt w:val="bullet"/>
+      <w:lvlText w:val=""/>
+      <w:lvlJc w:val="left"/>
+      <w:pPr>
+        <w:ind w:left="6480" w:hanging="360"/>
+      </w:pPr>
+      <w:rPr>
+        <w:rFonts w:ascii="Wingdings" w:hAnsi="Wingdings" w:hint="default"/>
+      </w:rPr>
+    </w:lvl>
+  </w:abstractNum>
+  <w:abstractNum w:abstractNumId="1" w15:restartNumberingAfterBreak="0">
+    <w:nsid w:val="2EA17FB3"/>
+    <w:multiLevelType w:val="hybridMultilevel"/>
+    <w:tmpl w:val="D13C8AFC"/>
+    <w:lvl w:ilvl="0" w:tplc="0409000F">
+      <w:start w:val="1"/>
+      <w:numFmt w:val="decimal"/>
+      <w:lvlText w:val="%1."/>
+      <w:lvlJc w:val="left"/>
+      <w:pPr>
+        <w:ind w:left="720" w:hanging="360"/>
+      </w:pPr>
+      <w:rPr>
+        <w:rFonts w:hint="default"/>
+      </w:rPr>
+    </w:lvl>
+    <w:lvl w:ilvl="1" w:tplc="04090019" w:tentative="1">
+      <w:start w:val="1"/>
+      <w:numFmt w:val="lowerLetter"/>
+      <w:lvlText w:val="%2."/>
+      <w:lvlJc w:val="left"/>
+      <w:pPr>
+        <w:ind w:left="1440" w:hanging="360"/>
+      </w:pPr>
+    </w:lvl>
+    <w:lvl w:ilvl="2" w:tplc="0409001B" w:tentative="1">
+      <w:start w:val="1"/>
+      <w:numFmt w:val="lowerRoman"/>
+      <w:lvlText w:val="%3."/>
+      <w:lvlJc w:val="right"/>
+      <w:pPr>
+        <w:ind w:left="2160" w:hanging="180"/>
+      </w:pPr>
+    </w:lvl>
+    <w:lvl w:ilvl="3" w:tplc="0409000F" w:tentative="1">
+      <w:start w:val="1"/>
+      <w:numFmt w:val="decimal"/>
+      <w:lvlText w:val="%4."/>
+      <w:lvlJc w:val="left"/>
+      <w:pPr>
+        <w:ind w:left="2880" w:hanging="360"/>
+      </w:pPr>
+    </w:lvl>
+    <w:lvl w:ilvl="4" w:tplc="04090019" w:tentative="1">
+      <w:start w:val="1"/>
+      <w:numFmt w:val="lowerLetter"/>
+      <w:lvlText w:val="%5."/>
+      <w:lvlJc w:val="left"/>
+      <w:pPr>
+        <w:ind w:left="3600" w:hanging="360"/>
+      </w:pPr>
+    </w:lvl>
+    <w:lvl w:ilvl="5" w:tplc="0409001B" w:tentative="1">
+      <w:start w:val="1"/>
+      <w:numFmt w:val="lowerRoman"/>
+      <w:lvlText w:val="%6."/>
+      <w:lvlJc w:val="right"/>
+      <w:pPr>
+        <w:ind w:left="4320" w:hanging="180"/>
+      </w:pPr>
+    </w:lvl>
+    <w:lvl w:ilvl="6" w:tplc="0409000F" w:tentative="1">
+      <w:start w:val="1"/>
+      <w:numFmt w:val="decimal"/>
+      <w:lvlText w:val="%7."/>
+      <w:lvlJc w:val="left"/>
+      <w:pPr>
+        <w:ind w:left="5040" w:hanging="360"/>
+      </w:pPr>
+    </w:lvl>
+    <w:lvl w:ilvl="7" w:tplc="04090019" w:tentative="1">
+      <w:start w:val="1"/>
+      <w:numFmt w:val="lowerLetter"/>
+      <w:lvlText w:val="%8."/>
+      <w:lvlJc w:val="left"/>
+      <w:pPr>
+        <w:ind w:left="5760" w:hanging="360"/>
+      </w:pPr>
+    </w:lvl>
+    <w:lvl w:ilvl="8" w:tplc="0409001B" w:tentative="1">
+      <w:start w:val="1"/>
+      <w:numFmt w:val="lowerRoman"/>
+      <w:lvlText w:val="%9."/>
+      <w:lvlJc w:val="right"/>
+      <w:pPr>
+        <w:ind w:left="6480" w:hanging="180"/>
+      </w:pPr>
+    </w:lvl>
+  </w:abstractNum>
+  <w:abstractNum w:abstractNumId="2" w15:restartNumberingAfterBreak="0">
+    <w:nsid w:val="410E70E2"/>
+    <w:multiLevelType w:val="hybridMultilevel"/>
+    <w:tmpl w:val="C8E8F176"/>
+    <w:lvl w:ilvl="0" w:tplc="0409000B">
+      <w:start w:val="1"/>
+      <w:numFmt w:val="bullet"/>
+      <w:lvlText w:val=""/>
+      <w:lvlJc w:val="left"/>
+      <w:pPr>
+        <w:ind w:left="720" w:hanging="360"/>
+      </w:pPr>
+      <w:rPr>
+        <w:rFonts w:ascii="Wingdings" w:hAnsi="Wingdings" w:hint="default"/>
+      </w:rPr>
+    </w:lvl>
+    <w:lvl w:ilvl="1" w:tplc="04090003" w:tentative="1">
+      <w:start w:val="1"/>
+      <w:numFmt w:val="bullet"/>
+      <w:lvlText w:val="o"/>
+      <w:lvlJc w:val="left"/>
+      <w:pPr>
+        <w:ind w:left="1440" w:hanging="360"/>
+      </w:pPr>
+      <w:rPr>
+        <w:rFonts w:ascii="Courier New" w:hAnsi="Courier New" w:cs="Courier New" w:hint="default"/>
+      </w:rPr>
+    </w:lvl>
+    <w:lvl w:ilvl="2" w:tplc="04090005" w:tentative="1">
+      <w:start w:val="1"/>
+      <w:numFmt w:val="bullet"/>
+      <w:lvlText w:val=""/>
+      <w:lvlJc w:val="left"/>
+      <w:pPr>
+        <w:ind w:left="2160" w:hanging="360"/>
+      </w:pPr>
+      <w:rPr>
+        <w:rFonts w:ascii="Wingdings" w:hAnsi="Wingdings" w:hint="default"/>
+      </w:rPr>
+    </w:lvl>
+    <w:lvl w:ilvl="3" w:tplc="04090001" w:tentative="1">
+      <w:start w:val="1"/>
+      <w:numFmt w:val="bullet"/>
+      <w:lvlText w:val=""/>
+      <w:lvlJc w:val="left"/>
+      <w:pPr>
+        <w:ind w:left="2880" w:hanging="360"/>
+      </w:pPr>
+      <w:rPr>
+        <w:rFonts w:ascii="Symbol" w:hAnsi="Symbol" w:hint="default"/>
+      </w:rPr>
+    </w:lvl>
+    <w:lvl w:ilvl="4" w:tplc="04090003" w:tentative="1">
+      <w:start w:val="1"/>
+      <w:numFmt w:val="bullet"/>
+      <w:lvlText w:val="o"/>
+      <w:lvlJc w:val="left"/>
+      <w:pPr>
+        <w:ind w:left="3600" w:hanging="360"/>
+      </w:pPr>
+      <w:rPr>
+        <w:rFonts w:ascii="Courier New" w:hAnsi="Courier New" w:cs="Courier New" w:hint="default"/>
+      </w:rPr>
+    </w:lvl>
+    <w:lvl w:ilvl="5" w:tplc="04090005" w:tentative="1">
+      <w:start w:val="1"/>
+      <w:numFmt w:val="bullet"/>
+      <w:lvlText w:val=""/>
+      <w:lvlJc w:val="left"/>
+      <w:pPr>
+        <w:ind w:left="4320" w:hanging="360"/>
+      </w:pPr>
+      <w:rPr>
+        <w:rFonts w:ascii="Wingdings" w:hAnsi="Wingdings" w:hint="default"/>
+      </w:rPr>
+    </w:lvl>
+    <w:lvl w:ilvl="6" w:tplc="04090001" w:tentative="1">
+      <w:start w:val="1"/>
+      <w:numFmt w:val="bullet"/>
+      <w:lvlText w:val=""/>
+      <w:lvlJc w:val="left"/>
+      <w:pPr>
+        <w:ind w:left="5040" w:hanging="360"/>
+      </w:pPr>
+      <w:rPr>
+        <w:rFonts w:ascii="Symbol" w:hAnsi="Symbol" w:hint="default"/>
+      </w:rPr>
+    </w:lvl>
+    <w:lvl w:ilvl="7" w:tplc="04090003" w:tentative="1">
+      <w:start w:val="1"/>
+      <w:numFmt w:val="bullet"/>
+      <w:lvlText w:val="o"/>
+      <w:lvlJc w:val="left"/>
+      <w:pPr>
+        <w:ind w:left="5760" w:hanging="360"/>
+      </w:pPr>
+      <w:rPr>
+        <w:rFonts w:ascii="Courier New" w:hAnsi="Courier New" w:cs="Courier New" w:hint="default"/>
+      </w:rPr>
+    </w:lvl>
+    <w:lvl w:ilvl="8" w:tplc="04090005" w:tentative="1">
+      <w:start w:val="1"/>
+      <w:numFmt w:val="bullet"/>
+      <w:lvlText w:val=""/>
+      <w:lvlJc w:val="left"/>
+      <w:pPr>
+        <w:ind w:left="6480" w:hanging="360"/>
+      </w:pPr>
+      <w:rPr>
+        <w:rFonts w:ascii="Wingdings" w:hAnsi="Wingdings" w:hint="default"/>
+      </w:rPr>
+    </w:lvl>
+  </w:abstractNum>
+  <w:abstractNum w:abstractNumId="3" w15:restartNumberingAfterBreak="0">
+    <w:nsid w:val="565C40D8"/>
+    <w:multiLevelType w:val="hybridMultilevel"/>
+    <w:tmpl w:val="CCCAF5DC"/>
+    <w:lvl w:ilvl="0" w:tplc="5A5CF8F0">
+      <w:numFmt w:val="bullet"/>
+      <w:lvlText w:val=""/>
+      <w:lvlJc w:val="left"/>
+      <w:pPr>
+        <w:ind w:left="720" w:hanging="360"/>
+      </w:pPr>
+      <w:rPr>
+        <w:rFonts w:ascii="Wingdings" w:eastAsiaTheme="minorHAnsi" w:hAnsi="Wingdings" w:cs="Times New Roman" w:hint="default"/>
+      </w:rPr>
+    </w:lvl>
+    <w:lvl w:ilvl="1" w:tplc="04090003" w:tentative="1">
+      <w:start w:val="1"/>
+      <w:numFmt w:val="bullet"/>
+      <w:lvlText w:val="o"/>
+      <w:lvlJc w:val="left"/>
+      <w:pPr>
+        <w:ind w:left="1440" w:hanging="360"/>
+      </w:pPr>
+      <w:rPr>
+        <w:rFonts w:ascii="Courier New" w:hAnsi="Courier New" w:cs="Courier New" w:hint="default"/>
+      </w:rPr>
+    </w:lvl>
+    <w:lvl w:ilvl="2" w:tplc="04090005" w:tentative="1">
+      <w:start w:val="1"/>
+      <w:numFmt w:val="bullet"/>
+      <w:lvlText w:val=""/>
+      <w:lvlJc w:val="left"/>
+      <w:pPr>
+        <w:ind w:left="2160" w:hanging="360"/>
+      </w:pPr>
+      <w:rPr>
+        <w:rFonts w:ascii="Wingdings" w:hAnsi="Wingdings" w:hint="default"/>
+      </w:rPr>
+    </w:lvl>
+    <w:lvl w:ilvl="3" w:tplc="04090001" w:tentative="1">
+      <w:start w:val="1"/>
+      <w:numFmt w:val="bullet"/>
+      <w:lvlText w:val=""/>
+      <w:lvlJc w:val="left"/>
+      <w:pPr>
+        <w:ind w:left="2880" w:hanging="360"/>
+      </w:pPr>
+      <w:rPr>
+        <w:rFonts w:ascii="Symbol" w:hAnsi="Symbol" w:hint="default"/>
+      </w:rPr>
+    </w:lvl>
+    <w:lvl w:ilvl="4" w:tplc="04090003" w:tentative="1">
+      <w:start w:val="1"/>
+      <w:numFmt w:val="bullet"/>
+      <w:lvlText w:val="o"/>
+      <w:lvlJc w:val="left"/>
+      <w:pPr>
+        <w:ind w:left="3600" w:hanging="360"/>
+      </w:pPr>
+      <w:rPr>
+        <w:rFonts w:ascii="Courier New" w:hAnsi="Courier New" w:cs="Courier New" w:hint="default"/>
+      </w:rPr>
+    </w:lvl>
+    <w:lvl w:ilvl="5" w:tplc="04090005" w:tentative="1">
+      <w:start w:val="1"/>
+      <w:numFmt w:val="bullet"/>
+      <w:lvlText w:val=""/>
+      <w:lvlJc w:val="left"/>
+      <w:pPr>
+        <w:ind w:left="4320" w:hanging="360"/>
+      </w:pPr>
+      <w:rPr>
+        <w:rFonts w:ascii="Wingdings" w:hAnsi="Wingdings" w:hint="default"/>
+      </w:rPr>
+    </w:lvl>
+    <w:lvl w:ilvl="6" w:tplc="04090001" w:tentative="1">
+      <w:start w:val="1"/>
+      <w:numFmt w:val="bullet"/>
+      <w:lvlText w:val=""/>
+      <w:lvlJc w:val="left"/>
+      <w:pPr>
+        <w:ind w:left="5040" w:hanging="360"/>
+      </w:pPr>
+      <w:rPr>
+        <w:rFonts w:ascii="Symbol" w:hAnsi="Symbol" w:hint="default"/>
+      </w:rPr>
+    </w:lvl>
+    <w:lvl w:ilvl="7" w:tplc="04090003" w:tentative="1">
+      <w:start w:val="1"/>
+      <w:numFmt w:val="bullet"/>
+      <w:lvlText w:val="o"/>
+      <w:lvlJc w:val="left"/>
+      <w:pPr>
+        <w:ind w:left="5760" w:hanging="360"/>
+      </w:pPr>
+      <w:rPr>
+        <w:rFonts w:ascii="Courier New" w:hAnsi="Courier New" w:cs="Courier New" w:hint="default"/>
+      </w:rPr>
+    </w:lvl>
+    <w:lvl w:ilvl="8" w:tplc="04090005" w:tentative="1">
+      <w:start w:val="1"/>
+      <w:numFmt w:val="bullet"/>
+      <w:lvlText w:val=""/>
+      <w:lvlJc w:val="left"/>
+      <w:pPr>
+        <w:ind w:left="6480" w:hanging="360"/>
+      </w:pPr>
+      <w:rPr>
+        <w:rFonts w:ascii="Wingdings" w:hAnsi="Wingdings" w:hint="default"/>
+      </w:rPr>
+    </w:lvl>
+  </w:abstractNum>
+  <w:num w:numId="1">
+    <w:abstractNumId w:val="0"/>
+  </w:num>
+  <w:num w:numId="2">
+    <w:abstractNumId w:val="1"/>
+  </w:num>
+  <w:num w:numId="3">
+    <w:abstractNumId w:val="3"/>
+  </w:num>
+  <w:num w:numId="4">
+    <w:abstractNumId w:val="2"/>
+  </w:num>
+</w:numbering>
 </file>
 
 <file path=word/styles.xml><?xml version="1.0" encoding="utf-8"?>
@@ -566,7 +9323,6 @@
   <w:style w:type="character" w:default="1" w:styleId="DefaultParagraphFont">
     <w:name w:val="Default Paragraph Font"/>
     <w:uiPriority w:val="1"/>
-    <w:semiHidden/>
     <w:unhideWhenUsed/>
   </w:style>
   <w:style w:type="table" w:default="1" w:styleId="TableNormal">
@@ -589,6 +9345,29 @@
     <w:uiPriority w:val="99"/>
     <w:semiHidden/>
     <w:unhideWhenUsed/>
+  </w:style>
+  <w:style w:type="character" w:styleId="Hyperlink">
+    <w:name w:val="Hyperlink"/>
+    <w:basedOn w:val="DefaultParagraphFont"/>
+    <w:uiPriority w:val="99"/>
+    <w:semiHidden/>
+    <w:unhideWhenUsed/>
+    <w:rsid w:val="00CA1DC0"/>
+    <w:rPr>
+      <w:color w:val="0066CC"/>
+      <w:u w:val="single"/>
+    </w:rPr>
+  </w:style>
+  <w:style w:type="paragraph" w:styleId="ListParagraph">
+    <w:name w:val="List Paragraph"/>
+    <w:basedOn w:val="Normal"/>
+    <w:uiPriority w:val="34"/>
+    <w:qFormat/>
+    <w:rsid w:val="00BE3089"/>
+    <w:pPr>
+      <w:ind w:left="720"/>
+      <w:contextualSpacing/>
+    </w:pPr>
   </w:style>
 </w:styles>
 </file>
